--- a/Linux записи.docx
+++ b/Linux записи.docx
@@ -1,6 +1,6 @@
 
 <file path=word/document.xml><?xml version="1.0" encoding="utf-8"?>
-<w:document xmlns:wpc="http://schemas.microsoft.com/office/word/2010/wordprocessingCanvas" xmlns:mc="http://schemas.openxmlformats.org/markup-compatibility/2006" xmlns:o="urn:schemas-microsoft-com:office:office" xmlns:r="http://schemas.openxmlformats.org/officeDocument/2006/relationships" xmlns:m="http://schemas.openxmlformats.org/officeDocument/2006/math" xmlns:v="urn:schemas-microsoft-com:vml" xmlns:wp14="http://schemas.microsoft.com/office/word/2010/wordprocessingDrawing" xmlns:wp="http://schemas.openxmlformats.org/drawingml/2006/wordprocessingDrawing" xmlns:w10="urn:schemas-microsoft-com:office:word" xmlns:w="http://schemas.openxmlformats.org/wordprocessingml/2006/main" xmlns:w14="http://schemas.microsoft.com/office/word/2010/wordml" xmlns:w15="http://schemas.microsoft.com/office/word/2012/wordml" xmlns:wpg="http://schemas.microsoft.com/office/word/2010/wordprocessingGroup" xmlns:wpi="http://schemas.microsoft.com/office/word/2010/wordprocessingInk" xmlns:wne="http://schemas.microsoft.com/office/word/2006/wordml" xmlns:wps="http://schemas.microsoft.com/office/word/2010/wordprocessingShape" mc:Ignorable="w14 w15 wp14">
+<w:document xmlns:wpc="http://schemas.microsoft.com/office/word/2010/wordprocessingCanvas" xmlns:cx="http://schemas.microsoft.com/office/drawing/2014/chartex" xmlns:mc="http://schemas.openxmlformats.org/markup-compatibility/2006" xmlns:o="urn:schemas-microsoft-com:office:office" xmlns:r="http://schemas.openxmlformats.org/officeDocument/2006/relationships" xmlns:m="http://schemas.openxmlformats.org/officeDocument/2006/math" xmlns:v="urn:schemas-microsoft-com:vml" xmlns:wp14="http://schemas.microsoft.com/office/word/2010/wordprocessingDrawing" xmlns:wp="http://schemas.openxmlformats.org/drawingml/2006/wordprocessingDrawing" xmlns:w10="urn:schemas-microsoft-com:office:word" xmlns:w="http://schemas.openxmlformats.org/wordprocessingml/2006/main" xmlns:w14="http://schemas.microsoft.com/office/word/2010/wordml" xmlns:w15="http://schemas.microsoft.com/office/word/2012/wordml" xmlns:w16se="http://schemas.microsoft.com/office/word/2015/wordml/symex" xmlns:wpg="http://schemas.microsoft.com/office/word/2010/wordprocessingGroup" xmlns:wpi="http://schemas.microsoft.com/office/word/2010/wordprocessingInk" xmlns:wne="http://schemas.microsoft.com/office/word/2006/wordml" xmlns:wps="http://schemas.microsoft.com/office/word/2010/wordprocessingShape" mc:Ignorable="w14 w15 w16se wp14">
   <w:body>
     <w:p>
       <w:pPr>
@@ -28,8 +28,6 @@
           <w:lang w:val="en-US"/>
         </w:rPr>
       </w:pPr>
-      <w:bookmarkStart w:id="0" w:name="_GoBack"/>
-      <w:bookmarkEnd w:id="0"/>
     </w:p>
     <w:p>
       <w:pPr>
@@ -75,12 +73,14 @@
         </w:rPr>
         <w:t xml:space="preserve"> </w:t>
       </w:r>
+      <w:proofErr w:type="spellStart"/>
       <w:r>
         <w:rPr>
           <w:lang w:val="en-US"/>
         </w:rPr>
         <w:t>ssh</w:t>
       </w:r>
+      <w:proofErr w:type="spellEnd"/>
       <w:r>
         <w:rPr>
           <w:lang w:val="en-US"/>
@@ -94,8 +94,9 @@
           <w:shd w:val="clear" w:color="auto" w:fill="EBF8FF"/>
           <w:lang w:val="en-US"/>
         </w:rPr>
-        <w:t xml:space="preserve">/etc/ssh/sshd_config </w:t>
-      </w:r>
+        <w:t>/</w:t>
+      </w:r>
+      <w:proofErr w:type="spellStart"/>
       <w:r>
         <w:rPr>
           <w:rFonts w:ascii="Consolas" w:hAnsi="Consolas" w:cs="Consolas"/>
@@ -103,102 +104,9 @@
           <w:shd w:val="clear" w:color="auto" w:fill="EBF8FF"/>
           <w:lang w:val="en-US"/>
         </w:rPr>
-        <w:t xml:space="preserve">   </w:t>
-      </w:r>
-      <w:r>
-        <w:rPr>
-          <w:rStyle w:val="a3"/>
-          <w:rFonts w:ascii="Arial" w:hAnsi="Arial" w:cs="Arial"/>
-          <w:color w:val="666D70"/>
-          <w:sz w:val="21"/>
-          <w:szCs w:val="21"/>
-          <w:shd w:val="clear" w:color="auto" w:fill="FFFFFF"/>
-          <w:lang w:val="en-US"/>
-        </w:rPr>
-        <w:t>PermitRootLogin</w:t>
-      </w:r>
-      <w:r>
-        <w:rPr>
-          <w:rStyle w:val="a3"/>
-          <w:rFonts w:ascii="Arial" w:hAnsi="Arial" w:cs="Arial"/>
-          <w:color w:val="666D70"/>
-          <w:sz w:val="21"/>
-          <w:szCs w:val="21"/>
-          <w:shd w:val="clear" w:color="auto" w:fill="FFFFFF"/>
-          <w:lang w:val="en-US"/>
-        </w:rPr>
-        <w:t xml:space="preserve"> yes</w:t>
-      </w:r>
-    </w:p>
-    <w:p>
-      <w:pPr>
-        <w:pStyle w:val="HTML"/>
-        <w:shd w:val="clear" w:color="auto" w:fill="FFFFFF"/>
-        <w:rPr>
-          <w:rStyle w:val="a3"/>
-          <w:rFonts w:ascii="Arial" w:hAnsi="Arial" w:cs="Arial"/>
-          <w:b w:val="0"/>
-          <w:color w:val="666D70"/>
-          <w:sz w:val="21"/>
-          <w:szCs w:val="21"/>
-          <w:shd w:val="clear" w:color="auto" w:fill="FFFFFF"/>
-          <w:lang w:val="en-US"/>
-        </w:rPr>
-      </w:pPr>
-    </w:p>
-    <w:p>
-      <w:pPr>
-        <w:pStyle w:val="HTML"/>
-        <w:shd w:val="clear" w:color="auto" w:fill="FFFFFF"/>
-        <w:rPr>
-          <w:rStyle w:val="a3"/>
-          <w:rFonts w:ascii="Arial" w:hAnsi="Arial" w:cs="Arial"/>
-          <w:b w:val="0"/>
-          <w:color w:val="666D70"/>
-          <w:sz w:val="21"/>
-          <w:szCs w:val="21"/>
-          <w:shd w:val="clear" w:color="auto" w:fill="FFFFFF"/>
-          <w:lang w:val="en-US"/>
-        </w:rPr>
-      </w:pPr>
-      <w:r>
-        <w:rPr>
-          <w:rStyle w:val="a3"/>
-          <w:rFonts w:ascii="Arial" w:hAnsi="Arial" w:cs="Arial"/>
-          <w:b w:val="0"/>
-          <w:color w:val="666D70"/>
-          <w:sz w:val="21"/>
-          <w:szCs w:val="21"/>
-          <w:shd w:val="clear" w:color="auto" w:fill="FFFFFF"/>
-        </w:rPr>
-        <w:t>Порт</w:t>
-      </w:r>
-      <w:r>
-        <w:rPr>
-          <w:rStyle w:val="a3"/>
-          <w:rFonts w:ascii="Arial" w:hAnsi="Arial" w:cs="Arial"/>
-          <w:b w:val="0"/>
-          <w:color w:val="666D70"/>
-          <w:sz w:val="21"/>
-          <w:szCs w:val="21"/>
-          <w:shd w:val="clear" w:color="auto" w:fill="FFFFFF"/>
-          <w:lang w:val="en-US"/>
-        </w:rPr>
-        <w:t xml:space="preserve"> </w:t>
-      </w:r>
-      <w:r>
-        <w:rPr>
-          <w:rStyle w:val="a3"/>
-          <w:rFonts w:ascii="Arial" w:hAnsi="Arial" w:cs="Arial"/>
-          <w:b w:val="0"/>
-          <w:color w:val="666D70"/>
-          <w:sz w:val="21"/>
-          <w:szCs w:val="21"/>
-          <w:shd w:val="clear" w:color="auto" w:fill="FFFFFF"/>
-          <w:lang w:val="en-US"/>
-        </w:rPr>
-        <w:t xml:space="preserve">ssh </w:t>
-      </w:r>
+        <w:t>etc</w:t>
+      </w:r>
+      <w:proofErr w:type="spellEnd"/>
       <w:r>
         <w:rPr>
           <w:rFonts w:ascii="Consolas" w:hAnsi="Consolas" w:cs="Consolas"/>
@@ -206,8 +114,9 @@
           <w:shd w:val="clear" w:color="auto" w:fill="EBF8FF"/>
           <w:lang w:val="en-US"/>
         </w:rPr>
-        <w:t>/etc/ssh/ssh</w:t>
-      </w:r>
+        <w:t>/</w:t>
+      </w:r>
+      <w:proofErr w:type="spellStart"/>
       <w:r>
         <w:rPr>
           <w:rFonts w:ascii="Consolas" w:hAnsi="Consolas" w:cs="Consolas"/>
@@ -215,8 +124,227 @@
           <w:shd w:val="clear" w:color="auto" w:fill="EBF8FF"/>
           <w:lang w:val="en-US"/>
         </w:rPr>
+        <w:t>ssh</w:t>
+      </w:r>
+      <w:proofErr w:type="spellEnd"/>
+      <w:r>
+        <w:rPr>
+          <w:rFonts w:ascii="Consolas" w:hAnsi="Consolas" w:cs="Consolas"/>
+          <w:color w:val="5A7B8C"/>
+          <w:shd w:val="clear" w:color="auto" w:fill="EBF8FF"/>
+          <w:lang w:val="en-US"/>
+        </w:rPr>
+        <w:t>/</w:t>
+      </w:r>
+      <w:proofErr w:type="spellStart"/>
+      <w:r>
+        <w:rPr>
+          <w:rFonts w:ascii="Consolas" w:hAnsi="Consolas" w:cs="Consolas"/>
+          <w:color w:val="5A7B8C"/>
+          <w:shd w:val="clear" w:color="auto" w:fill="EBF8FF"/>
+          <w:lang w:val="en-US"/>
+        </w:rPr>
+        <w:t>sshd_config</w:t>
+      </w:r>
+      <w:proofErr w:type="spellEnd"/>
+      <w:r>
+        <w:rPr>
+          <w:rFonts w:ascii="Consolas" w:hAnsi="Consolas" w:cs="Consolas"/>
+          <w:color w:val="5A7B8C"/>
+          <w:shd w:val="clear" w:color="auto" w:fill="EBF8FF"/>
+          <w:lang w:val="en-US"/>
+        </w:rPr>
+        <w:t xml:space="preserve"> </w:t>
+      </w:r>
+      <w:r>
+        <w:rPr>
+          <w:rFonts w:ascii="Consolas" w:hAnsi="Consolas" w:cs="Consolas"/>
+          <w:color w:val="5A7B8C"/>
+          <w:shd w:val="clear" w:color="auto" w:fill="EBF8FF"/>
+          <w:lang w:val="en-US"/>
+        </w:rPr>
+        <w:t xml:space="preserve">   </w:t>
+      </w:r>
+      <w:proofErr w:type="spellStart"/>
+      <w:r>
+        <w:rPr>
+          <w:rStyle w:val="a3"/>
+          <w:rFonts w:ascii="Arial" w:hAnsi="Arial" w:cs="Arial"/>
+          <w:color w:val="666D70"/>
+          <w:sz w:val="21"/>
+          <w:szCs w:val="21"/>
+          <w:shd w:val="clear" w:color="auto" w:fill="FFFFFF"/>
+          <w:lang w:val="en-US"/>
+        </w:rPr>
+        <w:t>PermitRootLogin</w:t>
+      </w:r>
+      <w:proofErr w:type="spellEnd"/>
+      <w:r>
+        <w:rPr>
+          <w:rStyle w:val="a3"/>
+          <w:rFonts w:ascii="Arial" w:hAnsi="Arial" w:cs="Arial"/>
+          <w:color w:val="666D70"/>
+          <w:sz w:val="21"/>
+          <w:szCs w:val="21"/>
+          <w:shd w:val="clear" w:color="auto" w:fill="FFFFFF"/>
+          <w:lang w:val="en-US"/>
+        </w:rPr>
+        <w:t xml:space="preserve"> yes</w:t>
+      </w:r>
+    </w:p>
+    <w:p>
+      <w:pPr>
+        <w:pStyle w:val="HTML"/>
+        <w:shd w:val="clear" w:color="auto" w:fill="FFFFFF"/>
+        <w:rPr>
+          <w:rStyle w:val="a3"/>
+          <w:rFonts w:ascii="Arial" w:hAnsi="Arial" w:cs="Arial"/>
+          <w:b w:val="0"/>
+          <w:color w:val="666D70"/>
+          <w:sz w:val="21"/>
+          <w:szCs w:val="21"/>
+          <w:shd w:val="clear" w:color="auto" w:fill="FFFFFF"/>
+          <w:lang w:val="en-US"/>
+        </w:rPr>
+      </w:pPr>
+    </w:p>
+    <w:p>
+      <w:pPr>
+        <w:pStyle w:val="HTML"/>
+        <w:shd w:val="clear" w:color="auto" w:fill="FFFFFF"/>
+        <w:rPr>
+          <w:rStyle w:val="a3"/>
+          <w:rFonts w:ascii="Arial" w:hAnsi="Arial" w:cs="Arial"/>
+          <w:b w:val="0"/>
+          <w:color w:val="666D70"/>
+          <w:sz w:val="21"/>
+          <w:szCs w:val="21"/>
+          <w:shd w:val="clear" w:color="auto" w:fill="FFFFFF"/>
+          <w:lang w:val="en-US"/>
+        </w:rPr>
+      </w:pPr>
+      <w:r>
+        <w:rPr>
+          <w:rStyle w:val="a3"/>
+          <w:rFonts w:ascii="Arial" w:hAnsi="Arial" w:cs="Arial"/>
+          <w:b w:val="0"/>
+          <w:color w:val="666D70"/>
+          <w:sz w:val="21"/>
+          <w:szCs w:val="21"/>
+          <w:shd w:val="clear" w:color="auto" w:fill="FFFFFF"/>
+        </w:rPr>
+        <w:t>Порт</w:t>
+      </w:r>
+      <w:r>
+        <w:rPr>
+          <w:rStyle w:val="a3"/>
+          <w:rFonts w:ascii="Arial" w:hAnsi="Arial" w:cs="Arial"/>
+          <w:b w:val="0"/>
+          <w:color w:val="666D70"/>
+          <w:sz w:val="21"/>
+          <w:szCs w:val="21"/>
+          <w:shd w:val="clear" w:color="auto" w:fill="FFFFFF"/>
+          <w:lang w:val="en-US"/>
+        </w:rPr>
+        <w:t xml:space="preserve"> </w:t>
+      </w:r>
+      <w:proofErr w:type="spellStart"/>
+      <w:r>
+        <w:rPr>
+          <w:rStyle w:val="a3"/>
+          <w:rFonts w:ascii="Arial" w:hAnsi="Arial" w:cs="Arial"/>
+          <w:b w:val="0"/>
+          <w:color w:val="666D70"/>
+          <w:sz w:val="21"/>
+          <w:szCs w:val="21"/>
+          <w:shd w:val="clear" w:color="auto" w:fill="FFFFFF"/>
+          <w:lang w:val="en-US"/>
+        </w:rPr>
+        <w:t>ssh</w:t>
+      </w:r>
+      <w:proofErr w:type="spellEnd"/>
+      <w:r>
+        <w:rPr>
+          <w:rStyle w:val="a3"/>
+          <w:rFonts w:ascii="Arial" w:hAnsi="Arial" w:cs="Arial"/>
+          <w:b w:val="0"/>
+          <w:color w:val="666D70"/>
+          <w:sz w:val="21"/>
+          <w:szCs w:val="21"/>
+          <w:shd w:val="clear" w:color="auto" w:fill="FFFFFF"/>
+          <w:lang w:val="en-US"/>
+        </w:rPr>
+        <w:t xml:space="preserve"> </w:t>
+      </w:r>
+      <w:r>
+        <w:rPr>
+          <w:rFonts w:ascii="Consolas" w:hAnsi="Consolas" w:cs="Consolas"/>
+          <w:color w:val="5A7B8C"/>
+          <w:shd w:val="clear" w:color="auto" w:fill="EBF8FF"/>
+          <w:lang w:val="en-US"/>
+        </w:rPr>
+        <w:t>/</w:t>
+      </w:r>
+      <w:proofErr w:type="spellStart"/>
+      <w:r>
+        <w:rPr>
+          <w:rFonts w:ascii="Consolas" w:hAnsi="Consolas" w:cs="Consolas"/>
+          <w:color w:val="5A7B8C"/>
+          <w:shd w:val="clear" w:color="auto" w:fill="EBF8FF"/>
+          <w:lang w:val="en-US"/>
+        </w:rPr>
+        <w:t>etc</w:t>
+      </w:r>
+      <w:proofErr w:type="spellEnd"/>
+      <w:r>
+        <w:rPr>
+          <w:rFonts w:ascii="Consolas" w:hAnsi="Consolas" w:cs="Consolas"/>
+          <w:color w:val="5A7B8C"/>
+          <w:shd w:val="clear" w:color="auto" w:fill="EBF8FF"/>
+          <w:lang w:val="en-US"/>
+        </w:rPr>
+        <w:t>/</w:t>
+      </w:r>
+      <w:proofErr w:type="spellStart"/>
+      <w:r>
+        <w:rPr>
+          <w:rFonts w:ascii="Consolas" w:hAnsi="Consolas" w:cs="Consolas"/>
+          <w:color w:val="5A7B8C"/>
+          <w:shd w:val="clear" w:color="auto" w:fill="EBF8FF"/>
+          <w:lang w:val="en-US"/>
+        </w:rPr>
+        <w:t>ssh</w:t>
+      </w:r>
+      <w:proofErr w:type="spellEnd"/>
+      <w:r>
+        <w:rPr>
+          <w:rFonts w:ascii="Consolas" w:hAnsi="Consolas" w:cs="Consolas"/>
+          <w:color w:val="5A7B8C"/>
+          <w:shd w:val="clear" w:color="auto" w:fill="EBF8FF"/>
+          <w:lang w:val="en-US"/>
+        </w:rPr>
+        <w:t>/</w:t>
+      </w:r>
+      <w:proofErr w:type="spellStart"/>
+      <w:r>
+        <w:rPr>
+          <w:rFonts w:ascii="Consolas" w:hAnsi="Consolas" w:cs="Consolas"/>
+          <w:color w:val="5A7B8C"/>
+          <w:shd w:val="clear" w:color="auto" w:fill="EBF8FF"/>
+          <w:lang w:val="en-US"/>
+        </w:rPr>
+        <w:t>ssh</w:t>
+      </w:r>
+      <w:r>
+        <w:rPr>
+          <w:rFonts w:ascii="Consolas" w:hAnsi="Consolas" w:cs="Consolas"/>
+          <w:color w:val="5A7B8C"/>
+          <w:shd w:val="clear" w:color="auto" w:fill="EBF8FF"/>
+          <w:lang w:val="en-US"/>
+        </w:rPr>
         <w:t>_config</w:t>
       </w:r>
+      <w:proofErr w:type="spellEnd"/>
     </w:p>
     <w:p>
       <w:pPr>
@@ -267,6 +395,7 @@
           <w:lang w:val="en-US" w:eastAsia="ru-RU"/>
         </w:rPr>
       </w:pPr>
+      <w:proofErr w:type="spellStart"/>
       <w:r>
         <w:rPr>
           <w:rFonts w:ascii="Courier New" w:eastAsia="Times New Roman" w:hAnsi="Courier New" w:cs="Courier New"/>
@@ -276,84 +405,352 @@
           <w:bdr w:val="none" w:sz="0" w:space="0" w:color="auto" w:frame="1"/>
           <w:lang w:val="en-US" w:eastAsia="ru-RU"/>
         </w:rPr>
-        <w:t>sudo passwd root</w:t>
-      </w:r>
-    </w:p>
-    <w:p>
-      <w:pPr>
-        <w:pStyle w:val="HTML"/>
-        <w:shd w:val="clear" w:color="auto" w:fill="FFFFFF"/>
-        <w:rPr>
-          <w:rStyle w:val="a3"/>
-          <w:rFonts w:ascii="Arial" w:hAnsi="Arial" w:cs="Arial"/>
-          <w:b w:val="0"/>
-          <w:color w:val="666D70"/>
-          <w:sz w:val="21"/>
-          <w:szCs w:val="21"/>
-          <w:shd w:val="clear" w:color="auto" w:fill="FFFFFF"/>
-          <w:lang w:val="en-US"/>
-        </w:rPr>
-      </w:pPr>
-    </w:p>
-    <w:p>
-      <w:pPr>
-        <w:pStyle w:val="HTML"/>
-        <w:shd w:val="clear" w:color="auto" w:fill="FFFFFF"/>
-        <w:rPr>
-          <w:rStyle w:val="a3"/>
-          <w:rFonts w:ascii="Arial" w:hAnsi="Arial" w:cs="Arial"/>
-          <w:b w:val="0"/>
-          <w:color w:val="666D70"/>
-          <w:sz w:val="21"/>
-          <w:szCs w:val="21"/>
-          <w:shd w:val="clear" w:color="auto" w:fill="FFFFFF"/>
-          <w:lang w:val="en-US"/>
-        </w:rPr>
-      </w:pPr>
-    </w:p>
-    <w:p>
-      <w:pPr>
-        <w:pStyle w:val="HTML"/>
-        <w:shd w:val="clear" w:color="auto" w:fill="FFFFFF"/>
-        <w:rPr>
-          <w:rStyle w:val="a3"/>
-          <w:rFonts w:ascii="Arial" w:hAnsi="Arial" w:cs="Arial"/>
-          <w:b w:val="0"/>
-          <w:color w:val="666D70"/>
-          <w:sz w:val="21"/>
-          <w:szCs w:val="21"/>
-          <w:shd w:val="clear" w:color="auto" w:fill="FFFFFF"/>
-          <w:lang w:val="en-US"/>
-        </w:rPr>
-      </w:pPr>
-    </w:p>
-    <w:p>
-      <w:pPr>
-        <w:pStyle w:val="HTML"/>
-        <w:shd w:val="clear" w:color="auto" w:fill="FFFFFF"/>
-        <w:rPr>
-          <w:rStyle w:val="a3"/>
-          <w:rFonts w:ascii="Arial" w:hAnsi="Arial" w:cs="Arial"/>
-          <w:b w:val="0"/>
-          <w:color w:val="666D70"/>
-          <w:sz w:val="21"/>
-          <w:szCs w:val="21"/>
-          <w:shd w:val="clear" w:color="auto" w:fill="FFFFFF"/>
-          <w:lang w:val="en-US"/>
-        </w:rPr>
-      </w:pPr>
-      <w:r>
-        <w:rPr>
-          <w:rStyle w:val="a3"/>
-          <w:rFonts w:ascii="Arial" w:hAnsi="Arial" w:cs="Arial"/>
-          <w:b w:val="0"/>
-          <w:color w:val="666D70"/>
-          <w:sz w:val="21"/>
-          <w:szCs w:val="21"/>
-          <w:shd w:val="clear" w:color="auto" w:fill="FFFFFF"/>
-          <w:lang w:val="en-US"/>
-        </w:rPr>
-        <w:t>ctrl-L</w:t>
+        <w:t>sudo</w:t>
+      </w:r>
+      <w:proofErr w:type="spellEnd"/>
+      <w:r>
+        <w:rPr>
+          <w:rFonts w:ascii="Courier New" w:eastAsia="Times New Roman" w:hAnsi="Courier New" w:cs="Courier New"/>
+          <w:color w:val="000000"/>
+          <w:sz w:val="20"/>
+          <w:szCs w:val="20"/>
+          <w:bdr w:val="none" w:sz="0" w:space="0" w:color="auto" w:frame="1"/>
+          <w:lang w:val="en-US" w:eastAsia="ru-RU"/>
+        </w:rPr>
+        <w:t xml:space="preserve"> </w:t>
+      </w:r>
+      <w:proofErr w:type="spellStart"/>
+      <w:r>
+        <w:rPr>
+          <w:rFonts w:ascii="Courier New" w:eastAsia="Times New Roman" w:hAnsi="Courier New" w:cs="Courier New"/>
+          <w:color w:val="000000"/>
+          <w:sz w:val="20"/>
+          <w:szCs w:val="20"/>
+          <w:bdr w:val="none" w:sz="0" w:space="0" w:color="auto" w:frame="1"/>
+          <w:lang w:val="en-US" w:eastAsia="ru-RU"/>
+        </w:rPr>
+        <w:t>passwd</w:t>
+      </w:r>
+      <w:proofErr w:type="spellEnd"/>
+      <w:r>
+        <w:rPr>
+          <w:rFonts w:ascii="Courier New" w:eastAsia="Times New Roman" w:hAnsi="Courier New" w:cs="Courier New"/>
+          <w:color w:val="000000"/>
+          <w:sz w:val="20"/>
+          <w:szCs w:val="20"/>
+          <w:bdr w:val="none" w:sz="0" w:space="0" w:color="auto" w:frame="1"/>
+          <w:lang w:val="en-US" w:eastAsia="ru-RU"/>
+        </w:rPr>
+        <w:t xml:space="preserve"> root</w:t>
+      </w:r>
+    </w:p>
+    <w:p>
+      <w:pPr>
+        <w:pStyle w:val="HTML"/>
+        <w:shd w:val="clear" w:color="auto" w:fill="FFFFFF"/>
+        <w:rPr>
+          <w:rStyle w:val="a3"/>
+          <w:rFonts w:ascii="Arial" w:hAnsi="Arial" w:cs="Arial"/>
+          <w:b w:val="0"/>
+          <w:color w:val="666D70"/>
+          <w:sz w:val="21"/>
+          <w:szCs w:val="21"/>
+          <w:shd w:val="clear" w:color="auto" w:fill="FFFFFF"/>
+          <w:lang w:val="en-US"/>
+        </w:rPr>
+      </w:pPr>
+    </w:p>
+    <w:p>
+      <w:pPr>
+        <w:pStyle w:val="HTML"/>
+        <w:shd w:val="clear" w:color="auto" w:fill="FFFFFF"/>
+        <w:rPr>
+          <w:rStyle w:val="a3"/>
+          <w:rFonts w:ascii="Arial" w:hAnsi="Arial" w:cs="Arial"/>
+          <w:b w:val="0"/>
+          <w:color w:val="666D70"/>
+          <w:sz w:val="21"/>
+          <w:szCs w:val="21"/>
+          <w:shd w:val="clear" w:color="auto" w:fill="FFFFFF"/>
+          <w:lang w:val="en-US"/>
+        </w:rPr>
+      </w:pPr>
+      <w:r>
+        <w:rPr>
+          <w:rStyle w:val="a3"/>
+          <w:rFonts w:ascii="Arial" w:hAnsi="Arial" w:cs="Arial"/>
+          <w:b w:val="0"/>
+          <w:color w:val="666D70"/>
+          <w:sz w:val="21"/>
+          <w:szCs w:val="21"/>
+          <w:shd w:val="clear" w:color="auto" w:fill="FFFFFF"/>
+        </w:rPr>
+        <w:t xml:space="preserve">доступ только с внутренних </w:t>
+      </w:r>
+      <w:r>
+        <w:rPr>
+          <w:rStyle w:val="a3"/>
+          <w:rFonts w:ascii="Arial" w:hAnsi="Arial" w:cs="Arial"/>
+          <w:b w:val="0"/>
+          <w:color w:val="666D70"/>
+          <w:sz w:val="21"/>
+          <w:szCs w:val="21"/>
+          <w:shd w:val="clear" w:color="auto" w:fill="FFFFFF"/>
+          <w:lang w:val="en-US"/>
+        </w:rPr>
+        <w:t>IP</w:t>
+      </w:r>
+      <w:bookmarkStart w:id="0" w:name="_GoBack"/>
+      <w:bookmarkEnd w:id="0"/>
+    </w:p>
+    <w:p>
+      <w:pPr>
+        <w:pStyle w:val="HTML"/>
+        <w:shd w:val="clear" w:color="auto" w:fill="FFFFFF"/>
+        <w:rPr>
+          <w:rStyle w:val="a3"/>
+          <w:rFonts w:ascii="Arial" w:hAnsi="Arial" w:cs="Arial"/>
+          <w:b w:val="0"/>
+          <w:color w:val="666D70"/>
+          <w:sz w:val="21"/>
+          <w:szCs w:val="21"/>
+          <w:shd w:val="clear" w:color="auto" w:fill="FFFFFF"/>
+          <w:lang w:val="en-US"/>
+        </w:rPr>
+      </w:pPr>
+      <w:proofErr w:type="spellStart"/>
+      <w:r>
+        <w:rPr>
+          <w:rStyle w:val="a3"/>
+          <w:rFonts w:ascii="Arial" w:hAnsi="Arial" w:cs="Arial"/>
+          <w:b w:val="0"/>
+          <w:color w:val="666D70"/>
+          <w:sz w:val="21"/>
+          <w:szCs w:val="21"/>
+          <w:shd w:val="clear" w:color="auto" w:fill="FFFFFF"/>
+          <w:lang w:val="en-US"/>
+        </w:rPr>
+        <w:t>PasswordAuthentication</w:t>
+      </w:r>
+      <w:proofErr w:type="spellEnd"/>
+      <w:r>
+        <w:rPr>
+          <w:rStyle w:val="a3"/>
+          <w:rFonts w:ascii="Arial" w:hAnsi="Arial" w:cs="Arial"/>
+          <w:b w:val="0"/>
+          <w:color w:val="666D70"/>
+          <w:sz w:val="21"/>
+          <w:szCs w:val="21"/>
+          <w:shd w:val="clear" w:color="auto" w:fill="FFFFFF"/>
+          <w:lang w:val="en-US"/>
+        </w:rPr>
+        <w:t xml:space="preserve"> yes</w:t>
+      </w:r>
+    </w:p>
+    <w:p>
+      <w:pPr>
+        <w:pStyle w:val="HTML"/>
+        <w:shd w:val="clear" w:color="auto" w:fill="FFFFFF"/>
+        <w:rPr>
+          <w:rStyle w:val="a3"/>
+          <w:rFonts w:ascii="Arial" w:hAnsi="Arial" w:cs="Arial"/>
+          <w:b w:val="0"/>
+          <w:color w:val="666D70"/>
+          <w:sz w:val="21"/>
+          <w:szCs w:val="21"/>
+          <w:shd w:val="clear" w:color="auto" w:fill="FFFFFF"/>
+          <w:lang w:val="en-US"/>
+        </w:rPr>
+      </w:pPr>
+      <w:r>
+        <w:rPr>
+          <w:rStyle w:val="a3"/>
+          <w:rFonts w:ascii="Arial" w:hAnsi="Arial" w:cs="Arial"/>
+          <w:b w:val="0"/>
+          <w:color w:val="666D70"/>
+          <w:sz w:val="21"/>
+          <w:szCs w:val="21"/>
+          <w:shd w:val="clear" w:color="auto" w:fill="FFFFFF"/>
+          <w:lang w:val="en-US"/>
+        </w:rPr>
+        <w:t>Match Address 192.168.</w:t>
+      </w:r>
+      <w:proofErr w:type="gramStart"/>
+      <w:r>
+        <w:rPr>
+          <w:rStyle w:val="a3"/>
+          <w:rFonts w:ascii="Arial" w:hAnsi="Arial" w:cs="Arial"/>
+          <w:b w:val="0"/>
+          <w:color w:val="666D70"/>
+          <w:sz w:val="21"/>
+          <w:szCs w:val="21"/>
+          <w:shd w:val="clear" w:color="auto" w:fill="FFFFFF"/>
+          <w:lang w:val="en-US"/>
+        </w:rPr>
+        <w:t>50.*</w:t>
+      </w:r>
+      <w:proofErr w:type="gramEnd"/>
+      <w:r>
+        <w:rPr>
+          <w:rStyle w:val="a3"/>
+          <w:rFonts w:ascii="Arial" w:hAnsi="Arial" w:cs="Arial"/>
+          <w:b w:val="0"/>
+          <w:color w:val="666D70"/>
+          <w:sz w:val="21"/>
+          <w:szCs w:val="21"/>
+          <w:shd w:val="clear" w:color="auto" w:fill="FFFFFF"/>
+          <w:lang w:val="en-US"/>
+        </w:rPr>
+        <w:t>,127.0.0.1</w:t>
+      </w:r>
+    </w:p>
+    <w:p>
+      <w:pPr>
+        <w:pStyle w:val="HTML"/>
+        <w:shd w:val="clear" w:color="auto" w:fill="FFFFFF"/>
+        <w:rPr>
+          <w:rStyle w:val="a3"/>
+          <w:rFonts w:ascii="Arial" w:hAnsi="Arial" w:cs="Arial"/>
+          <w:b w:val="0"/>
+          <w:color w:val="666D70"/>
+          <w:sz w:val="21"/>
+          <w:szCs w:val="21"/>
+          <w:shd w:val="clear" w:color="auto" w:fill="FFFFFF"/>
+          <w:lang w:val="en-US"/>
+        </w:rPr>
+      </w:pPr>
+      <w:r>
+        <w:rPr>
+          <w:rStyle w:val="a3"/>
+          <w:rFonts w:ascii="Arial" w:hAnsi="Arial" w:cs="Arial"/>
+          <w:b w:val="0"/>
+          <w:color w:val="666D70"/>
+          <w:sz w:val="21"/>
+          <w:szCs w:val="21"/>
+          <w:shd w:val="clear" w:color="auto" w:fill="FFFFFF"/>
+          <w:lang w:val="en-US"/>
+        </w:rPr>
+        <w:t xml:space="preserve">        </w:t>
+      </w:r>
+      <w:proofErr w:type="spellStart"/>
+      <w:r>
+        <w:rPr>
+          <w:rStyle w:val="a3"/>
+          <w:rFonts w:ascii="Arial" w:hAnsi="Arial" w:cs="Arial"/>
+          <w:b w:val="0"/>
+          <w:color w:val="666D70"/>
+          <w:sz w:val="21"/>
+          <w:szCs w:val="21"/>
+          <w:shd w:val="clear" w:color="auto" w:fill="FFFFFF"/>
+          <w:lang w:val="en-US"/>
+        </w:rPr>
+        <w:t>PermitRootLogin</w:t>
+      </w:r>
+      <w:proofErr w:type="spellEnd"/>
+      <w:r>
+        <w:rPr>
+          <w:rStyle w:val="a3"/>
+          <w:rFonts w:ascii="Arial" w:hAnsi="Arial" w:cs="Arial"/>
+          <w:b w:val="0"/>
+          <w:color w:val="666D70"/>
+          <w:sz w:val="21"/>
+          <w:szCs w:val="21"/>
+          <w:shd w:val="clear" w:color="auto" w:fill="FFFFFF"/>
+          <w:lang w:val="en-US"/>
+        </w:rPr>
+        <w:t xml:space="preserve"> yes</w:t>
+      </w:r>
+    </w:p>
+    <w:p>
+      <w:pPr>
+        <w:pStyle w:val="HTML"/>
+        <w:shd w:val="clear" w:color="auto" w:fill="FFFFFF"/>
+        <w:rPr>
+          <w:rStyle w:val="a3"/>
+          <w:rFonts w:ascii="Arial" w:hAnsi="Arial" w:cs="Arial"/>
+          <w:b w:val="0"/>
+          <w:color w:val="666D70"/>
+          <w:sz w:val="21"/>
+          <w:szCs w:val="21"/>
+          <w:shd w:val="clear" w:color="auto" w:fill="FFFFFF"/>
+          <w:lang w:val="en-US"/>
+        </w:rPr>
+      </w:pPr>
+    </w:p>
+    <w:p>
+      <w:pPr>
+        <w:pStyle w:val="HTML"/>
+        <w:shd w:val="clear" w:color="auto" w:fill="FFFFFF"/>
+        <w:rPr>
+          <w:rStyle w:val="a3"/>
+          <w:rFonts w:ascii="Arial" w:hAnsi="Arial" w:cs="Arial"/>
+          <w:b w:val="0"/>
+          <w:color w:val="666D70"/>
+          <w:sz w:val="21"/>
+          <w:szCs w:val="21"/>
+          <w:shd w:val="clear" w:color="auto" w:fill="FFFFFF"/>
+          <w:lang w:val="en-US"/>
+        </w:rPr>
+      </w:pPr>
+    </w:p>
+    <w:p>
+      <w:pPr>
+        <w:pStyle w:val="HTML"/>
+        <w:shd w:val="clear" w:color="auto" w:fill="FFFFFF"/>
+        <w:rPr>
+          <w:rStyle w:val="a3"/>
+          <w:rFonts w:ascii="Arial" w:hAnsi="Arial" w:cs="Arial"/>
+          <w:b w:val="0"/>
+          <w:color w:val="666D70"/>
+          <w:sz w:val="21"/>
+          <w:szCs w:val="21"/>
+          <w:shd w:val="clear" w:color="auto" w:fill="FFFFFF"/>
+          <w:lang w:val="en-US"/>
+        </w:rPr>
+      </w:pPr>
+    </w:p>
+    <w:p>
+      <w:pPr>
+        <w:pStyle w:val="HTML"/>
+        <w:shd w:val="clear" w:color="auto" w:fill="FFFFFF"/>
+        <w:rPr>
+          <w:rStyle w:val="a3"/>
+          <w:rFonts w:ascii="Arial" w:hAnsi="Arial" w:cs="Arial"/>
+          <w:b w:val="0"/>
+          <w:color w:val="666D70"/>
+          <w:sz w:val="21"/>
+          <w:szCs w:val="21"/>
+          <w:shd w:val="clear" w:color="auto" w:fill="FFFFFF"/>
+          <w:lang w:val="en-US"/>
+        </w:rPr>
+      </w:pPr>
+      <w:proofErr w:type="gramStart"/>
+      <w:r>
+        <w:rPr>
+          <w:rStyle w:val="a3"/>
+          <w:rFonts w:ascii="Arial" w:hAnsi="Arial" w:cs="Arial"/>
+          <w:b w:val="0"/>
+          <w:color w:val="666D70"/>
+          <w:sz w:val="21"/>
+          <w:szCs w:val="21"/>
+          <w:shd w:val="clear" w:color="auto" w:fill="FFFFFF"/>
+          <w:lang w:val="en-US"/>
+        </w:rPr>
+        <w:t>ctrl</w:t>
+      </w:r>
+      <w:proofErr w:type="gramEnd"/>
+      <w:r>
+        <w:rPr>
+          <w:rStyle w:val="a3"/>
+          <w:rFonts w:ascii="Arial" w:hAnsi="Arial" w:cs="Arial"/>
+          <w:b w:val="0"/>
+          <w:color w:val="666D70"/>
+          <w:sz w:val="21"/>
+          <w:szCs w:val="21"/>
+          <w:shd w:val="clear" w:color="auto" w:fill="FFFFFF"/>
+          <w:lang w:val="en-US"/>
+        </w:rPr>
+        <w:t>-L</w:t>
       </w:r>
       <w:r>
         <w:rPr>
@@ -486,6 +883,7 @@
         </w:rPr>
         <w:t xml:space="preserve"> </w:t>
       </w:r>
+      <w:proofErr w:type="gramStart"/>
       <w:r>
         <w:rPr>
           <w:rStyle w:val="a3"/>
@@ -534,6 +932,7 @@
         </w:rPr>
         <w:t>поиск</w:t>
       </w:r>
+      <w:proofErr w:type="gramEnd"/>
       <w:r>
         <w:rPr>
           <w:rStyle w:val="a3"/>
@@ -788,6 +1187,7 @@
           <w:shd w:val="clear" w:color="auto" w:fill="FFFFFF"/>
         </w:rPr>
       </w:pPr>
+      <w:proofErr w:type="spellStart"/>
       <w:r>
         <w:rPr>
           <w:rStyle w:val="a3"/>
@@ -801,6 +1201,7 @@
         </w:rPr>
         <w:t>ps</w:t>
       </w:r>
+      <w:proofErr w:type="spellEnd"/>
       <w:r>
         <w:rPr>
           <w:rStyle w:val="a3"/>
@@ -961,6 +1362,7 @@
         </w:rPr>
         <w:t xml:space="preserve">выйти и оставить его в фоне, </w:t>
       </w:r>
+      <w:proofErr w:type="spellStart"/>
       <w:r>
         <w:rPr>
           <w:rStyle w:val="a3"/>
@@ -974,6 +1376,7 @@
         </w:rPr>
         <w:t>fg</w:t>
       </w:r>
+      <w:proofErr w:type="spellEnd"/>
       <w:r>
         <w:rPr>
           <w:rStyle w:val="a3"/>
@@ -1041,6 +1444,7 @@
           <w:shd w:val="clear" w:color="auto" w:fill="FFFFFF"/>
         </w:rPr>
       </w:pPr>
+      <w:proofErr w:type="spellStart"/>
       <w:r>
         <w:rPr>
           <w:rStyle w:val="a3"/>
@@ -1054,45 +1458,61 @@
         </w:rPr>
         <w:t>mkdir</w:t>
       </w:r>
-      <w:r>
-        <w:rPr>
-          <w:rStyle w:val="a3"/>
-          <w:rFonts w:ascii="Arial" w:hAnsi="Arial" w:cs="Arial"/>
-          <w:b w:val="0"/>
-          <w:color w:val="666D70"/>
-          <w:sz w:val="21"/>
-          <w:szCs w:val="21"/>
-          <w:shd w:val="clear" w:color="auto" w:fill="FFFFFF"/>
-        </w:rPr>
-        <w:t xml:space="preserve"> </w:t>
-      </w:r>
-      <w:r>
-        <w:rPr>
-          <w:rStyle w:val="a3"/>
-          <w:rFonts w:ascii="Arial" w:hAnsi="Arial" w:cs="Arial"/>
-          <w:b w:val="0"/>
-          <w:color w:val="666D70"/>
-          <w:sz w:val="21"/>
-          <w:szCs w:val="21"/>
-          <w:shd w:val="clear" w:color="auto" w:fill="FFFFFF"/>
-        </w:rPr>
-        <w:t>создать дирректорию</w:t>
-      </w:r>
-    </w:p>
-    <w:p>
-      <w:pPr>
-        <w:pStyle w:val="HTML"/>
-        <w:shd w:val="clear" w:color="auto" w:fill="FFFFFF"/>
-        <w:rPr>
-          <w:rStyle w:val="a3"/>
-          <w:rFonts w:ascii="Arial" w:hAnsi="Arial" w:cs="Arial"/>
-          <w:b w:val="0"/>
-          <w:color w:val="666D70"/>
-          <w:sz w:val="21"/>
-          <w:szCs w:val="21"/>
-          <w:shd w:val="clear" w:color="auto" w:fill="FFFFFF"/>
-        </w:rPr>
-      </w:pPr>
+      <w:proofErr w:type="spellEnd"/>
+      <w:r>
+        <w:rPr>
+          <w:rStyle w:val="a3"/>
+          <w:rFonts w:ascii="Arial" w:hAnsi="Arial" w:cs="Arial"/>
+          <w:b w:val="0"/>
+          <w:color w:val="666D70"/>
+          <w:sz w:val="21"/>
+          <w:szCs w:val="21"/>
+          <w:shd w:val="clear" w:color="auto" w:fill="FFFFFF"/>
+        </w:rPr>
+        <w:t xml:space="preserve"> </w:t>
+      </w:r>
+      <w:r>
+        <w:rPr>
+          <w:rStyle w:val="a3"/>
+          <w:rFonts w:ascii="Arial" w:hAnsi="Arial" w:cs="Arial"/>
+          <w:b w:val="0"/>
+          <w:color w:val="666D70"/>
+          <w:sz w:val="21"/>
+          <w:szCs w:val="21"/>
+          <w:shd w:val="clear" w:color="auto" w:fill="FFFFFF"/>
+        </w:rPr>
+        <w:t xml:space="preserve">создать </w:t>
+      </w:r>
+      <w:proofErr w:type="spellStart"/>
+      <w:r>
+        <w:rPr>
+          <w:rStyle w:val="a3"/>
+          <w:rFonts w:ascii="Arial" w:hAnsi="Arial" w:cs="Arial"/>
+          <w:b w:val="0"/>
+          <w:color w:val="666D70"/>
+          <w:sz w:val="21"/>
+          <w:szCs w:val="21"/>
+          <w:shd w:val="clear" w:color="auto" w:fill="FFFFFF"/>
+        </w:rPr>
+        <w:t>дирректорию</w:t>
+      </w:r>
+      <w:proofErr w:type="spellEnd"/>
+    </w:p>
+    <w:p>
+      <w:pPr>
+        <w:pStyle w:val="HTML"/>
+        <w:shd w:val="clear" w:color="auto" w:fill="FFFFFF"/>
+        <w:rPr>
+          <w:rStyle w:val="a3"/>
+          <w:rFonts w:ascii="Arial" w:hAnsi="Arial" w:cs="Arial"/>
+          <w:b w:val="0"/>
+          <w:color w:val="666D70"/>
+          <w:sz w:val="21"/>
+          <w:szCs w:val="21"/>
+          <w:shd w:val="clear" w:color="auto" w:fill="FFFFFF"/>
+        </w:rPr>
+      </w:pPr>
+      <w:proofErr w:type="spellStart"/>
       <w:r>
         <w:rPr>
           <w:rStyle w:val="a3"/>
@@ -1106,45 +1526,61 @@
         </w:rPr>
         <w:t>rmdir</w:t>
       </w:r>
-      <w:r>
-        <w:rPr>
-          <w:rStyle w:val="a3"/>
-          <w:rFonts w:ascii="Arial" w:hAnsi="Arial" w:cs="Arial"/>
-          <w:b w:val="0"/>
-          <w:color w:val="666D70"/>
-          <w:sz w:val="21"/>
-          <w:szCs w:val="21"/>
-          <w:shd w:val="clear" w:color="auto" w:fill="FFFFFF"/>
-        </w:rPr>
-        <w:t xml:space="preserve"> </w:t>
-      </w:r>
-      <w:r>
-        <w:rPr>
-          <w:rStyle w:val="a3"/>
-          <w:rFonts w:ascii="Arial" w:hAnsi="Arial" w:cs="Arial"/>
-          <w:b w:val="0"/>
-          <w:color w:val="666D70"/>
-          <w:sz w:val="21"/>
-          <w:szCs w:val="21"/>
-          <w:shd w:val="clear" w:color="auto" w:fill="FFFFFF"/>
-        </w:rPr>
-        <w:t>стереть пустую директорю</w:t>
-      </w:r>
-    </w:p>
-    <w:p>
-      <w:pPr>
-        <w:pStyle w:val="HTML"/>
-        <w:shd w:val="clear" w:color="auto" w:fill="FFFFFF"/>
-        <w:rPr>
-          <w:rStyle w:val="a3"/>
-          <w:rFonts w:ascii="Arial" w:hAnsi="Arial" w:cs="Arial"/>
-          <w:b w:val="0"/>
-          <w:color w:val="666D70"/>
-          <w:sz w:val="21"/>
-          <w:szCs w:val="21"/>
-          <w:shd w:val="clear" w:color="auto" w:fill="FFFFFF"/>
-        </w:rPr>
-      </w:pPr>
+      <w:proofErr w:type="spellEnd"/>
+      <w:r>
+        <w:rPr>
+          <w:rStyle w:val="a3"/>
+          <w:rFonts w:ascii="Arial" w:hAnsi="Arial" w:cs="Arial"/>
+          <w:b w:val="0"/>
+          <w:color w:val="666D70"/>
+          <w:sz w:val="21"/>
+          <w:szCs w:val="21"/>
+          <w:shd w:val="clear" w:color="auto" w:fill="FFFFFF"/>
+        </w:rPr>
+        <w:t xml:space="preserve"> </w:t>
+      </w:r>
+      <w:r>
+        <w:rPr>
+          <w:rStyle w:val="a3"/>
+          <w:rFonts w:ascii="Arial" w:hAnsi="Arial" w:cs="Arial"/>
+          <w:b w:val="0"/>
+          <w:color w:val="666D70"/>
+          <w:sz w:val="21"/>
+          <w:szCs w:val="21"/>
+          <w:shd w:val="clear" w:color="auto" w:fill="FFFFFF"/>
+        </w:rPr>
+        <w:t xml:space="preserve">стереть пустую </w:t>
+      </w:r>
+      <w:proofErr w:type="spellStart"/>
+      <w:r>
+        <w:rPr>
+          <w:rStyle w:val="a3"/>
+          <w:rFonts w:ascii="Arial" w:hAnsi="Arial" w:cs="Arial"/>
+          <w:b w:val="0"/>
+          <w:color w:val="666D70"/>
+          <w:sz w:val="21"/>
+          <w:szCs w:val="21"/>
+          <w:shd w:val="clear" w:color="auto" w:fill="FFFFFF"/>
+        </w:rPr>
+        <w:t>директорю</w:t>
+      </w:r>
+      <w:proofErr w:type="spellEnd"/>
+    </w:p>
+    <w:p>
+      <w:pPr>
+        <w:pStyle w:val="HTML"/>
+        <w:shd w:val="clear" w:color="auto" w:fill="FFFFFF"/>
+        <w:rPr>
+          <w:rStyle w:val="a3"/>
+          <w:rFonts w:ascii="Arial" w:hAnsi="Arial" w:cs="Arial"/>
+          <w:b w:val="0"/>
+          <w:color w:val="666D70"/>
+          <w:sz w:val="21"/>
+          <w:szCs w:val="21"/>
+          <w:shd w:val="clear" w:color="auto" w:fill="FFFFFF"/>
+        </w:rPr>
+      </w:pPr>
+      <w:proofErr w:type="spellStart"/>
       <w:r>
         <w:rPr>
           <w:rStyle w:val="a3"/>
@@ -1158,6 +1594,7 @@
         </w:rPr>
         <w:t>cp</w:t>
       </w:r>
+      <w:proofErr w:type="spellEnd"/>
       <w:r>
         <w:rPr>
           <w:rStyle w:val="a3"/>
@@ -1249,6 +1686,7 @@
           <w:shd w:val="clear" w:color="auto" w:fill="FFFFFF"/>
         </w:rPr>
       </w:pPr>
+      <w:proofErr w:type="spellStart"/>
       <w:r>
         <w:rPr>
           <w:rStyle w:val="a3"/>
@@ -1262,6 +1700,7 @@
         </w:rPr>
         <w:t>rm</w:t>
       </w:r>
+      <w:proofErr w:type="spellEnd"/>
       <w:r>
         <w:rPr>
           <w:rStyle w:val="a3"/>
@@ -1350,6 +1789,7 @@
           <w:shd w:val="clear" w:color="auto" w:fill="FFFFFF"/>
         </w:rPr>
       </w:pPr>
+      <w:proofErr w:type="spellStart"/>
       <w:r>
         <w:rPr>
           <w:rStyle w:val="a3"/>
@@ -1363,6 +1803,7 @@
         </w:rPr>
         <w:t>rm</w:t>
       </w:r>
+      <w:proofErr w:type="spellEnd"/>
       <w:r>
         <w:rPr>
           <w:rStyle w:val="a3"/>
@@ -1462,8 +1903,22 @@
           <w:szCs w:val="21"/>
           <w:shd w:val="clear" w:color="auto" w:fill="FFFFFF"/>
         </w:rPr>
-        <w:t>создание линка</w:t>
-      </w:r>
+        <w:t xml:space="preserve">создание </w:t>
+      </w:r>
+      <w:proofErr w:type="spellStart"/>
+      <w:r>
+        <w:rPr>
+          <w:rStyle w:val="a3"/>
+          <w:rFonts w:ascii="Arial" w:hAnsi="Arial" w:cs="Arial"/>
+          <w:b w:val="0"/>
+          <w:color w:val="666D70"/>
+          <w:sz w:val="21"/>
+          <w:szCs w:val="21"/>
+          <w:shd w:val="clear" w:color="auto" w:fill="FFFFFF"/>
+        </w:rPr>
+        <w:t>линка</w:t>
+      </w:r>
+      <w:proofErr w:type="spellEnd"/>
     </w:p>
     <w:p>
       <w:pPr>
@@ -1514,7 +1969,33 @@
           <w:szCs w:val="21"/>
           <w:shd w:val="clear" w:color="auto" w:fill="FFFFFF"/>
         </w:rPr>
-        <w:t>создать дубликат файла (будут абс одинаковыми кроме названия)</w:t>
+        <w:t xml:space="preserve">создать дубликат файла (будут </w:t>
+      </w:r>
+      <w:proofErr w:type="spellStart"/>
+      <w:r>
+        <w:rPr>
+          <w:rStyle w:val="a3"/>
+          <w:rFonts w:ascii="Arial" w:hAnsi="Arial" w:cs="Arial"/>
+          <w:b w:val="0"/>
+          <w:color w:val="666D70"/>
+          <w:sz w:val="21"/>
+          <w:szCs w:val="21"/>
+          <w:shd w:val="clear" w:color="auto" w:fill="FFFFFF"/>
+        </w:rPr>
+        <w:t>абс</w:t>
+      </w:r>
+      <w:proofErr w:type="spellEnd"/>
+      <w:r>
+        <w:rPr>
+          <w:rStyle w:val="a3"/>
+          <w:rFonts w:ascii="Arial" w:hAnsi="Arial" w:cs="Arial"/>
+          <w:b w:val="0"/>
+          <w:color w:val="666D70"/>
+          <w:sz w:val="21"/>
+          <w:szCs w:val="21"/>
+          <w:shd w:val="clear" w:color="auto" w:fill="FFFFFF"/>
+        </w:rPr>
+        <w:t xml:space="preserve"> одинаковыми кроме названия)</w:t>
       </w:r>
     </w:p>
     <w:p>
@@ -1738,6 +2219,8 @@
           <w:shd w:val="clear" w:color="auto" w:fill="FFFFFF"/>
         </w:rPr>
       </w:pPr>
+      <w:proofErr w:type="spellStart"/>
+      <w:proofErr w:type="gramStart"/>
       <w:r>
         <w:rPr>
           <w:rStyle w:val="a3"/>
@@ -1751,42 +2234,57 @@
         </w:rPr>
         <w:t>grep</w:t>
       </w:r>
-      <w:r>
-        <w:rPr>
-          <w:rStyle w:val="a3"/>
-          <w:rFonts w:ascii="Arial" w:hAnsi="Arial" w:cs="Arial"/>
-          <w:b w:val="0"/>
-          <w:color w:val="666D70"/>
-          <w:sz w:val="21"/>
-          <w:szCs w:val="21"/>
-          <w:shd w:val="clear" w:color="auto" w:fill="FFFFFF"/>
-        </w:rPr>
-        <w:t xml:space="preserve"> </w:t>
-      </w:r>
-      <w:r>
-        <w:rPr>
-          <w:rStyle w:val="a3"/>
-          <w:rFonts w:ascii="Arial" w:hAnsi="Arial" w:cs="Arial"/>
-          <w:b w:val="0"/>
-          <w:color w:val="666D70"/>
-          <w:sz w:val="21"/>
-          <w:szCs w:val="21"/>
-          <w:shd w:val="clear" w:color="auto" w:fill="FFFFFF"/>
-        </w:rPr>
-        <w:t xml:space="preserve"> </w:t>
-      </w:r>
-      <w:r>
-        <w:rPr>
-          <w:rStyle w:val="a3"/>
-          <w:rFonts w:ascii="Arial" w:hAnsi="Arial" w:cs="Arial"/>
-          <w:b w:val="0"/>
-          <w:color w:val="666D70"/>
-          <w:sz w:val="21"/>
-          <w:szCs w:val="21"/>
-          <w:shd w:val="clear" w:color="auto" w:fill="FFFFFF"/>
-        </w:rPr>
-        <w:t xml:space="preserve">поиск в файлах содержимого </w:t>
-      </w:r>
+      <w:proofErr w:type="spellEnd"/>
+      <w:r>
+        <w:rPr>
+          <w:rStyle w:val="a3"/>
+          <w:rFonts w:ascii="Arial" w:hAnsi="Arial" w:cs="Arial"/>
+          <w:b w:val="0"/>
+          <w:color w:val="666D70"/>
+          <w:sz w:val="21"/>
+          <w:szCs w:val="21"/>
+          <w:shd w:val="clear" w:color="auto" w:fill="FFFFFF"/>
+        </w:rPr>
+        <w:t xml:space="preserve"> </w:t>
+      </w:r>
+      <w:r>
+        <w:rPr>
+          <w:rStyle w:val="a3"/>
+          <w:rFonts w:ascii="Arial" w:hAnsi="Arial" w:cs="Arial"/>
+          <w:b w:val="0"/>
+          <w:color w:val="666D70"/>
+          <w:sz w:val="21"/>
+          <w:szCs w:val="21"/>
+          <w:shd w:val="clear" w:color="auto" w:fill="FFFFFF"/>
+        </w:rPr>
+        <w:t xml:space="preserve"> </w:t>
+      </w:r>
+      <w:r>
+        <w:rPr>
+          <w:rStyle w:val="a3"/>
+          <w:rFonts w:ascii="Arial" w:hAnsi="Arial" w:cs="Arial"/>
+          <w:b w:val="0"/>
+          <w:color w:val="666D70"/>
+          <w:sz w:val="21"/>
+          <w:szCs w:val="21"/>
+          <w:shd w:val="clear" w:color="auto" w:fill="FFFFFF"/>
+        </w:rPr>
+        <w:t>поиск</w:t>
+      </w:r>
+      <w:proofErr w:type="gramEnd"/>
+      <w:r>
+        <w:rPr>
+          <w:rStyle w:val="a3"/>
+          <w:rFonts w:ascii="Arial" w:hAnsi="Arial" w:cs="Arial"/>
+          <w:b w:val="0"/>
+          <w:color w:val="666D70"/>
+          <w:sz w:val="21"/>
+          <w:szCs w:val="21"/>
+          <w:shd w:val="clear" w:color="auto" w:fill="FFFFFF"/>
+        </w:rPr>
+        <w:t xml:space="preserve"> в файлах содержимого </w:t>
+      </w:r>
+      <w:proofErr w:type="spellStart"/>
       <w:r>
         <w:rPr>
           <w:rStyle w:val="a3"/>
@@ -1800,6 +2298,7 @@
         </w:rPr>
         <w:t>grep</w:t>
       </w:r>
+      <w:proofErr w:type="spellEnd"/>
       <w:r>
         <w:rPr>
           <w:rStyle w:val="a3"/>
@@ -1824,17 +2323,31 @@
         </w:rPr>
         <w:t>`</w:t>
       </w:r>
-      <w:r>
-        <w:rPr>
-          <w:rStyle w:val="a3"/>
-          <w:rFonts w:ascii="Arial" w:hAnsi="Arial" w:cs="Arial"/>
-          <w:b w:val="0"/>
-          <w:color w:val="666D70"/>
-          <w:sz w:val="21"/>
-          <w:szCs w:val="21"/>
-          <w:shd w:val="clear" w:color="auto" w:fill="FFFFFF"/>
-        </w:rPr>
-        <w:t>чтоискать где искать</w:t>
+      <w:proofErr w:type="spellStart"/>
+      <w:r>
+        <w:rPr>
+          <w:rStyle w:val="a3"/>
+          <w:rFonts w:ascii="Arial" w:hAnsi="Arial" w:cs="Arial"/>
+          <w:b w:val="0"/>
+          <w:color w:val="666D70"/>
+          <w:sz w:val="21"/>
+          <w:szCs w:val="21"/>
+          <w:shd w:val="clear" w:color="auto" w:fill="FFFFFF"/>
+        </w:rPr>
+        <w:t>чтоискать</w:t>
+      </w:r>
+      <w:proofErr w:type="spellEnd"/>
+      <w:r>
+        <w:rPr>
+          <w:rStyle w:val="a3"/>
+          <w:rFonts w:ascii="Arial" w:hAnsi="Arial" w:cs="Arial"/>
+          <w:b w:val="0"/>
+          <w:color w:val="666D70"/>
+          <w:sz w:val="21"/>
+          <w:szCs w:val="21"/>
+          <w:shd w:val="clear" w:color="auto" w:fill="FFFFFF"/>
+        </w:rPr>
+        <w:t xml:space="preserve"> где искать</w:t>
       </w:r>
       <w:r>
         <w:rPr>
@@ -1897,6 +2410,7 @@
         </w:rPr>
         <w:t>в подкаталогах –</w:t>
       </w:r>
+      <w:proofErr w:type="spellStart"/>
       <w:r>
         <w:rPr>
           <w:rStyle w:val="a3"/>
@@ -1910,6 +2424,7 @@
         </w:rPr>
         <w:t>i</w:t>
       </w:r>
+      <w:proofErr w:type="spellEnd"/>
       <w:r>
         <w:rPr>
           <w:rStyle w:val="a3"/>
@@ -1949,6 +2464,7 @@
           <w:shd w:val="clear" w:color="auto" w:fill="FFFFFF"/>
         </w:rPr>
       </w:pPr>
+      <w:proofErr w:type="spellStart"/>
       <w:r>
         <w:rPr>
           <w:rStyle w:val="a3"/>
@@ -1962,6 +2478,7 @@
         </w:rPr>
         <w:t>fgrep</w:t>
       </w:r>
+      <w:proofErr w:type="spellEnd"/>
       <w:r>
         <w:rPr>
           <w:rStyle w:val="a3"/>
@@ -2078,17 +2595,31 @@
         </w:rPr>
         <w:t xml:space="preserve"> </w:t>
       </w:r>
-      <w:r>
-        <w:rPr>
-          <w:rStyle w:val="a3"/>
-          <w:rFonts w:ascii="Arial" w:hAnsi="Arial" w:cs="Arial"/>
-          <w:b w:val="0"/>
-          <w:color w:val="666D70"/>
-          <w:sz w:val="21"/>
-          <w:szCs w:val="21"/>
-          <w:shd w:val="clear" w:color="auto" w:fill="FFFFFF"/>
-        </w:rPr>
-        <w:t xml:space="preserve">какойфайл </w:t>
+      <w:proofErr w:type="spellStart"/>
+      <w:r>
+        <w:rPr>
+          <w:rStyle w:val="a3"/>
+          <w:rFonts w:ascii="Arial" w:hAnsi="Arial" w:cs="Arial"/>
+          <w:b w:val="0"/>
+          <w:color w:val="666D70"/>
+          <w:sz w:val="21"/>
+          <w:szCs w:val="21"/>
+          <w:shd w:val="clear" w:color="auto" w:fill="FFFFFF"/>
+        </w:rPr>
+        <w:t>какойфайл</w:t>
+      </w:r>
+      <w:proofErr w:type="spellEnd"/>
+      <w:r>
+        <w:rPr>
+          <w:rStyle w:val="a3"/>
+          <w:rFonts w:ascii="Arial" w:hAnsi="Arial" w:cs="Arial"/>
+          <w:b w:val="0"/>
+          <w:color w:val="666D70"/>
+          <w:sz w:val="21"/>
+          <w:szCs w:val="21"/>
+          <w:shd w:val="clear" w:color="auto" w:fill="FFFFFF"/>
+        </w:rPr>
+        <w:t xml:space="preserve"> </w:t>
       </w:r>
       <w:r>
         <w:rPr>
@@ -2102,17 +2633,31 @@
         </w:rPr>
         <w:t xml:space="preserve">&gt; </w:t>
       </w:r>
-      <w:r>
-        <w:rPr>
-          <w:rStyle w:val="a3"/>
-          <w:rFonts w:ascii="Arial" w:hAnsi="Arial" w:cs="Arial"/>
-          <w:b w:val="0"/>
-          <w:color w:val="666D70"/>
-          <w:sz w:val="21"/>
-          <w:szCs w:val="21"/>
-          <w:shd w:val="clear" w:color="auto" w:fill="FFFFFF"/>
-        </w:rPr>
-        <w:t xml:space="preserve">новыйфайл, если </w:t>
+      <w:proofErr w:type="spellStart"/>
+      <w:r>
+        <w:rPr>
+          <w:rStyle w:val="a3"/>
+          <w:rFonts w:ascii="Arial" w:hAnsi="Arial" w:cs="Arial"/>
+          <w:b w:val="0"/>
+          <w:color w:val="666D70"/>
+          <w:sz w:val="21"/>
+          <w:szCs w:val="21"/>
+          <w:shd w:val="clear" w:color="auto" w:fill="FFFFFF"/>
+        </w:rPr>
+        <w:t>новыйфайл</w:t>
+      </w:r>
+      <w:proofErr w:type="spellEnd"/>
+      <w:r>
+        <w:rPr>
+          <w:rStyle w:val="a3"/>
+          <w:rFonts w:ascii="Arial" w:hAnsi="Arial" w:cs="Arial"/>
+          <w:b w:val="0"/>
+          <w:color w:val="666D70"/>
+          <w:sz w:val="21"/>
+          <w:szCs w:val="21"/>
+          <w:shd w:val="clear" w:color="auto" w:fill="FFFFFF"/>
+        </w:rPr>
+        <w:t xml:space="preserve">, если </w:t>
       </w:r>
       <w:r>
         <w:rPr>
@@ -2153,6 +2698,7 @@
           <w:shd w:val="clear" w:color="auto" w:fill="FFFFFF"/>
         </w:rPr>
       </w:pPr>
+      <w:proofErr w:type="spellStart"/>
       <w:r>
         <w:rPr>
           <w:rStyle w:val="a3"/>
@@ -2166,6 +2712,7 @@
         </w:rPr>
         <w:t>grep</w:t>
       </w:r>
+      <w:proofErr w:type="spellEnd"/>
       <w:r>
         <w:rPr>
           <w:rStyle w:val="a3"/>
@@ -2178,18 +2725,46 @@
         </w:rPr>
         <w:t xml:space="preserve"> `</w:t>
       </w:r>
-      <w:r>
-        <w:rPr>
-          <w:rStyle w:val="a3"/>
-          <w:rFonts w:ascii="Arial" w:hAnsi="Arial" w:cs="Arial"/>
-          <w:b w:val="0"/>
-          <w:color w:val="666D70"/>
-          <w:sz w:val="21"/>
-          <w:szCs w:val="21"/>
-          <w:shd w:val="clear" w:color="auto" w:fill="FFFFFF"/>
-        </w:rPr>
-        <w:t>чтоискать гдеискать</w:t>
-      </w:r>
+      <w:proofErr w:type="spellStart"/>
+      <w:r>
+        <w:rPr>
+          <w:rStyle w:val="a3"/>
+          <w:rFonts w:ascii="Arial" w:hAnsi="Arial" w:cs="Arial"/>
+          <w:b w:val="0"/>
+          <w:color w:val="666D70"/>
+          <w:sz w:val="21"/>
+          <w:szCs w:val="21"/>
+          <w:shd w:val="clear" w:color="auto" w:fill="FFFFFF"/>
+        </w:rPr>
+        <w:t>чтоискать</w:t>
+      </w:r>
+      <w:proofErr w:type="spellEnd"/>
+      <w:r>
+        <w:rPr>
+          <w:rStyle w:val="a3"/>
+          <w:rFonts w:ascii="Arial" w:hAnsi="Arial" w:cs="Arial"/>
+          <w:b w:val="0"/>
+          <w:color w:val="666D70"/>
+          <w:sz w:val="21"/>
+          <w:szCs w:val="21"/>
+          <w:shd w:val="clear" w:color="auto" w:fill="FFFFFF"/>
+        </w:rPr>
+        <w:t xml:space="preserve"> </w:t>
+      </w:r>
+      <w:proofErr w:type="spellStart"/>
+      <w:r>
+        <w:rPr>
+          <w:rStyle w:val="a3"/>
+          <w:rFonts w:ascii="Arial" w:hAnsi="Arial" w:cs="Arial"/>
+          <w:b w:val="0"/>
+          <w:color w:val="666D70"/>
+          <w:sz w:val="21"/>
+          <w:szCs w:val="21"/>
+          <w:shd w:val="clear" w:color="auto" w:fill="FFFFFF"/>
+        </w:rPr>
+        <w:t>гдеискать</w:t>
+      </w:r>
+      <w:proofErr w:type="spellEnd"/>
       <w:r>
         <w:rPr>
           <w:rStyle w:val="a3"/>
@@ -2236,8 +2811,22 @@
           <w:szCs w:val="21"/>
           <w:shd w:val="clear" w:color="auto" w:fill="FFFFFF"/>
         </w:rPr>
-        <w:t>вывод плохих рез-тов</w:t>
-      </w:r>
+        <w:t>вывод плохих рез-</w:t>
+      </w:r>
+      <w:proofErr w:type="spellStart"/>
+      <w:r>
+        <w:rPr>
+          <w:rStyle w:val="a3"/>
+          <w:rFonts w:ascii="Arial" w:hAnsi="Arial" w:cs="Arial"/>
+          <w:b w:val="0"/>
+          <w:color w:val="666D70"/>
+          <w:sz w:val="21"/>
+          <w:szCs w:val="21"/>
+          <w:shd w:val="clear" w:color="auto" w:fill="FFFFFF"/>
+        </w:rPr>
+        <w:t>тов</w:t>
+      </w:r>
+      <w:proofErr w:type="spellEnd"/>
     </w:p>
     <w:p>
       <w:pPr>
@@ -2318,6 +2907,8 @@
         </w:rPr>
         <w:t xml:space="preserve"> </w:t>
       </w:r>
+      <w:proofErr w:type="spellStart"/>
+      <w:proofErr w:type="gramStart"/>
       <w:r>
         <w:rPr>
           <w:rStyle w:val="a3"/>
@@ -2357,6 +2948,7 @@
         </w:rPr>
         <w:t>f</w:t>
       </w:r>
+      <w:proofErr w:type="spellEnd"/>
       <w:r>
         <w:rPr>
           <w:rStyle w:val="a3"/>
@@ -2369,6 +2961,8 @@
         </w:rPr>
         <w:t xml:space="preserve">  `</w:t>
       </w:r>
+      <w:proofErr w:type="spellStart"/>
+      <w:proofErr w:type="gramEnd"/>
       <w:r>
         <w:rPr>
           <w:rStyle w:val="a3"/>
@@ -2381,6 +2975,7 @@
         </w:rPr>
         <w:t>названиеархива</w:t>
       </w:r>
+      <w:proofErr w:type="spellEnd"/>
       <w:r>
         <w:rPr>
           <w:rStyle w:val="a3"/>
@@ -2393,6 +2988,7 @@
         </w:rPr>
         <w:t>` `</w:t>
       </w:r>
+      <w:proofErr w:type="spellStart"/>
       <w:r>
         <w:rPr>
           <w:rStyle w:val="a3"/>
@@ -2405,6 +3001,7 @@
         </w:rPr>
         <w:t>чтоархивировать</w:t>
       </w:r>
+      <w:proofErr w:type="spellEnd"/>
       <w:r>
         <w:rPr>
           <w:rStyle w:val="a3"/>
@@ -2481,6 +3078,7 @@
         </w:rPr>
         <w:t xml:space="preserve"> </w:t>
       </w:r>
+      <w:proofErr w:type="spellStart"/>
       <w:r>
         <w:rPr>
           <w:rStyle w:val="a3"/>
@@ -2520,6 +3118,7 @@
         </w:rPr>
         <w:t>f</w:t>
       </w:r>
+      <w:proofErr w:type="spellEnd"/>
       <w:r>
         <w:rPr>
           <w:rStyle w:val="a3"/>
@@ -2532,6 +3131,7 @@
         </w:rPr>
         <w:t xml:space="preserve"> `</w:t>
       </w:r>
+      <w:proofErr w:type="spellStart"/>
       <w:r>
         <w:rPr>
           <w:rStyle w:val="a3"/>
@@ -2544,6 +3144,7 @@
         </w:rPr>
         <w:t>названиеархива</w:t>
       </w:r>
+      <w:proofErr w:type="spellEnd"/>
       <w:r>
         <w:rPr>
           <w:rStyle w:val="a3"/>
@@ -2757,6 +3358,7 @@
         </w:rPr>
         <w:t>архивировать</w:t>
       </w:r>
+      <w:proofErr w:type="spellStart"/>
       <w:r>
         <w:rPr>
           <w:rStyle w:val="a3"/>
@@ -2770,6 +3372,7 @@
         </w:rPr>
         <w:t>gzip</w:t>
       </w:r>
+      <w:proofErr w:type="spellEnd"/>
       <w:r>
         <w:rPr>
           <w:rStyle w:val="a3"/>
@@ -2819,6 +3422,7 @@
         </w:rPr>
         <w:t>архивировать</w:t>
       </w:r>
+      <w:proofErr w:type="spellStart"/>
       <w:r>
         <w:rPr>
           <w:rStyle w:val="a3"/>
@@ -2832,6 +3436,7 @@
         </w:rPr>
         <w:t>bzip</w:t>
       </w:r>
+      <w:proofErr w:type="spellEnd"/>
       <w:r>
         <w:rPr>
           <w:rStyle w:val="a3"/>
@@ -2974,6 +3579,7 @@
           <w:shd w:val="clear" w:color="auto" w:fill="FFFFFF"/>
         </w:rPr>
       </w:pPr>
+      <w:proofErr w:type="spellStart"/>
       <w:r>
         <w:rPr>
           <w:rStyle w:val="a3"/>
@@ -2987,18 +3593,20 @@
         </w:rPr>
         <w:t>gzip</w:t>
       </w:r>
-      <w:r>
-        <w:rPr>
-          <w:rStyle w:val="a3"/>
-          <w:rFonts w:ascii="Arial" w:hAnsi="Arial" w:cs="Arial"/>
-          <w:b w:val="0"/>
-          <w:color w:val="666D70"/>
-          <w:sz w:val="21"/>
-          <w:szCs w:val="21"/>
-          <w:shd w:val="clear" w:color="auto" w:fill="FFFFFF"/>
-        </w:rPr>
-        <w:t xml:space="preserve"> </w:t>
-      </w:r>
+      <w:proofErr w:type="spellEnd"/>
+      <w:r>
+        <w:rPr>
+          <w:rStyle w:val="a3"/>
+          <w:rFonts w:ascii="Arial" w:hAnsi="Arial" w:cs="Arial"/>
+          <w:b w:val="0"/>
+          <w:color w:val="666D70"/>
+          <w:sz w:val="21"/>
+          <w:szCs w:val="21"/>
+          <w:shd w:val="clear" w:color="auto" w:fill="FFFFFF"/>
+        </w:rPr>
+        <w:t xml:space="preserve"> </w:t>
+      </w:r>
+      <w:proofErr w:type="spellStart"/>
       <w:r>
         <w:rPr>
           <w:rStyle w:val="a3"/>
@@ -3012,6 +3620,7 @@
         </w:rPr>
         <w:t>gunzip</w:t>
       </w:r>
+      <w:proofErr w:type="spellEnd"/>
       <w:r>
         <w:rPr>
           <w:rStyle w:val="a3"/>
@@ -3024,6 +3633,7 @@
         </w:rPr>
         <w:t xml:space="preserve"> `</w:t>
       </w:r>
+      <w:proofErr w:type="spellStart"/>
       <w:r>
         <w:rPr>
           <w:rStyle w:val="a3"/>
@@ -3036,6 +3646,7 @@
         </w:rPr>
         <w:t>названиефайла</w:t>
       </w:r>
+      <w:proofErr w:type="spellEnd"/>
       <w:r>
         <w:rPr>
           <w:rStyle w:val="a3"/>
@@ -3063,6 +3674,7 @@
           <w:shd w:val="clear" w:color="auto" w:fill="FFFFFF"/>
         </w:rPr>
       </w:pPr>
+      <w:proofErr w:type="spellStart"/>
       <w:r>
         <w:rPr>
           <w:rStyle w:val="a3"/>
@@ -3076,18 +3688,20 @@
         </w:rPr>
         <w:t>bzip</w:t>
       </w:r>
-      <w:r>
-        <w:rPr>
-          <w:rStyle w:val="a3"/>
-          <w:rFonts w:ascii="Arial" w:hAnsi="Arial" w:cs="Arial"/>
-          <w:b w:val="0"/>
-          <w:color w:val="666D70"/>
-          <w:sz w:val="21"/>
-          <w:szCs w:val="21"/>
-          <w:shd w:val="clear" w:color="auto" w:fill="FFFFFF"/>
-        </w:rPr>
-        <w:t xml:space="preserve"> </w:t>
-      </w:r>
+      <w:proofErr w:type="spellEnd"/>
+      <w:r>
+        <w:rPr>
+          <w:rStyle w:val="a3"/>
+          <w:rFonts w:ascii="Arial" w:hAnsi="Arial" w:cs="Arial"/>
+          <w:b w:val="0"/>
+          <w:color w:val="666D70"/>
+          <w:sz w:val="21"/>
+          <w:szCs w:val="21"/>
+          <w:shd w:val="clear" w:color="auto" w:fill="FFFFFF"/>
+        </w:rPr>
+        <w:t xml:space="preserve"> </w:t>
+      </w:r>
+      <w:proofErr w:type="spellStart"/>
       <w:r>
         <w:rPr>
           <w:rStyle w:val="a3"/>
@@ -3101,6 +3715,7 @@
         </w:rPr>
         <w:t>bunzip</w:t>
       </w:r>
+      <w:proofErr w:type="spellEnd"/>
       <w:r>
         <w:rPr>
           <w:rStyle w:val="a3"/>
@@ -3125,6 +3740,7 @@
         </w:rPr>
         <w:t>`</w:t>
       </w:r>
+      <w:proofErr w:type="spellStart"/>
       <w:r>
         <w:rPr>
           <w:rStyle w:val="a3"/>
@@ -3137,6 +3753,7 @@
         </w:rPr>
         <w:t>названиефайла</w:t>
       </w:r>
+      <w:proofErr w:type="spellEnd"/>
       <w:r>
         <w:rPr>
           <w:rStyle w:val="a3"/>
@@ -3204,6 +3821,7 @@
         </w:rPr>
         <w:t xml:space="preserve"> </w:t>
       </w:r>
+      <w:proofErr w:type="spellStart"/>
       <w:r>
         <w:rPr>
           <w:rStyle w:val="a3"/>
@@ -3217,6 +3835,7 @@
         </w:rPr>
         <w:t>cvzf</w:t>
       </w:r>
+      <w:proofErr w:type="spellEnd"/>
       <w:r>
         <w:rPr>
           <w:rStyle w:val="a3"/>
@@ -3241,6 +3860,7 @@
         </w:rPr>
         <w:t>`</w:t>
       </w:r>
+      <w:proofErr w:type="spellStart"/>
       <w:r>
         <w:rPr>
           <w:rStyle w:val="a3"/>
@@ -3253,6 +3873,7 @@
         </w:rPr>
         <w:t>названиеархива</w:t>
       </w:r>
+      <w:proofErr w:type="spellEnd"/>
       <w:r>
         <w:rPr>
           <w:rStyle w:val="a3"/>
@@ -3265,6 +3886,7 @@
         </w:rPr>
         <w:t>` `</w:t>
       </w:r>
+      <w:proofErr w:type="spellStart"/>
       <w:r>
         <w:rPr>
           <w:rStyle w:val="a3"/>
@@ -3277,6 +3899,8 @@
         </w:rPr>
         <w:t>чтоархивировать</w:t>
       </w:r>
+      <w:proofErr w:type="spellEnd"/>
+      <w:proofErr w:type="gramStart"/>
       <w:r>
         <w:rPr>
           <w:rStyle w:val="a3"/>
@@ -3311,7 +3935,20 @@
           <w:szCs w:val="21"/>
           <w:shd w:val="clear" w:color="auto" w:fill="FFFFFF"/>
         </w:rPr>
-        <w:t xml:space="preserve"> тар с архивированием</w:t>
+        <w:t xml:space="preserve"> тар</w:t>
+      </w:r>
+      <w:proofErr w:type="gramEnd"/>
+      <w:r>
+        <w:rPr>
+          <w:rStyle w:val="a3"/>
+          <w:rFonts w:ascii="Arial" w:hAnsi="Arial" w:cs="Arial"/>
+          <w:b w:val="0"/>
+          <w:color w:val="666D70"/>
+          <w:sz w:val="21"/>
+          <w:szCs w:val="21"/>
+          <w:shd w:val="clear" w:color="auto" w:fill="FFFFFF"/>
+        </w:rPr>
+        <w:t xml:space="preserve"> с архивированием</w:t>
       </w:r>
     </w:p>
     <w:p>
@@ -3353,6 +3990,7 @@
         </w:rPr>
         <w:t xml:space="preserve"> </w:t>
       </w:r>
+      <w:proofErr w:type="spellStart"/>
       <w:r>
         <w:rPr>
           <w:rStyle w:val="a3"/>
@@ -3366,6 +4004,7 @@
         </w:rPr>
         <w:t>xf</w:t>
       </w:r>
+      <w:proofErr w:type="spellEnd"/>
       <w:r>
         <w:rPr>
           <w:rStyle w:val="a3"/>
@@ -3390,6 +4029,7 @@
         </w:rPr>
         <w:t>`</w:t>
       </w:r>
+      <w:proofErr w:type="spellStart"/>
       <w:r>
         <w:rPr>
           <w:rStyle w:val="a3"/>
@@ -3402,6 +4042,7 @@
         </w:rPr>
         <w:t>названиеархива</w:t>
       </w:r>
+      <w:proofErr w:type="spellEnd"/>
       <w:r>
         <w:rPr>
           <w:rStyle w:val="a3"/>
@@ -3505,6 +4146,7 @@
         </w:rPr>
         <w:t>`</w:t>
       </w:r>
+      <w:proofErr w:type="spellStart"/>
       <w:r>
         <w:rPr>
           <w:rStyle w:val="a3"/>
@@ -3517,6 +4159,7 @@
         </w:rPr>
         <w:t>названиеархива</w:t>
       </w:r>
+      <w:proofErr w:type="spellEnd"/>
       <w:r>
         <w:rPr>
           <w:rStyle w:val="a3"/>
@@ -3529,6 +4172,7 @@
         </w:rPr>
         <w:t>` `</w:t>
       </w:r>
+      <w:proofErr w:type="spellStart"/>
       <w:r>
         <w:rPr>
           <w:rStyle w:val="a3"/>
@@ -3541,6 +4185,7 @@
         </w:rPr>
         <w:t>чтоархивировать</w:t>
       </w:r>
+      <w:proofErr w:type="spellEnd"/>
       <w:r>
         <w:rPr>
           <w:rStyle w:val="a3"/>
@@ -3605,6 +4250,7 @@
         </w:rPr>
         <w:t>`</w:t>
       </w:r>
+      <w:proofErr w:type="spellStart"/>
       <w:r>
         <w:rPr>
           <w:rStyle w:val="a3"/>
@@ -3617,6 +4263,7 @@
         </w:rPr>
         <w:t>названиеархива</w:t>
       </w:r>
+      <w:proofErr w:type="spellEnd"/>
       <w:r>
         <w:rPr>
           <w:rStyle w:val="a3"/>
@@ -3629,6 +4276,7 @@
         </w:rPr>
         <w:t>` `</w:t>
       </w:r>
+      <w:proofErr w:type="spellStart"/>
       <w:r>
         <w:rPr>
           <w:rStyle w:val="a3"/>
@@ -3641,6 +4289,7 @@
         </w:rPr>
         <w:t>чтоархивировать</w:t>
       </w:r>
+      <w:proofErr w:type="spellEnd"/>
       <w:r>
         <w:rPr>
           <w:rStyle w:val="a3"/>
@@ -3719,6 +4368,7 @@
           <w:shd w:val="clear" w:color="auto" w:fill="FFFFFF"/>
           <w:lang w:val="en-US"/>
         </w:rPr>
+        <w:lastRenderedPageBreak/>
         <w:t>top</w:t>
       </w:r>
       <w:r>
@@ -3831,6 +4481,7 @@
         </w:rPr>
         <w:t>-</w:t>
       </w:r>
+      <w:proofErr w:type="spellStart"/>
       <w:r>
         <w:rPr>
           <w:rStyle w:val="a3"/>
@@ -3844,6 +4495,7 @@
         </w:rPr>
         <w:t>cpu</w:t>
       </w:r>
+      <w:proofErr w:type="spellEnd"/>
       <w:r>
         <w:rPr>
           <w:rStyle w:val="a3"/>
@@ -3998,6 +4650,7 @@
           <w:shd w:val="clear" w:color="auto" w:fill="FFFFFF"/>
         </w:rPr>
       </w:pPr>
+      <w:proofErr w:type="spellStart"/>
       <w:r>
         <w:rPr>
           <w:rStyle w:val="a3"/>
@@ -4011,6 +4664,7 @@
         </w:rPr>
         <w:t>ps</w:t>
       </w:r>
+      <w:proofErr w:type="spellEnd"/>
       <w:r>
         <w:rPr>
           <w:rStyle w:val="a3"/>
@@ -4100,6 +4754,7 @@
           <w:shd w:val="clear" w:color="auto" w:fill="FFFFFF"/>
         </w:rPr>
       </w:pPr>
+      <w:proofErr w:type="spellStart"/>
       <w:r>
         <w:rPr>
           <w:rStyle w:val="a3"/>
@@ -4113,6 +4768,7 @@
         </w:rPr>
         <w:t>ps</w:t>
       </w:r>
+      <w:proofErr w:type="spellEnd"/>
       <w:r>
         <w:rPr>
           <w:rStyle w:val="a3"/>
@@ -4271,7 +4927,20 @@
           <w:szCs w:val="21"/>
           <w:shd w:val="clear" w:color="auto" w:fill="FFFFFF"/>
         </w:rPr>
-        <w:t>чьи процессы,</w:t>
+        <w:t xml:space="preserve">чьи </w:t>
+      </w:r>
+      <w:proofErr w:type="gramStart"/>
+      <w:r>
+        <w:rPr>
+          <w:rStyle w:val="a3"/>
+          <w:rFonts w:ascii="Arial" w:hAnsi="Arial" w:cs="Arial"/>
+          <w:b w:val="0"/>
+          <w:color w:val="666D70"/>
+          <w:sz w:val="21"/>
+          <w:szCs w:val="21"/>
+          <w:shd w:val="clear" w:color="auto" w:fill="FFFFFF"/>
+        </w:rPr>
+        <w:t>процессы,</w:t>
       </w:r>
       <w:r>
         <w:rPr>
@@ -4286,6 +4955,7 @@
         </w:rPr>
         <w:t>x</w:t>
       </w:r>
+      <w:proofErr w:type="gramEnd"/>
       <w:r>
         <w:rPr>
           <w:rStyle w:val="a3"/>
@@ -4337,6 +5007,7 @@
           <w:shd w:val="clear" w:color="auto" w:fill="FFFFFF"/>
         </w:rPr>
       </w:pPr>
+      <w:proofErr w:type="spellStart"/>
       <w:r>
         <w:rPr>
           <w:rStyle w:val="a3"/>
@@ -4350,59 +5021,75 @@
         </w:rPr>
         <w:t>dmesg</w:t>
       </w:r>
-      <w:r>
-        <w:rPr>
-          <w:rStyle w:val="a3"/>
-          <w:rFonts w:ascii="Arial" w:hAnsi="Arial" w:cs="Arial"/>
-          <w:b w:val="0"/>
-          <w:color w:val="666D70"/>
-          <w:sz w:val="21"/>
-          <w:szCs w:val="21"/>
-          <w:shd w:val="clear" w:color="auto" w:fill="FFFFFF"/>
-        </w:rPr>
-        <w:t xml:space="preserve"> </w:t>
-      </w:r>
-      <w:r>
-        <w:rPr>
-          <w:rStyle w:val="a3"/>
-          <w:rFonts w:ascii="Arial" w:hAnsi="Arial" w:cs="Arial"/>
-          <w:b w:val="0"/>
-          <w:color w:val="666D70"/>
-          <w:sz w:val="21"/>
-          <w:szCs w:val="21"/>
-          <w:shd w:val="clear" w:color="auto" w:fill="FFFFFF"/>
-        </w:rPr>
-        <w:t>логи в памяти</w:t>
-      </w:r>
-    </w:p>
-    <w:p>
-      <w:pPr>
-        <w:pStyle w:val="HTML"/>
-        <w:shd w:val="clear" w:color="auto" w:fill="FFFFFF"/>
-        <w:rPr>
-          <w:rStyle w:val="a3"/>
-          <w:rFonts w:ascii="Arial" w:hAnsi="Arial" w:cs="Arial"/>
-          <w:b w:val="0"/>
-          <w:color w:val="666D70"/>
-          <w:sz w:val="21"/>
-          <w:szCs w:val="21"/>
-          <w:shd w:val="clear" w:color="auto" w:fill="FFFFFF"/>
-        </w:rPr>
-      </w:pPr>
-      <w:r>
-        <w:rPr>
-          <w:rStyle w:val="a3"/>
-          <w:rFonts w:ascii="Arial" w:hAnsi="Arial" w:cs="Arial"/>
-          <w:b w:val="0"/>
-          <w:color w:val="666D70"/>
-          <w:sz w:val="21"/>
-          <w:szCs w:val="21"/>
-          <w:shd w:val="clear" w:color="auto" w:fill="FFFFFF"/>
-          <w:lang w:val="en-US"/>
-        </w:rPr>
-        <w:lastRenderedPageBreak/>
+      <w:proofErr w:type="spellEnd"/>
+      <w:r>
+        <w:rPr>
+          <w:rStyle w:val="a3"/>
+          <w:rFonts w:ascii="Arial" w:hAnsi="Arial" w:cs="Arial"/>
+          <w:b w:val="0"/>
+          <w:color w:val="666D70"/>
+          <w:sz w:val="21"/>
+          <w:szCs w:val="21"/>
+          <w:shd w:val="clear" w:color="auto" w:fill="FFFFFF"/>
+        </w:rPr>
+        <w:t xml:space="preserve"> </w:t>
+      </w:r>
+      <w:proofErr w:type="spellStart"/>
+      <w:r>
+        <w:rPr>
+          <w:rStyle w:val="a3"/>
+          <w:rFonts w:ascii="Arial" w:hAnsi="Arial" w:cs="Arial"/>
+          <w:b w:val="0"/>
+          <w:color w:val="666D70"/>
+          <w:sz w:val="21"/>
+          <w:szCs w:val="21"/>
+          <w:shd w:val="clear" w:color="auto" w:fill="FFFFFF"/>
+        </w:rPr>
+        <w:t>логи</w:t>
+      </w:r>
+      <w:proofErr w:type="spellEnd"/>
+      <w:r>
+        <w:rPr>
+          <w:rStyle w:val="a3"/>
+          <w:rFonts w:ascii="Arial" w:hAnsi="Arial" w:cs="Arial"/>
+          <w:b w:val="0"/>
+          <w:color w:val="666D70"/>
+          <w:sz w:val="21"/>
+          <w:szCs w:val="21"/>
+          <w:shd w:val="clear" w:color="auto" w:fill="FFFFFF"/>
+        </w:rPr>
+        <w:t xml:space="preserve"> в памяти</w:t>
+      </w:r>
+    </w:p>
+    <w:p>
+      <w:pPr>
+        <w:pStyle w:val="HTML"/>
+        <w:shd w:val="clear" w:color="auto" w:fill="FFFFFF"/>
+        <w:rPr>
+          <w:rStyle w:val="a3"/>
+          <w:rFonts w:ascii="Arial" w:hAnsi="Arial" w:cs="Arial"/>
+          <w:b w:val="0"/>
+          <w:color w:val="666D70"/>
+          <w:sz w:val="21"/>
+          <w:szCs w:val="21"/>
+          <w:shd w:val="clear" w:color="auto" w:fill="FFFFFF"/>
+        </w:rPr>
+      </w:pPr>
+      <w:proofErr w:type="spellStart"/>
+      <w:r>
+        <w:rPr>
+          <w:rStyle w:val="a3"/>
+          <w:rFonts w:ascii="Arial" w:hAnsi="Arial" w:cs="Arial"/>
+          <w:b w:val="0"/>
+          <w:color w:val="666D70"/>
+          <w:sz w:val="21"/>
+          <w:szCs w:val="21"/>
+          <w:shd w:val="clear" w:color="auto" w:fill="FFFFFF"/>
+          <w:lang w:val="en-US"/>
+        </w:rPr>
         <w:t>dmesg</w:t>
       </w:r>
+      <w:proofErr w:type="spellEnd"/>
       <w:r>
         <w:rPr>
           <w:rStyle w:val="a3"/>
@@ -4415,6 +5102,7 @@
         </w:rPr>
         <w:t xml:space="preserve"> | </w:t>
       </w:r>
+      <w:proofErr w:type="spellStart"/>
       <w:r>
         <w:rPr>
           <w:rStyle w:val="a3"/>
@@ -4428,6 +5116,7 @@
         </w:rPr>
         <w:t>grep</w:t>
       </w:r>
+      <w:proofErr w:type="spellEnd"/>
       <w:r>
         <w:rPr>
           <w:rStyle w:val="a3"/>
@@ -4605,6 +5294,7 @@
         </w:rPr>
         <w:t xml:space="preserve"> /</w:t>
       </w:r>
+      <w:proofErr w:type="spellStart"/>
       <w:r>
         <w:rPr>
           <w:rStyle w:val="a3"/>
@@ -4618,6 +5308,7 @@
         </w:rPr>
         <w:t>etc</w:t>
       </w:r>
+      <w:proofErr w:type="spellEnd"/>
       <w:r>
         <w:rPr>
           <w:rStyle w:val="a3"/>
@@ -4630,6 +5321,7 @@
         </w:rPr>
         <w:t>/</w:t>
       </w:r>
+      <w:proofErr w:type="spellStart"/>
       <w:r>
         <w:rPr>
           <w:rStyle w:val="a3"/>
@@ -4643,6 +5335,7 @@
         </w:rPr>
         <w:t>passwd</w:t>
       </w:r>
+      <w:proofErr w:type="spellEnd"/>
       <w:r>
         <w:rPr>
           <w:rStyle w:val="a3"/>
@@ -4692,6 +5385,7 @@
         </w:rPr>
         <w:t xml:space="preserve"> /</w:t>
       </w:r>
+      <w:proofErr w:type="spellStart"/>
       <w:r>
         <w:rPr>
           <w:rStyle w:val="a3"/>
@@ -4705,6 +5399,7 @@
         </w:rPr>
         <w:t>etc</w:t>
       </w:r>
+      <w:proofErr w:type="spellEnd"/>
       <w:r>
         <w:rPr>
           <w:rStyle w:val="a3"/>
@@ -4791,6 +5486,7 @@
         </w:rPr>
         <w:t xml:space="preserve"> /</w:t>
       </w:r>
+      <w:proofErr w:type="spellStart"/>
       <w:r>
         <w:rPr>
           <w:rStyle w:val="a3"/>
@@ -4804,6 +5500,7 @@
         </w:rPr>
         <w:t>etc</w:t>
       </w:r>
+      <w:proofErr w:type="spellEnd"/>
       <w:r>
         <w:rPr>
           <w:rStyle w:val="a3"/>
@@ -5007,8 +5704,22 @@
           <w:szCs w:val="21"/>
           <w:shd w:val="clear" w:color="auto" w:fill="FFFFFF"/>
         </w:rPr>
-        <w:t>кто сейчас залогинен</w:t>
-      </w:r>
+        <w:t xml:space="preserve">кто сейчас </w:t>
+      </w:r>
+      <w:proofErr w:type="spellStart"/>
+      <w:r>
+        <w:rPr>
+          <w:rStyle w:val="a3"/>
+          <w:rFonts w:ascii="Arial" w:hAnsi="Arial" w:cs="Arial"/>
+          <w:b w:val="0"/>
+          <w:color w:val="666D70"/>
+          <w:sz w:val="21"/>
+          <w:szCs w:val="21"/>
+          <w:shd w:val="clear" w:color="auto" w:fill="FFFFFF"/>
+        </w:rPr>
+        <w:t>залогинен</w:t>
+      </w:r>
+      <w:proofErr w:type="spellEnd"/>
       <w:r>
         <w:rPr>
           <w:rStyle w:val="a3"/>
@@ -5056,23 +5767,38 @@
           <w:szCs w:val="21"/>
           <w:shd w:val="clear" w:color="auto" w:fill="FFFFFF"/>
         </w:rPr>
-        <w:t>больше информации, о залогиненых</w:t>
-      </w:r>
-    </w:p>
-    <w:p>
-      <w:pPr>
-        <w:pStyle w:val="HTML"/>
-        <w:shd w:val="clear" w:color="auto" w:fill="FFFFFF"/>
-        <w:rPr>
-          <w:rStyle w:val="a3"/>
-          <w:rFonts w:ascii="Arial" w:hAnsi="Arial" w:cs="Arial"/>
-          <w:b w:val="0"/>
-          <w:color w:val="666D70"/>
-          <w:sz w:val="21"/>
-          <w:szCs w:val="21"/>
-          <w:shd w:val="clear" w:color="auto" w:fill="FFFFFF"/>
-        </w:rPr>
-      </w:pPr>
+        <w:t xml:space="preserve">больше информации, о </w:t>
+      </w:r>
+      <w:proofErr w:type="spellStart"/>
+      <w:r>
+        <w:rPr>
+          <w:rStyle w:val="a3"/>
+          <w:rFonts w:ascii="Arial" w:hAnsi="Arial" w:cs="Arial"/>
+          <w:b w:val="0"/>
+          <w:color w:val="666D70"/>
+          <w:sz w:val="21"/>
+          <w:szCs w:val="21"/>
+          <w:shd w:val="clear" w:color="auto" w:fill="FFFFFF"/>
+        </w:rPr>
+        <w:t>залогиненых</w:t>
+      </w:r>
+      <w:proofErr w:type="spellEnd"/>
+    </w:p>
+    <w:p>
+      <w:pPr>
+        <w:pStyle w:val="HTML"/>
+        <w:shd w:val="clear" w:color="auto" w:fill="FFFFFF"/>
+        <w:rPr>
+          <w:rStyle w:val="a3"/>
+          <w:rFonts w:ascii="Arial" w:hAnsi="Arial" w:cs="Arial"/>
+          <w:b w:val="0"/>
+          <w:color w:val="666D70"/>
+          <w:sz w:val="21"/>
+          <w:szCs w:val="21"/>
+          <w:shd w:val="clear" w:color="auto" w:fill="FFFFFF"/>
+        </w:rPr>
+      </w:pPr>
+      <w:proofErr w:type="spellStart"/>
       <w:r>
         <w:rPr>
           <w:rStyle w:val="a3"/>
@@ -5086,6 +5812,7 @@
         </w:rPr>
         <w:t>useradd</w:t>
       </w:r>
+      <w:proofErr w:type="spellEnd"/>
       <w:r>
         <w:rPr>
           <w:rStyle w:val="a3"/>
@@ -5187,6 +5914,7 @@
           <w:shd w:val="clear" w:color="auto" w:fill="FFFFFF"/>
         </w:rPr>
       </w:pPr>
+      <w:proofErr w:type="spellStart"/>
       <w:r>
         <w:rPr>
           <w:rStyle w:val="a3"/>
@@ -5200,6 +5928,7 @@
         </w:rPr>
         <w:t>passwd</w:t>
       </w:r>
+      <w:proofErr w:type="spellEnd"/>
       <w:r>
         <w:rPr>
           <w:rStyle w:val="a3"/>
@@ -5251,6 +5980,7 @@
         </w:rPr>
         <w:t>/</w:t>
       </w:r>
+      <w:proofErr w:type="spellStart"/>
       <w:r>
         <w:rPr>
           <w:rStyle w:val="a3"/>
@@ -5264,6 +5994,7 @@
         </w:rPr>
         <w:t>etc</w:t>
       </w:r>
+      <w:proofErr w:type="spellEnd"/>
       <w:r>
         <w:rPr>
           <w:rStyle w:val="a3"/>
@@ -5276,6 +6007,7 @@
         </w:rPr>
         <w:t>/</w:t>
       </w:r>
+      <w:proofErr w:type="spellStart"/>
       <w:r>
         <w:rPr>
           <w:rStyle w:val="a3"/>
@@ -5289,6 +6021,7 @@
         </w:rPr>
         <w:t>skel</w:t>
       </w:r>
+      <w:proofErr w:type="spellEnd"/>
       <w:r>
         <w:rPr>
           <w:rStyle w:val="a3"/>
@@ -5328,6 +6061,8 @@
           <w:shd w:val="clear" w:color="auto" w:fill="FFFFFF"/>
         </w:rPr>
       </w:pPr>
+      <w:proofErr w:type="spellStart"/>
+      <w:proofErr w:type="gramStart"/>
       <w:r>
         <w:rPr>
           <w:rStyle w:val="a3"/>
@@ -5341,6 +6076,7 @@
         </w:rPr>
         <w:t>userdell</w:t>
       </w:r>
+      <w:proofErr w:type="spellEnd"/>
       <w:r>
         <w:rPr>
           <w:rStyle w:val="a3"/>
@@ -5365,6 +6101,7 @@
         </w:rPr>
         <w:t>-</w:t>
       </w:r>
+      <w:proofErr w:type="gramEnd"/>
       <w:r>
         <w:rPr>
           <w:rStyle w:val="a3"/>
@@ -5478,6 +6215,7 @@
           <w:shd w:val="clear" w:color="auto" w:fill="FFFFFF"/>
         </w:rPr>
       </w:pPr>
+      <w:proofErr w:type="spellStart"/>
       <w:r>
         <w:rPr>
           <w:rStyle w:val="a3"/>
@@ -5491,6 +6229,7 @@
         </w:rPr>
         <w:t>groupadd</w:t>
       </w:r>
+      <w:proofErr w:type="spellEnd"/>
       <w:r>
         <w:rPr>
           <w:rStyle w:val="a3"/>
@@ -5530,6 +6269,7 @@
           <w:shd w:val="clear" w:color="auto" w:fill="FFFFFF"/>
         </w:rPr>
       </w:pPr>
+      <w:proofErr w:type="spellStart"/>
       <w:r>
         <w:rPr>
           <w:rStyle w:val="a3"/>
@@ -5543,6 +6283,7 @@
         </w:rPr>
         <w:t>groupdel</w:t>
       </w:r>
+      <w:proofErr w:type="spellEnd"/>
       <w:r>
         <w:rPr>
           <w:rStyle w:val="a3"/>
@@ -5582,6 +6323,7 @@
           <w:shd w:val="clear" w:color="auto" w:fill="FFFFFF"/>
         </w:rPr>
       </w:pPr>
+      <w:proofErr w:type="spellStart"/>
       <w:r>
         <w:rPr>
           <w:rStyle w:val="a3"/>
@@ -5595,6 +6337,7 @@
         </w:rPr>
         <w:t>usermod</w:t>
       </w:r>
+      <w:proofErr w:type="spellEnd"/>
       <w:r>
         <w:rPr>
           <w:rStyle w:val="a3"/>
@@ -5607,6 +6350,7 @@
         </w:rPr>
         <w:t xml:space="preserve"> –</w:t>
       </w:r>
+      <w:proofErr w:type="spellStart"/>
       <w:r>
         <w:rPr>
           <w:rStyle w:val="a3"/>
@@ -5620,6 +6364,7 @@
         </w:rPr>
         <w:t>aG</w:t>
       </w:r>
+      <w:proofErr w:type="spellEnd"/>
       <w:r>
         <w:rPr>
           <w:rStyle w:val="a3"/>
@@ -5632,6 +6377,8 @@
         </w:rPr>
         <w:t xml:space="preserve"> `</w:t>
       </w:r>
+      <w:proofErr w:type="spellStart"/>
+      <w:proofErr w:type="gramStart"/>
       <w:r>
         <w:rPr>
           <w:rStyle w:val="a3"/>
@@ -5644,18 +6391,33 @@
         </w:rPr>
         <w:t>названиегруппы</w:t>
       </w:r>
-      <w:r>
-        <w:rPr>
-          <w:rStyle w:val="a3"/>
-          <w:rFonts w:ascii="Arial" w:hAnsi="Arial" w:cs="Arial"/>
-          <w:b w:val="0"/>
-          <w:color w:val="666D70"/>
-          <w:sz w:val="21"/>
-          <w:szCs w:val="21"/>
-          <w:shd w:val="clear" w:color="auto" w:fill="FFFFFF"/>
-        </w:rPr>
-        <w:t xml:space="preserve">(если </w:t>
-      </w:r>
+      <w:proofErr w:type="spellEnd"/>
+      <w:r>
+        <w:rPr>
+          <w:rStyle w:val="a3"/>
+          <w:rFonts w:ascii="Arial" w:hAnsi="Arial" w:cs="Arial"/>
+          <w:b w:val="0"/>
+          <w:color w:val="666D70"/>
+          <w:sz w:val="21"/>
+          <w:szCs w:val="21"/>
+          <w:shd w:val="clear" w:color="auto" w:fill="FFFFFF"/>
+        </w:rPr>
+        <w:t>(</w:t>
+      </w:r>
+      <w:proofErr w:type="gramEnd"/>
+      <w:r>
+        <w:rPr>
+          <w:rStyle w:val="a3"/>
+          <w:rFonts w:ascii="Arial" w:hAnsi="Arial" w:cs="Arial"/>
+          <w:b w:val="0"/>
+          <w:color w:val="666D70"/>
+          <w:sz w:val="21"/>
+          <w:szCs w:val="21"/>
+          <w:shd w:val="clear" w:color="auto" w:fill="FFFFFF"/>
+        </w:rPr>
+        <w:t xml:space="preserve">если </w:t>
+      </w:r>
+      <w:proofErr w:type="spellStart"/>
       <w:r>
         <w:rPr>
           <w:rStyle w:val="a3"/>
@@ -5669,6 +6431,7 @@
         </w:rPr>
         <w:t>sudo</w:t>
       </w:r>
+      <w:proofErr w:type="spellEnd"/>
       <w:r>
         <w:rPr>
           <w:rStyle w:val="a3"/>
@@ -5753,6 +6516,7 @@
         </w:rPr>
         <w:t>`</w:t>
       </w:r>
+      <w:proofErr w:type="spellStart"/>
       <w:r>
         <w:rPr>
           <w:rStyle w:val="a3"/>
@@ -5765,6 +6529,7 @@
         </w:rPr>
         <w:t>имяпользователя</w:t>
       </w:r>
+      <w:proofErr w:type="spellEnd"/>
       <w:r>
         <w:rPr>
           <w:rStyle w:val="a3"/>
@@ -5789,6 +6554,7 @@
         </w:rPr>
         <w:t>добавить в группу юзера (-</w:t>
       </w:r>
+      <w:proofErr w:type="spellStart"/>
       <w:r>
         <w:rPr>
           <w:rStyle w:val="a3"/>
@@ -5802,6 +6568,7 @@
         </w:rPr>
         <w:t>aG</w:t>
       </w:r>
+      <w:proofErr w:type="spellEnd"/>
       <w:r>
         <w:rPr>
           <w:rStyle w:val="a3"/>
@@ -5879,6 +6646,7 @@
           <w:shd w:val="clear" w:color="auto" w:fill="FFFFFF"/>
         </w:rPr>
       </w:pPr>
+      <w:proofErr w:type="spellStart"/>
       <w:r>
         <w:rPr>
           <w:rStyle w:val="a3"/>
@@ -5892,6 +6660,7 @@
         </w:rPr>
         <w:t>deluser</w:t>
       </w:r>
+      <w:proofErr w:type="spellEnd"/>
       <w:r>
         <w:rPr>
           <w:rStyle w:val="a3"/>
@@ -5904,6 +6673,7 @@
         </w:rPr>
         <w:t xml:space="preserve"> `</w:t>
       </w:r>
+      <w:proofErr w:type="spellStart"/>
       <w:r>
         <w:rPr>
           <w:rStyle w:val="a3"/>
@@ -5916,6 +6686,8 @@
         </w:rPr>
         <w:t>имяпользователя</w:t>
       </w:r>
+      <w:proofErr w:type="spellEnd"/>
+      <w:proofErr w:type="gramStart"/>
       <w:r>
         <w:rPr>
           <w:rStyle w:val="a3"/>
@@ -5928,6 +6700,7 @@
         </w:rPr>
         <w:t>`  `</w:t>
       </w:r>
+      <w:proofErr w:type="gramEnd"/>
       <w:r>
         <w:rPr>
           <w:rStyle w:val="a3"/>
@@ -6046,6 +6819,7 @@
         </w:rPr>
         <w:t>-</w:t>
       </w:r>
+      <w:proofErr w:type="spellStart"/>
       <w:r>
         <w:rPr>
           <w:rStyle w:val="a3"/>
@@ -6059,6 +6833,7 @@
         </w:rPr>
         <w:t>rw</w:t>
       </w:r>
+      <w:proofErr w:type="spellEnd"/>
       <w:r>
         <w:rPr>
           <w:rStyle w:val="a3"/>
@@ -6083,6 +6858,7 @@
         </w:rPr>
         <w:t xml:space="preserve"> </w:t>
       </w:r>
+      <w:proofErr w:type="spellStart"/>
       <w:r>
         <w:rPr>
           <w:rStyle w:val="a3"/>
@@ -6096,6 +6872,7 @@
         </w:rPr>
         <w:t>rw</w:t>
       </w:r>
+      <w:proofErr w:type="spellEnd"/>
       <w:r>
         <w:rPr>
           <w:rStyle w:val="a3"/>
@@ -6121,6 +6898,7 @@
         </w:rPr>
         <w:t>r</w:t>
       </w:r>
+      <w:proofErr w:type="gramStart"/>
       <w:r>
         <w:rPr>
           <w:rStyle w:val="a3"/>
@@ -6146,6 +6924,7 @@
         </w:rPr>
         <w:t>user</w:t>
       </w:r>
+      <w:proofErr w:type="gramEnd"/>
       <w:r>
         <w:rPr>
           <w:rStyle w:val="a3"/>
@@ -6220,7 +6999,20 @@
           <w:szCs w:val="21"/>
           <w:shd w:val="clear" w:color="auto" w:fill="FFFFFF"/>
         </w:rPr>
-        <w:t>столбец права юзера</w:t>
+        <w:t xml:space="preserve">столбец права </w:t>
+      </w:r>
+      <w:proofErr w:type="gramStart"/>
+      <w:r>
+        <w:rPr>
+          <w:rStyle w:val="a3"/>
+          <w:rFonts w:ascii="Arial" w:hAnsi="Arial" w:cs="Arial"/>
+          <w:b w:val="0"/>
+          <w:color w:val="666D70"/>
+          <w:sz w:val="21"/>
+          <w:szCs w:val="21"/>
+          <w:shd w:val="clear" w:color="auto" w:fill="FFFFFF"/>
+        </w:rPr>
+        <w:t>юзера</w:t>
       </w:r>
       <w:r>
         <w:rPr>
@@ -6246,6 +7038,7 @@
         </w:rPr>
         <w:t>(</w:t>
       </w:r>
+      <w:proofErr w:type="gramEnd"/>
       <w:r>
         <w:rPr>
           <w:rStyle w:val="a3"/>
@@ -6318,8 +7111,22 @@
           <w:szCs w:val="21"/>
           <w:shd w:val="clear" w:color="auto" w:fill="FFFFFF"/>
         </w:rPr>
-        <w:t xml:space="preserve"> линк</w:t>
-      </w:r>
+        <w:t xml:space="preserve"> </w:t>
+      </w:r>
+      <w:proofErr w:type="spellStart"/>
+      <w:r>
+        <w:rPr>
+          <w:rStyle w:val="a3"/>
+          <w:rFonts w:ascii="Arial" w:hAnsi="Arial" w:cs="Arial"/>
+          <w:b w:val="0"/>
+          <w:color w:val="666D70"/>
+          <w:sz w:val="21"/>
+          <w:szCs w:val="21"/>
+          <w:shd w:val="clear" w:color="auto" w:fill="FFFFFF"/>
+        </w:rPr>
+        <w:t>линк</w:t>
+      </w:r>
+      <w:proofErr w:type="spellEnd"/>
       <w:r>
         <w:rPr>
           <w:rStyle w:val="a3"/>
@@ -6768,6 +7575,7 @@
           <w:shd w:val="clear" w:color="auto" w:fill="FFFFFF"/>
         </w:rPr>
       </w:pPr>
+      <w:proofErr w:type="spellStart"/>
       <w:r>
         <w:rPr>
           <w:rStyle w:val="a3"/>
@@ -6781,6 +7589,7 @@
         </w:rPr>
         <w:t>chown</w:t>
       </w:r>
+      <w:proofErr w:type="spellEnd"/>
       <w:r>
         <w:rPr>
           <w:rStyle w:val="a3"/>
@@ -6793,6 +7602,7 @@
         </w:rPr>
         <w:t xml:space="preserve"> `</w:t>
       </w:r>
+      <w:proofErr w:type="spellStart"/>
       <w:r>
         <w:rPr>
           <w:rStyle w:val="a3"/>
@@ -6805,6 +7615,7 @@
         </w:rPr>
         <w:t>имяпользователя</w:t>
       </w:r>
+      <w:proofErr w:type="spellEnd"/>
       <w:r>
         <w:rPr>
           <w:rStyle w:val="a3"/>
@@ -6880,6 +7691,7 @@
           <w:shd w:val="clear" w:color="auto" w:fill="FFFFFF"/>
         </w:rPr>
       </w:pPr>
+      <w:proofErr w:type="spellStart"/>
       <w:r>
         <w:rPr>
           <w:rStyle w:val="a3"/>
@@ -6906,6 +7718,7 @@
         </w:rPr>
         <w:t>p</w:t>
       </w:r>
+      <w:proofErr w:type="spellEnd"/>
       <w:r>
         <w:rPr>
           <w:rStyle w:val="a3"/>
@@ -6918,6 +7731,7 @@
         </w:rPr>
         <w:t xml:space="preserve"> `</w:t>
       </w:r>
+      <w:proofErr w:type="spellStart"/>
       <w:r>
         <w:rPr>
           <w:rStyle w:val="a3"/>
@@ -6930,6 +7744,7 @@
         </w:rPr>
         <w:t>имягруппы</w:t>
       </w:r>
+      <w:proofErr w:type="spellEnd"/>
       <w:r>
         <w:rPr>
           <w:rStyle w:val="a3"/>
@@ -7008,6 +7823,7 @@
           <w:shd w:val="clear" w:color="auto" w:fill="FFFFFF"/>
         </w:rPr>
       </w:pPr>
+      <w:proofErr w:type="spellStart"/>
       <w:r>
         <w:rPr>
           <w:rStyle w:val="a3"/>
@@ -7021,6 +7837,7 @@
         </w:rPr>
         <w:t>chmod</w:t>
       </w:r>
+      <w:proofErr w:type="spellEnd"/>
       <w:r>
         <w:rPr>
           <w:rStyle w:val="a3"/>
@@ -7132,6 +7949,7 @@
         </w:rPr>
         <w:t xml:space="preserve"> +-  </w:t>
       </w:r>
+      <w:proofErr w:type="spellStart"/>
       <w:r>
         <w:rPr>
           <w:rStyle w:val="a3"/>
@@ -7145,6 +7963,7 @@
         </w:rPr>
         <w:t>rwx</w:t>
       </w:r>
+      <w:proofErr w:type="spellEnd"/>
       <w:r>
         <w:rPr>
           <w:rStyle w:val="a3"/>
@@ -7370,6 +8189,7 @@
         </w:rPr>
         <w:t xml:space="preserve">пример </w:t>
       </w:r>
+      <w:proofErr w:type="spellStart"/>
       <w:r>
         <w:rPr>
           <w:rStyle w:val="a3"/>
@@ -7383,6 +8203,7 @@
         </w:rPr>
         <w:t>chmod</w:t>
       </w:r>
+      <w:proofErr w:type="spellEnd"/>
       <w:r>
         <w:rPr>
           <w:rStyle w:val="a3"/>
@@ -7420,6 +8241,7 @@
         </w:rPr>
         <w:t>+</w:t>
       </w:r>
+      <w:proofErr w:type="gramStart"/>
       <w:r>
         <w:rPr>
           <w:rStyle w:val="a3"/>
@@ -7458,6 +8280,7 @@
         </w:rPr>
         <w:t>g</w:t>
       </w:r>
+      <w:proofErr w:type="gramEnd"/>
       <w:r>
         <w:rPr>
           <w:rStyle w:val="a3"/>
@@ -7495,6 +8318,7 @@
         </w:rPr>
         <w:t xml:space="preserve"> </w:t>
       </w:r>
+      <w:proofErr w:type="spellStart"/>
       <w:r>
         <w:rPr>
           <w:rStyle w:val="a3"/>
@@ -7508,6 +8332,7 @@
         </w:rPr>
         <w:t>dir</w:t>
       </w:r>
+      <w:proofErr w:type="spellEnd"/>
       <w:r>
         <w:rPr>
           <w:rStyle w:val="a3"/>
@@ -7630,6 +8455,7 @@
         </w:rPr>
         <w:t xml:space="preserve">каталога </w:t>
       </w:r>
+      <w:proofErr w:type="spellStart"/>
       <w:r>
         <w:rPr>
           <w:rStyle w:val="a3"/>
@@ -7643,6 +8469,7 @@
         </w:rPr>
         <w:t>dir</w:t>
       </w:r>
+      <w:proofErr w:type="spellEnd"/>
       <w:r>
         <w:rPr>
           <w:rStyle w:val="a3"/>
@@ -7685,17 +8512,31 @@
           <w:shd w:val="clear" w:color="auto" w:fill="FFFFFF"/>
         </w:rPr>
       </w:pPr>
-      <w:r>
-        <w:rPr>
-          <w:rStyle w:val="a3"/>
-          <w:rFonts w:ascii="Arial" w:hAnsi="Arial" w:cs="Arial"/>
-          <w:b w:val="0"/>
-          <w:color w:val="666D70"/>
-          <w:sz w:val="21"/>
-          <w:szCs w:val="21"/>
-          <w:shd w:val="clear" w:color="auto" w:fill="FFFFFF"/>
-        </w:rPr>
-        <w:t xml:space="preserve">цифами </w:t>
+      <w:proofErr w:type="spellStart"/>
+      <w:r>
+        <w:rPr>
+          <w:rStyle w:val="a3"/>
+          <w:rFonts w:ascii="Arial" w:hAnsi="Arial" w:cs="Arial"/>
+          <w:b w:val="0"/>
+          <w:color w:val="666D70"/>
+          <w:sz w:val="21"/>
+          <w:szCs w:val="21"/>
+          <w:shd w:val="clear" w:color="auto" w:fill="FFFFFF"/>
+        </w:rPr>
+        <w:t>цифами</w:t>
+      </w:r>
+      <w:proofErr w:type="spellEnd"/>
+      <w:r>
+        <w:rPr>
+          <w:rStyle w:val="a3"/>
+          <w:rFonts w:ascii="Arial" w:hAnsi="Arial" w:cs="Arial"/>
+          <w:b w:val="0"/>
+          <w:color w:val="666D70"/>
+          <w:sz w:val="21"/>
+          <w:szCs w:val="21"/>
+          <w:shd w:val="clear" w:color="auto" w:fill="FFFFFF"/>
+        </w:rPr>
+        <w:t xml:space="preserve"> </w:t>
       </w:r>
       <w:r>
         <w:rPr>
@@ -7770,20 +8611,47 @@
           <w:szCs w:val="21"/>
           <w:shd w:val="clear" w:color="auto" w:fill="FFFFFF"/>
         </w:rPr>
-        <w:t xml:space="preserve">=1  </w:t>
-      </w:r>
-      <w:r>
-        <w:rPr>
-          <w:rStyle w:val="a3"/>
-          <w:rFonts w:ascii="Arial" w:hAnsi="Arial" w:cs="Arial"/>
-          <w:b w:val="0"/>
-          <w:color w:val="666D70"/>
-          <w:sz w:val="21"/>
-          <w:szCs w:val="21"/>
-          <w:shd w:val="clear" w:color="auto" w:fill="FFFFFF"/>
-        </w:rPr>
-        <w:t xml:space="preserve">пример </w:t>
-      </w:r>
+        <w:t>=</w:t>
+      </w:r>
+      <w:proofErr w:type="gramStart"/>
+      <w:r>
+        <w:rPr>
+          <w:rStyle w:val="a3"/>
+          <w:rFonts w:ascii="Arial" w:hAnsi="Arial" w:cs="Arial"/>
+          <w:b w:val="0"/>
+          <w:color w:val="666D70"/>
+          <w:sz w:val="21"/>
+          <w:szCs w:val="21"/>
+          <w:shd w:val="clear" w:color="auto" w:fill="FFFFFF"/>
+        </w:rPr>
+        <w:t xml:space="preserve">1  </w:t>
+      </w:r>
+      <w:r>
+        <w:rPr>
+          <w:rStyle w:val="a3"/>
+          <w:rFonts w:ascii="Arial" w:hAnsi="Arial" w:cs="Arial"/>
+          <w:b w:val="0"/>
+          <w:color w:val="666D70"/>
+          <w:sz w:val="21"/>
+          <w:szCs w:val="21"/>
+          <w:shd w:val="clear" w:color="auto" w:fill="FFFFFF"/>
+        </w:rPr>
+        <w:t>пример</w:t>
+      </w:r>
+      <w:proofErr w:type="gramEnd"/>
+      <w:r>
+        <w:rPr>
+          <w:rStyle w:val="a3"/>
+          <w:rFonts w:ascii="Arial" w:hAnsi="Arial" w:cs="Arial"/>
+          <w:b w:val="0"/>
+          <w:color w:val="666D70"/>
+          <w:sz w:val="21"/>
+          <w:szCs w:val="21"/>
+          <w:shd w:val="clear" w:color="auto" w:fill="FFFFFF"/>
+        </w:rPr>
+        <w:t xml:space="preserve"> </w:t>
+      </w:r>
+      <w:proofErr w:type="spellStart"/>
       <w:r>
         <w:rPr>
           <w:rStyle w:val="a3"/>
@@ -7797,6 +8665,7 @@
         </w:rPr>
         <w:t>rwx</w:t>
       </w:r>
+      <w:proofErr w:type="spellEnd"/>
       <w:r>
         <w:rPr>
           <w:rStyle w:val="a3"/>
@@ -7873,6 +8742,7 @@
           <w:shd w:val="clear" w:color="auto" w:fill="FFFFFF"/>
         </w:rPr>
       </w:pPr>
+      <w:proofErr w:type="spellStart"/>
       <w:r>
         <w:rPr>
           <w:rStyle w:val="a3"/>
@@ -7886,6 +8756,7 @@
         </w:rPr>
         <w:t>chmod</w:t>
       </w:r>
+      <w:proofErr w:type="spellEnd"/>
       <w:r>
         <w:rPr>
           <w:rStyle w:val="a3"/>
@@ -8012,17 +8883,83 @@
           <w:shd w:val="clear" w:color="auto" w:fill="FFFFFF"/>
         </w:rPr>
       </w:pPr>
-      <w:r>
-        <w:rPr>
-          <w:rStyle w:val="a3"/>
-          <w:rFonts w:ascii="Arial" w:hAnsi="Arial" w:cs="Arial"/>
-          <w:b w:val="0"/>
-          <w:color w:val="666D70"/>
-          <w:sz w:val="21"/>
-          <w:szCs w:val="21"/>
-          <w:shd w:val="clear" w:color="auto" w:fill="FFFFFF"/>
-        </w:rPr>
-        <w:t xml:space="preserve">стики бит права на общую папку, чтобы только владельцы файлов молги их удалять, добавляетя </w:t>
+      <w:proofErr w:type="spellStart"/>
+      <w:r>
+        <w:rPr>
+          <w:rStyle w:val="a3"/>
+          <w:rFonts w:ascii="Arial" w:hAnsi="Arial" w:cs="Arial"/>
+          <w:b w:val="0"/>
+          <w:color w:val="666D70"/>
+          <w:sz w:val="21"/>
+          <w:szCs w:val="21"/>
+          <w:shd w:val="clear" w:color="auto" w:fill="FFFFFF"/>
+        </w:rPr>
+        <w:t>стики</w:t>
+      </w:r>
+      <w:proofErr w:type="spellEnd"/>
+      <w:r>
+        <w:rPr>
+          <w:rStyle w:val="a3"/>
+          <w:rFonts w:ascii="Arial" w:hAnsi="Arial" w:cs="Arial"/>
+          <w:b w:val="0"/>
+          <w:color w:val="666D70"/>
+          <w:sz w:val="21"/>
+          <w:szCs w:val="21"/>
+          <w:shd w:val="clear" w:color="auto" w:fill="FFFFFF"/>
+        </w:rPr>
+        <w:t xml:space="preserve"> бит права на общую папку, чтобы только владельцы файлов </w:t>
+      </w:r>
+      <w:proofErr w:type="spellStart"/>
+      <w:r>
+        <w:rPr>
+          <w:rStyle w:val="a3"/>
+          <w:rFonts w:ascii="Arial" w:hAnsi="Arial" w:cs="Arial"/>
+          <w:b w:val="0"/>
+          <w:color w:val="666D70"/>
+          <w:sz w:val="21"/>
+          <w:szCs w:val="21"/>
+          <w:shd w:val="clear" w:color="auto" w:fill="FFFFFF"/>
+        </w:rPr>
+        <w:t>молги</w:t>
+      </w:r>
+      <w:proofErr w:type="spellEnd"/>
+      <w:r>
+        <w:rPr>
+          <w:rStyle w:val="a3"/>
+          <w:rFonts w:ascii="Arial" w:hAnsi="Arial" w:cs="Arial"/>
+          <w:b w:val="0"/>
+          <w:color w:val="666D70"/>
+          <w:sz w:val="21"/>
+          <w:szCs w:val="21"/>
+          <w:shd w:val="clear" w:color="auto" w:fill="FFFFFF"/>
+        </w:rPr>
+        <w:t xml:space="preserve"> их удалять, </w:t>
+      </w:r>
+      <w:proofErr w:type="spellStart"/>
+      <w:r>
+        <w:rPr>
+          <w:rStyle w:val="a3"/>
+          <w:rFonts w:ascii="Arial" w:hAnsi="Arial" w:cs="Arial"/>
+          <w:b w:val="0"/>
+          <w:color w:val="666D70"/>
+          <w:sz w:val="21"/>
+          <w:szCs w:val="21"/>
+          <w:shd w:val="clear" w:color="auto" w:fill="FFFFFF"/>
+        </w:rPr>
+        <w:t>добавляетя</w:t>
+      </w:r>
+      <w:proofErr w:type="spellEnd"/>
+      <w:r>
+        <w:rPr>
+          <w:rStyle w:val="a3"/>
+          <w:rFonts w:ascii="Arial" w:hAnsi="Arial" w:cs="Arial"/>
+          <w:b w:val="0"/>
+          <w:color w:val="666D70"/>
+          <w:sz w:val="21"/>
+          <w:szCs w:val="21"/>
+          <w:shd w:val="clear" w:color="auto" w:fill="FFFFFF"/>
+        </w:rPr>
+        <w:t xml:space="preserve"> </w:t>
       </w:r>
       <w:r>
         <w:rPr>
@@ -8203,6 +9140,7 @@
           <w:shd w:val="clear" w:color="auto" w:fill="FFFFFF"/>
         </w:rPr>
       </w:pPr>
+      <w:proofErr w:type="spellStart"/>
       <w:r>
         <w:rPr>
           <w:rStyle w:val="a3"/>
@@ -8216,6 +9154,7 @@
         </w:rPr>
         <w:t>nmcli</w:t>
       </w:r>
+      <w:proofErr w:type="spellEnd"/>
       <w:r>
         <w:rPr>
           <w:rStyle w:val="a3"/>
@@ -8288,23 +9227,38 @@
           <w:szCs w:val="21"/>
           <w:shd w:val="clear" w:color="auto" w:fill="FFFFFF"/>
         </w:rPr>
-        <w:t>полная информация о сетевых адапетрах</w:t>
-      </w:r>
-    </w:p>
-    <w:p>
-      <w:pPr>
-        <w:pStyle w:val="HTML"/>
-        <w:shd w:val="clear" w:color="auto" w:fill="FFFFFF"/>
-        <w:rPr>
-          <w:rStyle w:val="a3"/>
-          <w:rFonts w:ascii="Arial" w:hAnsi="Arial" w:cs="Arial"/>
-          <w:b w:val="0"/>
-          <w:color w:val="666D70"/>
-          <w:sz w:val="21"/>
-          <w:szCs w:val="21"/>
-          <w:shd w:val="clear" w:color="auto" w:fill="FFFFFF"/>
-        </w:rPr>
-      </w:pPr>
+        <w:t xml:space="preserve">полная информация о сетевых </w:t>
+      </w:r>
+      <w:proofErr w:type="spellStart"/>
+      <w:r>
+        <w:rPr>
+          <w:rStyle w:val="a3"/>
+          <w:rFonts w:ascii="Arial" w:hAnsi="Arial" w:cs="Arial"/>
+          <w:b w:val="0"/>
+          <w:color w:val="666D70"/>
+          <w:sz w:val="21"/>
+          <w:szCs w:val="21"/>
+          <w:shd w:val="clear" w:color="auto" w:fill="FFFFFF"/>
+        </w:rPr>
+        <w:t>адапетрах</w:t>
+      </w:r>
+      <w:proofErr w:type="spellEnd"/>
+    </w:p>
+    <w:p>
+      <w:pPr>
+        <w:pStyle w:val="HTML"/>
+        <w:shd w:val="clear" w:color="auto" w:fill="FFFFFF"/>
+        <w:rPr>
+          <w:rStyle w:val="a3"/>
+          <w:rFonts w:ascii="Arial" w:hAnsi="Arial" w:cs="Arial"/>
+          <w:b w:val="0"/>
+          <w:color w:val="666D70"/>
+          <w:sz w:val="21"/>
+          <w:szCs w:val="21"/>
+          <w:shd w:val="clear" w:color="auto" w:fill="FFFFFF"/>
+        </w:rPr>
+      </w:pPr>
+      <w:proofErr w:type="spellStart"/>
       <w:r>
         <w:rPr>
           <w:rStyle w:val="a3"/>
@@ -8318,6 +9272,7 @@
         </w:rPr>
         <w:t>ifconfig</w:t>
       </w:r>
+      <w:proofErr w:type="spellEnd"/>
       <w:r>
         <w:rPr>
           <w:rStyle w:val="a3"/>
@@ -8354,6 +9309,7 @@
         </w:rPr>
         <w:t xml:space="preserve"> </w:t>
       </w:r>
+      <w:proofErr w:type="spellStart"/>
       <w:r>
         <w:rPr>
           <w:rStyle w:val="a3"/>
@@ -8367,18 +9323,20 @@
         </w:rPr>
         <w:t>ip</w:t>
       </w:r>
-      <w:r>
-        <w:rPr>
-          <w:rStyle w:val="a3"/>
-          <w:rFonts w:ascii="Arial" w:hAnsi="Arial" w:cs="Arial"/>
-          <w:b w:val="0"/>
-          <w:color w:val="666D70"/>
-          <w:sz w:val="21"/>
-          <w:szCs w:val="21"/>
-          <w:shd w:val="clear" w:color="auto" w:fill="FFFFFF"/>
-        </w:rPr>
-        <w:t xml:space="preserve"> </w:t>
-      </w:r>
+      <w:proofErr w:type="spellEnd"/>
+      <w:r>
+        <w:rPr>
+          <w:rStyle w:val="a3"/>
+          <w:rFonts w:ascii="Arial" w:hAnsi="Arial" w:cs="Arial"/>
+          <w:b w:val="0"/>
+          <w:color w:val="666D70"/>
+          <w:sz w:val="21"/>
+          <w:szCs w:val="21"/>
+          <w:shd w:val="clear" w:color="auto" w:fill="FFFFFF"/>
+        </w:rPr>
+        <w:t xml:space="preserve"> </w:t>
+      </w:r>
+      <w:proofErr w:type="spellStart"/>
       <w:r>
         <w:rPr>
           <w:rStyle w:val="a3"/>
@@ -8392,6 +9350,7 @@
         </w:rPr>
         <w:t>addr</w:t>
       </w:r>
+      <w:proofErr w:type="spellEnd"/>
       <w:r>
         <w:rPr>
           <w:rStyle w:val="a3"/>
@@ -8520,18 +9479,33 @@
         </w:rPr>
         <w:t xml:space="preserve"> </w:t>
       </w:r>
-      <w:r>
-        <w:rPr>
-          <w:rStyle w:val="a3"/>
-          <w:rFonts w:ascii="Arial" w:hAnsi="Arial" w:cs="Arial"/>
-          <w:b w:val="0"/>
-          <w:color w:val="666D70"/>
-          <w:sz w:val="21"/>
-          <w:szCs w:val="21"/>
-          <w:shd w:val="clear" w:color="auto" w:fill="FFFFFF"/>
-          <w:lang w:val="en-US"/>
-        </w:rPr>
-        <w:t xml:space="preserve">ip route show </w:t>
+      <w:proofErr w:type="spellStart"/>
+      <w:r>
+        <w:rPr>
+          <w:rStyle w:val="a3"/>
+          <w:rFonts w:ascii="Arial" w:hAnsi="Arial" w:cs="Arial"/>
+          <w:b w:val="0"/>
+          <w:color w:val="666D70"/>
+          <w:sz w:val="21"/>
+          <w:szCs w:val="21"/>
+          <w:shd w:val="clear" w:color="auto" w:fill="FFFFFF"/>
+          <w:lang w:val="en-US"/>
+        </w:rPr>
+        <w:t>ip</w:t>
+      </w:r>
+      <w:proofErr w:type="spellEnd"/>
+      <w:r>
+        <w:rPr>
+          <w:rStyle w:val="a3"/>
+          <w:rFonts w:ascii="Arial" w:hAnsi="Arial" w:cs="Arial"/>
+          <w:b w:val="0"/>
+          <w:color w:val="666D70"/>
+          <w:sz w:val="21"/>
+          <w:szCs w:val="21"/>
+          <w:shd w:val="clear" w:color="auto" w:fill="FFFFFF"/>
+          <w:lang w:val="en-US"/>
+        </w:rPr>
+        <w:t xml:space="preserve"> route show </w:t>
       </w:r>
       <w:r>
         <w:rPr>
@@ -8638,6 +9612,7 @@
         </w:rPr>
         <w:t xml:space="preserve"> </w:t>
       </w:r>
+      <w:proofErr w:type="spellStart"/>
       <w:r>
         <w:rPr>
           <w:rStyle w:val="a3"/>
@@ -8650,6 +9625,7 @@
         </w:rPr>
         <w:t>айпи</w:t>
       </w:r>
+      <w:proofErr w:type="spellEnd"/>
       <w:r>
         <w:rPr>
           <w:rStyle w:val="a3"/>
@@ -8691,18 +9667,33 @@
           <w:lang w:val="en-US"/>
         </w:rPr>
       </w:pPr>
-      <w:r>
-        <w:rPr>
-          <w:rStyle w:val="a3"/>
-          <w:rFonts w:ascii="Arial" w:hAnsi="Arial" w:cs="Arial"/>
-          <w:b w:val="0"/>
-          <w:color w:val="666D70"/>
-          <w:sz w:val="21"/>
-          <w:szCs w:val="21"/>
-          <w:shd w:val="clear" w:color="auto" w:fill="FFFFFF"/>
-          <w:lang w:val="en-US"/>
-        </w:rPr>
-        <w:t xml:space="preserve">netstat </w:t>
+      <w:proofErr w:type="spellStart"/>
+      <w:r>
+        <w:rPr>
+          <w:rStyle w:val="a3"/>
+          <w:rFonts w:ascii="Arial" w:hAnsi="Arial" w:cs="Arial"/>
+          <w:b w:val="0"/>
+          <w:color w:val="666D70"/>
+          <w:sz w:val="21"/>
+          <w:szCs w:val="21"/>
+          <w:shd w:val="clear" w:color="auto" w:fill="FFFFFF"/>
+          <w:lang w:val="en-US"/>
+        </w:rPr>
+        <w:t>netstat</w:t>
+      </w:r>
+      <w:proofErr w:type="spellEnd"/>
+      <w:r>
+        <w:rPr>
+          <w:rStyle w:val="a3"/>
+          <w:rFonts w:ascii="Arial" w:hAnsi="Arial" w:cs="Arial"/>
+          <w:b w:val="0"/>
+          <w:color w:val="666D70"/>
+          <w:sz w:val="21"/>
+          <w:szCs w:val="21"/>
+          <w:shd w:val="clear" w:color="auto" w:fill="FFFFFF"/>
+          <w:lang w:val="en-US"/>
+        </w:rPr>
+        <w:t xml:space="preserve"> </w:t>
       </w:r>
       <w:r>
         <w:rPr>
@@ -8756,6 +9747,7 @@
           <w:shd w:val="clear" w:color="auto" w:fill="FFFFFF"/>
         </w:rPr>
       </w:pPr>
+      <w:proofErr w:type="spellStart"/>
       <w:r>
         <w:rPr>
           <w:rStyle w:val="a3"/>
@@ -8769,6 +9761,7 @@
         </w:rPr>
         <w:t>resolvectl</w:t>
       </w:r>
+      <w:proofErr w:type="spellEnd"/>
       <w:r>
         <w:rPr>
           <w:rStyle w:val="a3"/>
@@ -8844,12 +9837,14 @@
       <w:r>
         <w:t xml:space="preserve">    настройка ДНС через </w:t>
       </w:r>
+      <w:proofErr w:type="spellStart"/>
       <w:r>
         <w:rPr>
           <w:lang w:val="en-US"/>
         </w:rPr>
         <w:t>dnsmasq</w:t>
       </w:r>
+      <w:proofErr w:type="spellEnd"/>
     </w:p>
     <w:p>
       <w:pPr>
@@ -8935,6 +9930,7 @@
           <w:shd w:val="clear" w:color="auto" w:fill="FFFFFF"/>
         </w:rPr>
       </w:pPr>
+      <w:proofErr w:type="spellStart"/>
       <w:r>
         <w:rPr>
           <w:rStyle w:val="a3"/>
@@ -8948,6 +9944,7 @@
         </w:rPr>
         <w:t>wget</w:t>
       </w:r>
+      <w:proofErr w:type="spellEnd"/>
       <w:r>
         <w:rPr>
           <w:rStyle w:val="a3"/>
@@ -9011,6 +10008,7 @@
         </w:rPr>
         <w:t>/</w:t>
       </w:r>
+      <w:proofErr w:type="spellStart"/>
       <w:r>
         <w:rPr>
           <w:rStyle w:val="a3"/>
@@ -9024,6 +10022,7 @@
         </w:rPr>
         <w:t>etc</w:t>
       </w:r>
+      <w:proofErr w:type="spellEnd"/>
       <w:r>
         <w:rPr>
           <w:rStyle w:val="a3"/>
@@ -9121,23 +10120,38 @@
           <w:szCs w:val="21"/>
           <w:shd w:val="clear" w:color="auto" w:fill="FFFFFF"/>
         </w:rPr>
-        <w:t>список репозиториев</w:t>
-      </w:r>
-    </w:p>
-    <w:p>
-      <w:pPr>
-        <w:pStyle w:val="HTML"/>
-        <w:shd w:val="clear" w:color="auto" w:fill="FFFFFF"/>
-        <w:rPr>
-          <w:rStyle w:val="a3"/>
-          <w:rFonts w:ascii="Arial" w:hAnsi="Arial" w:cs="Arial"/>
-          <w:b w:val="0"/>
-          <w:color w:val="666D70"/>
-          <w:sz w:val="21"/>
-          <w:szCs w:val="21"/>
-          <w:shd w:val="clear" w:color="auto" w:fill="FFFFFF"/>
-        </w:rPr>
-      </w:pPr>
+        <w:t xml:space="preserve">список </w:t>
+      </w:r>
+      <w:proofErr w:type="spellStart"/>
+      <w:r>
+        <w:rPr>
+          <w:rStyle w:val="a3"/>
+          <w:rFonts w:ascii="Arial" w:hAnsi="Arial" w:cs="Arial"/>
+          <w:b w:val="0"/>
+          <w:color w:val="666D70"/>
+          <w:sz w:val="21"/>
+          <w:szCs w:val="21"/>
+          <w:shd w:val="clear" w:color="auto" w:fill="FFFFFF"/>
+        </w:rPr>
+        <w:t>репозиториев</w:t>
+      </w:r>
+      <w:proofErr w:type="spellEnd"/>
+    </w:p>
+    <w:p>
+      <w:pPr>
+        <w:pStyle w:val="HTML"/>
+        <w:shd w:val="clear" w:color="auto" w:fill="FFFFFF"/>
+        <w:rPr>
+          <w:rStyle w:val="a3"/>
+          <w:rFonts w:ascii="Arial" w:hAnsi="Arial" w:cs="Arial"/>
+          <w:b w:val="0"/>
+          <w:color w:val="666D70"/>
+          <w:sz w:val="21"/>
+          <w:szCs w:val="21"/>
+          <w:shd w:val="clear" w:color="auto" w:fill="FFFFFF"/>
+        </w:rPr>
+      </w:pPr>
+      <w:proofErr w:type="spellStart"/>
       <w:r>
         <w:rPr>
           <w:rStyle w:val="a3"/>
@@ -9151,6 +10165,7 @@
         </w:rPr>
         <w:t>dpkg</w:t>
       </w:r>
+      <w:proofErr w:type="spellEnd"/>
       <w:r>
         <w:rPr>
           <w:rStyle w:val="a3"/>
@@ -9163,6 +10178,7 @@
         </w:rPr>
         <w:t xml:space="preserve"> –</w:t>
       </w:r>
+      <w:proofErr w:type="spellStart"/>
       <w:r>
         <w:rPr>
           <w:rStyle w:val="a3"/>
@@ -9176,6 +10192,7 @@
         </w:rPr>
         <w:t>i</w:t>
       </w:r>
+      <w:proofErr w:type="spellEnd"/>
       <w:r>
         <w:rPr>
           <w:rStyle w:val="a3"/>
@@ -9200,6 +10217,7 @@
         </w:rPr>
         <w:t>названия установочного файла</w:t>
       </w:r>
+      <w:proofErr w:type="gramStart"/>
       <w:r>
         <w:rPr>
           <w:rStyle w:val="a3"/>
@@ -9246,23 +10264,37 @@
           <w:szCs w:val="21"/>
           <w:shd w:val="clear" w:color="auto" w:fill="FFFFFF"/>
         </w:rPr>
-        <w:t>установка программы</w:t>
-      </w:r>
-    </w:p>
-    <w:p>
-      <w:pPr>
-        <w:pStyle w:val="HTML"/>
-        <w:shd w:val="clear" w:color="auto" w:fill="FFFFFF"/>
-        <w:rPr>
-          <w:rStyle w:val="a3"/>
-          <w:rFonts w:ascii="Arial" w:hAnsi="Arial" w:cs="Arial"/>
-          <w:b w:val="0"/>
-          <w:color w:val="666D70"/>
-          <w:sz w:val="21"/>
-          <w:szCs w:val="21"/>
-          <w:shd w:val="clear" w:color="auto" w:fill="FFFFFF"/>
-        </w:rPr>
-      </w:pPr>
+        <w:t>установка</w:t>
+      </w:r>
+      <w:proofErr w:type="gramEnd"/>
+      <w:r>
+        <w:rPr>
+          <w:rStyle w:val="a3"/>
+          <w:rFonts w:ascii="Arial" w:hAnsi="Arial" w:cs="Arial"/>
+          <w:b w:val="0"/>
+          <w:color w:val="666D70"/>
+          <w:sz w:val="21"/>
+          <w:szCs w:val="21"/>
+          <w:shd w:val="clear" w:color="auto" w:fill="FFFFFF"/>
+        </w:rPr>
+        <w:t xml:space="preserve"> программы</w:t>
+      </w:r>
+    </w:p>
+    <w:p>
+      <w:pPr>
+        <w:pStyle w:val="HTML"/>
+        <w:shd w:val="clear" w:color="auto" w:fill="FFFFFF"/>
+        <w:rPr>
+          <w:rStyle w:val="a3"/>
+          <w:rFonts w:ascii="Arial" w:hAnsi="Arial" w:cs="Arial"/>
+          <w:b w:val="0"/>
+          <w:color w:val="666D70"/>
+          <w:sz w:val="21"/>
+          <w:szCs w:val="21"/>
+          <w:shd w:val="clear" w:color="auto" w:fill="FFFFFF"/>
+        </w:rPr>
+      </w:pPr>
+      <w:proofErr w:type="spellStart"/>
       <w:r>
         <w:rPr>
           <w:rStyle w:val="a3"/>
@@ -9276,6 +10308,7 @@
         </w:rPr>
         <w:t>dpkg</w:t>
       </w:r>
+      <w:proofErr w:type="spellEnd"/>
       <w:r>
         <w:rPr>
           <w:rStyle w:val="a3"/>
@@ -9325,6 +10358,7 @@
         </w:rPr>
         <w:t>названия установочного файла</w:t>
       </w:r>
+      <w:proofErr w:type="gramStart"/>
       <w:r>
         <w:rPr>
           <w:rStyle w:val="a3"/>
@@ -9371,38 +10405,52 @@
           <w:szCs w:val="21"/>
           <w:shd w:val="clear" w:color="auto" w:fill="FFFFFF"/>
         </w:rPr>
-        <w:t>удаление программы</w:t>
-      </w:r>
-    </w:p>
-    <w:p>
-      <w:pPr>
-        <w:pStyle w:val="HTML"/>
-        <w:shd w:val="clear" w:color="auto" w:fill="FFFFFF"/>
-        <w:rPr>
-          <w:rStyle w:val="a3"/>
-          <w:rFonts w:ascii="Arial" w:hAnsi="Arial" w:cs="Arial"/>
-          <w:b w:val="0"/>
-          <w:color w:val="666D70"/>
-          <w:sz w:val="21"/>
-          <w:szCs w:val="21"/>
-          <w:shd w:val="clear" w:color="auto" w:fill="FFFFFF"/>
-        </w:rPr>
-      </w:pPr>
-    </w:p>
-    <w:p>
-      <w:pPr>
-        <w:pStyle w:val="HTML"/>
-        <w:shd w:val="clear" w:color="auto" w:fill="FFFFFF"/>
-        <w:rPr>
-          <w:rStyle w:val="a3"/>
-          <w:rFonts w:ascii="Arial" w:hAnsi="Arial" w:cs="Arial"/>
-          <w:b w:val="0"/>
-          <w:color w:val="666D70"/>
-          <w:sz w:val="21"/>
-          <w:szCs w:val="21"/>
-          <w:shd w:val="clear" w:color="auto" w:fill="FFFFFF"/>
-        </w:rPr>
-      </w:pPr>
+        <w:t>удаление</w:t>
+      </w:r>
+      <w:proofErr w:type="gramEnd"/>
+      <w:r>
+        <w:rPr>
+          <w:rStyle w:val="a3"/>
+          <w:rFonts w:ascii="Arial" w:hAnsi="Arial" w:cs="Arial"/>
+          <w:b w:val="0"/>
+          <w:color w:val="666D70"/>
+          <w:sz w:val="21"/>
+          <w:szCs w:val="21"/>
+          <w:shd w:val="clear" w:color="auto" w:fill="FFFFFF"/>
+        </w:rPr>
+        <w:t xml:space="preserve"> программы</w:t>
+      </w:r>
+    </w:p>
+    <w:p>
+      <w:pPr>
+        <w:pStyle w:val="HTML"/>
+        <w:shd w:val="clear" w:color="auto" w:fill="FFFFFF"/>
+        <w:rPr>
+          <w:rStyle w:val="a3"/>
+          <w:rFonts w:ascii="Arial" w:hAnsi="Arial" w:cs="Arial"/>
+          <w:b w:val="0"/>
+          <w:color w:val="666D70"/>
+          <w:sz w:val="21"/>
+          <w:szCs w:val="21"/>
+          <w:shd w:val="clear" w:color="auto" w:fill="FFFFFF"/>
+        </w:rPr>
+      </w:pPr>
+    </w:p>
+    <w:p>
+      <w:pPr>
+        <w:pStyle w:val="HTML"/>
+        <w:shd w:val="clear" w:color="auto" w:fill="FFFFFF"/>
+        <w:rPr>
+          <w:rStyle w:val="a3"/>
+          <w:rFonts w:ascii="Arial" w:hAnsi="Arial" w:cs="Arial"/>
+          <w:b w:val="0"/>
+          <w:color w:val="666D70"/>
+          <w:sz w:val="21"/>
+          <w:szCs w:val="21"/>
+          <w:shd w:val="clear" w:color="auto" w:fill="FFFFFF"/>
+        </w:rPr>
+      </w:pPr>
+      <w:proofErr w:type="spellStart"/>
       <w:r>
         <w:rPr>
           <w:rStyle w:val="a3"/>
@@ -9416,6 +10464,7 @@
         </w:rPr>
         <w:t>whereis</w:t>
       </w:r>
+      <w:proofErr w:type="spellEnd"/>
       <w:r>
         <w:rPr>
           <w:rStyle w:val="a3"/>
@@ -9702,6 +10751,7 @@
           <w:shd w:val="clear" w:color="auto" w:fill="FFFFFF"/>
         </w:rPr>
       </w:pPr>
+      <w:proofErr w:type="spellStart"/>
       <w:r>
         <w:rPr>
           <w:rStyle w:val="a3"/>
@@ -9715,6 +10765,7 @@
         </w:rPr>
         <w:t>cfdisk</w:t>
       </w:r>
+      <w:proofErr w:type="spellEnd"/>
       <w:r>
         <w:rPr>
           <w:rStyle w:val="a3"/>
@@ -9752,6 +10803,8 @@
         </w:rPr>
         <w:t>/</w:t>
       </w:r>
+      <w:proofErr w:type="spellStart"/>
+      <w:proofErr w:type="gramStart"/>
       <w:r>
         <w:rPr>
           <w:rStyle w:val="a3"/>
@@ -9765,57 +10818,73 @@
         </w:rPr>
         <w:t>sda</w:t>
       </w:r>
-      <w:r>
-        <w:rPr>
-          <w:rStyle w:val="a3"/>
-          <w:rFonts w:ascii="Arial" w:hAnsi="Arial" w:cs="Arial"/>
-          <w:b w:val="0"/>
-          <w:color w:val="666D70"/>
-          <w:sz w:val="21"/>
-          <w:szCs w:val="21"/>
-          <w:shd w:val="clear" w:color="auto" w:fill="FFFFFF"/>
-        </w:rPr>
-        <w:t xml:space="preserve"> </w:t>
-      </w:r>
-      <w:r>
-        <w:rPr>
-          <w:rStyle w:val="a3"/>
-          <w:rFonts w:ascii="Arial" w:hAnsi="Arial" w:cs="Arial"/>
-          <w:b w:val="0"/>
-          <w:color w:val="666D70"/>
-          <w:sz w:val="21"/>
-          <w:szCs w:val="21"/>
-          <w:shd w:val="clear" w:color="auto" w:fill="FFFFFF"/>
-        </w:rPr>
-        <w:t xml:space="preserve"> </w:t>
-      </w:r>
-      <w:r>
-        <w:rPr>
-          <w:rStyle w:val="a3"/>
-          <w:rFonts w:ascii="Arial" w:hAnsi="Arial" w:cs="Arial"/>
-          <w:b w:val="0"/>
-          <w:color w:val="666D70"/>
-          <w:sz w:val="21"/>
-          <w:szCs w:val="21"/>
-          <w:shd w:val="clear" w:color="auto" w:fill="FFFFFF"/>
-        </w:rPr>
-        <w:t xml:space="preserve">разбивка диска </w:t>
-      </w:r>
-    </w:p>
-    <w:p>
-      <w:pPr>
-        <w:pStyle w:val="HTML"/>
-        <w:shd w:val="clear" w:color="auto" w:fill="FFFFFF"/>
-        <w:rPr>
-          <w:rStyle w:val="a3"/>
-          <w:rFonts w:ascii="Arial" w:hAnsi="Arial" w:cs="Arial"/>
-          <w:b w:val="0"/>
-          <w:color w:val="666D70"/>
-          <w:sz w:val="21"/>
-          <w:szCs w:val="21"/>
-          <w:shd w:val="clear" w:color="auto" w:fill="FFFFFF"/>
-        </w:rPr>
-      </w:pPr>
+      <w:proofErr w:type="spellEnd"/>
+      <w:r>
+        <w:rPr>
+          <w:rStyle w:val="a3"/>
+          <w:rFonts w:ascii="Arial" w:hAnsi="Arial" w:cs="Arial"/>
+          <w:b w:val="0"/>
+          <w:color w:val="666D70"/>
+          <w:sz w:val="21"/>
+          <w:szCs w:val="21"/>
+          <w:shd w:val="clear" w:color="auto" w:fill="FFFFFF"/>
+        </w:rPr>
+        <w:t xml:space="preserve"> </w:t>
+      </w:r>
+      <w:r>
+        <w:rPr>
+          <w:rStyle w:val="a3"/>
+          <w:rFonts w:ascii="Arial" w:hAnsi="Arial" w:cs="Arial"/>
+          <w:b w:val="0"/>
+          <w:color w:val="666D70"/>
+          <w:sz w:val="21"/>
+          <w:szCs w:val="21"/>
+          <w:shd w:val="clear" w:color="auto" w:fill="FFFFFF"/>
+        </w:rPr>
+        <w:t xml:space="preserve"> </w:t>
+      </w:r>
+      <w:r>
+        <w:rPr>
+          <w:rStyle w:val="a3"/>
+          <w:rFonts w:ascii="Arial" w:hAnsi="Arial" w:cs="Arial"/>
+          <w:b w:val="0"/>
+          <w:color w:val="666D70"/>
+          <w:sz w:val="21"/>
+          <w:szCs w:val="21"/>
+          <w:shd w:val="clear" w:color="auto" w:fill="FFFFFF"/>
+        </w:rPr>
+        <w:t>разбивка</w:t>
+      </w:r>
+      <w:proofErr w:type="gramEnd"/>
+      <w:r>
+        <w:rPr>
+          <w:rStyle w:val="a3"/>
+          <w:rFonts w:ascii="Arial" w:hAnsi="Arial" w:cs="Arial"/>
+          <w:b w:val="0"/>
+          <w:color w:val="666D70"/>
+          <w:sz w:val="21"/>
+          <w:szCs w:val="21"/>
+          <w:shd w:val="clear" w:color="auto" w:fill="FFFFFF"/>
+        </w:rPr>
+        <w:t xml:space="preserve"> диска </w:t>
+      </w:r>
+    </w:p>
+    <w:p>
+      <w:pPr>
+        <w:pStyle w:val="HTML"/>
+        <w:shd w:val="clear" w:color="auto" w:fill="FFFFFF"/>
+        <w:rPr>
+          <w:rStyle w:val="a3"/>
+          <w:rFonts w:ascii="Arial" w:hAnsi="Arial" w:cs="Arial"/>
+          <w:b w:val="0"/>
+          <w:color w:val="666D70"/>
+          <w:sz w:val="21"/>
+          <w:szCs w:val="21"/>
+          <w:shd w:val="clear" w:color="auto" w:fill="FFFFFF"/>
+        </w:rPr>
+      </w:pPr>
+      <w:proofErr w:type="spellStart"/>
+      <w:proofErr w:type="gramStart"/>
       <w:r>
         <w:rPr>
           <w:rStyle w:val="a3"/>
@@ -9829,18 +10898,33 @@
         </w:rPr>
         <w:t>lsblk</w:t>
       </w:r>
-      <w:r>
-        <w:rPr>
-          <w:rStyle w:val="a3"/>
-          <w:rFonts w:ascii="Arial" w:hAnsi="Arial" w:cs="Arial"/>
-          <w:b w:val="0"/>
-          <w:color w:val="666D70"/>
-          <w:sz w:val="21"/>
-          <w:szCs w:val="21"/>
-          <w:shd w:val="clear" w:color="auto" w:fill="FFFFFF"/>
-        </w:rPr>
-        <w:t xml:space="preserve"> , </w:t>
-      </w:r>
+      <w:proofErr w:type="spellEnd"/>
+      <w:r>
+        <w:rPr>
+          <w:rStyle w:val="a3"/>
+          <w:rFonts w:ascii="Arial" w:hAnsi="Arial" w:cs="Arial"/>
+          <w:b w:val="0"/>
+          <w:color w:val="666D70"/>
+          <w:sz w:val="21"/>
+          <w:szCs w:val="21"/>
+          <w:shd w:val="clear" w:color="auto" w:fill="FFFFFF"/>
+        </w:rPr>
+        <w:t xml:space="preserve"> ,</w:t>
+      </w:r>
+      <w:proofErr w:type="gramEnd"/>
+      <w:r>
+        <w:rPr>
+          <w:rStyle w:val="a3"/>
+          <w:rFonts w:ascii="Arial" w:hAnsi="Arial" w:cs="Arial"/>
+          <w:b w:val="0"/>
+          <w:color w:val="666D70"/>
+          <w:sz w:val="21"/>
+          <w:szCs w:val="21"/>
+          <w:shd w:val="clear" w:color="auto" w:fill="FFFFFF"/>
+        </w:rPr>
+        <w:t xml:space="preserve"> </w:t>
+      </w:r>
+      <w:proofErr w:type="spellStart"/>
       <w:r>
         <w:rPr>
           <w:rStyle w:val="a3"/>
@@ -9854,6 +10938,7 @@
         </w:rPr>
         <w:t>fdisk</w:t>
       </w:r>
+      <w:proofErr w:type="spellEnd"/>
       <w:r>
         <w:rPr>
           <w:rStyle w:val="a3"/>
@@ -9906,6 +10991,8 @@
           <w:shd w:val="clear" w:color="auto" w:fill="FFFFFF"/>
         </w:rPr>
       </w:pPr>
+      <w:proofErr w:type="spellStart"/>
+      <w:proofErr w:type="gramStart"/>
       <w:r>
         <w:rPr>
           <w:rStyle w:val="a3"/>
@@ -9919,6 +11006,7 @@
         </w:rPr>
         <w:t>mkfs</w:t>
       </w:r>
+      <w:proofErr w:type="spellEnd"/>
       <w:r>
         <w:rPr>
           <w:rStyle w:val="a3"/>
@@ -9931,6 +11019,7 @@
         </w:rPr>
         <w:t>.</w:t>
       </w:r>
+      <w:proofErr w:type="spellStart"/>
       <w:r>
         <w:rPr>
           <w:rStyle w:val="a3"/>
@@ -9944,6 +11033,8 @@
         </w:rPr>
         <w:t>ntfs</w:t>
       </w:r>
+      <w:proofErr w:type="spellEnd"/>
+      <w:proofErr w:type="gramEnd"/>
       <w:r>
         <w:rPr>
           <w:rStyle w:val="a3"/>
@@ -10006,6 +11097,7 @@
         </w:rPr>
         <w:t>/</w:t>
       </w:r>
+      <w:proofErr w:type="spellStart"/>
       <w:r>
         <w:rPr>
           <w:rStyle w:val="a3"/>
@@ -10019,6 +11111,7 @@
         </w:rPr>
         <w:t>sdb</w:t>
       </w:r>
+      <w:proofErr w:type="spellEnd"/>
       <w:r>
         <w:rPr>
           <w:rStyle w:val="a3"/>
@@ -10031,6 +11124,7 @@
         </w:rPr>
         <w:t>1     (</w:t>
       </w:r>
+      <w:proofErr w:type="spellStart"/>
       <w:r>
         <w:rPr>
           <w:rStyle w:val="a3"/>
@@ -10044,6 +11138,7 @@
         </w:rPr>
         <w:t>sdb</w:t>
       </w:r>
+      <w:proofErr w:type="spellEnd"/>
       <w:r>
         <w:rPr>
           <w:rStyle w:val="a3"/>
@@ -10081,6 +11176,7 @@
         </w:rPr>
         <w:t xml:space="preserve"> </w:t>
       </w:r>
+      <w:proofErr w:type="spellStart"/>
       <w:r>
         <w:rPr>
           <w:rStyle w:val="a3"/>
@@ -10094,6 +11190,7 @@
         </w:rPr>
         <w:t>Sata</w:t>
       </w:r>
+      <w:proofErr w:type="spellEnd"/>
       <w:r>
         <w:rPr>
           <w:rStyle w:val="a3"/>
@@ -10310,6 +11407,7 @@
         </w:rPr>
         <w:t>/</w:t>
       </w:r>
+      <w:proofErr w:type="spellStart"/>
       <w:r>
         <w:rPr>
           <w:rStyle w:val="a3"/>
@@ -10323,6 +11421,7 @@
         </w:rPr>
         <w:t>etc</w:t>
       </w:r>
+      <w:proofErr w:type="spellEnd"/>
       <w:r>
         <w:rPr>
           <w:rStyle w:val="a3"/>
@@ -10335,6 +11434,7 @@
         </w:rPr>
         <w:t>/</w:t>
       </w:r>
+      <w:proofErr w:type="spellStart"/>
       <w:r>
         <w:rPr>
           <w:rStyle w:val="a3"/>
@@ -10348,6 +11448,7 @@
         </w:rPr>
         <w:t>fstab</w:t>
       </w:r>
+      <w:proofErr w:type="spellEnd"/>
       <w:r>
         <w:rPr>
           <w:rStyle w:val="a3"/>
@@ -10399,39 +11500,68 @@
           <w:shd w:val="clear" w:color="auto" w:fill="FFFFFF"/>
           <w:lang w:val="en-US"/>
         </w:rPr>
-        <w:t>/dev/sdb1 /media/hdd2 ntfs defaults 0 0</w:t>
-      </w:r>
-    </w:p>
-    <w:p>
-      <w:pPr>
-        <w:pStyle w:val="HTML"/>
-        <w:shd w:val="clear" w:color="auto" w:fill="FFFFFF"/>
-        <w:rPr>
-          <w:rStyle w:val="a3"/>
-          <w:rFonts w:ascii="Arial" w:hAnsi="Arial" w:cs="Arial"/>
-          <w:b w:val="0"/>
-          <w:color w:val="666D70"/>
-          <w:sz w:val="21"/>
-          <w:szCs w:val="21"/>
-          <w:shd w:val="clear" w:color="auto" w:fill="FFFFFF"/>
-          <w:lang w:val="en-US"/>
-        </w:rPr>
-      </w:pPr>
-    </w:p>
-    <w:p>
-      <w:pPr>
-        <w:pStyle w:val="HTML"/>
-        <w:shd w:val="clear" w:color="auto" w:fill="FFFFFF"/>
-        <w:rPr>
-          <w:rStyle w:val="a3"/>
-          <w:rFonts w:ascii="Arial" w:hAnsi="Arial" w:cs="Arial"/>
-          <w:b w:val="0"/>
-          <w:color w:val="666D70"/>
-          <w:sz w:val="21"/>
-          <w:szCs w:val="21"/>
-          <w:shd w:val="clear" w:color="auto" w:fill="FFFFFF"/>
-        </w:rPr>
-      </w:pPr>
+        <w:t xml:space="preserve">/dev/sdb1 /media/hdd2 </w:t>
+      </w:r>
+      <w:proofErr w:type="spellStart"/>
+      <w:r>
+        <w:rPr>
+          <w:rStyle w:val="a3"/>
+          <w:rFonts w:ascii="Arial" w:hAnsi="Arial" w:cs="Arial"/>
+          <w:b w:val="0"/>
+          <w:color w:val="666D70"/>
+          <w:sz w:val="21"/>
+          <w:szCs w:val="21"/>
+          <w:shd w:val="clear" w:color="auto" w:fill="FFFFFF"/>
+          <w:lang w:val="en-US"/>
+        </w:rPr>
+        <w:t>ntfs</w:t>
+      </w:r>
+      <w:proofErr w:type="spellEnd"/>
+      <w:r>
+        <w:rPr>
+          <w:rStyle w:val="a3"/>
+          <w:rFonts w:ascii="Arial" w:hAnsi="Arial" w:cs="Arial"/>
+          <w:b w:val="0"/>
+          <w:color w:val="666D70"/>
+          <w:sz w:val="21"/>
+          <w:szCs w:val="21"/>
+          <w:shd w:val="clear" w:color="auto" w:fill="FFFFFF"/>
+          <w:lang w:val="en-US"/>
+        </w:rPr>
+        <w:t xml:space="preserve"> defaults 0 0</w:t>
+      </w:r>
+    </w:p>
+    <w:p>
+      <w:pPr>
+        <w:pStyle w:val="HTML"/>
+        <w:shd w:val="clear" w:color="auto" w:fill="FFFFFF"/>
+        <w:rPr>
+          <w:rStyle w:val="a3"/>
+          <w:rFonts w:ascii="Arial" w:hAnsi="Arial" w:cs="Arial"/>
+          <w:b w:val="0"/>
+          <w:color w:val="666D70"/>
+          <w:sz w:val="21"/>
+          <w:szCs w:val="21"/>
+          <w:shd w:val="clear" w:color="auto" w:fill="FFFFFF"/>
+          <w:lang w:val="en-US"/>
+        </w:rPr>
+      </w:pPr>
+    </w:p>
+    <w:p>
+      <w:pPr>
+        <w:pStyle w:val="HTML"/>
+        <w:shd w:val="clear" w:color="auto" w:fill="FFFFFF"/>
+        <w:rPr>
+          <w:rStyle w:val="a3"/>
+          <w:rFonts w:ascii="Arial" w:hAnsi="Arial" w:cs="Arial"/>
+          <w:b w:val="0"/>
+          <w:color w:val="666D70"/>
+          <w:sz w:val="21"/>
+          <w:szCs w:val="21"/>
+          <w:shd w:val="clear" w:color="auto" w:fill="FFFFFF"/>
+        </w:rPr>
+      </w:pPr>
+      <w:proofErr w:type="gramStart"/>
       <w:r>
         <w:rPr>
           <w:rStyle w:val="a3"/>
@@ -10457,6 +11587,7 @@
         </w:rPr>
         <w:t xml:space="preserve">  /</w:t>
       </w:r>
+      <w:proofErr w:type="gramEnd"/>
       <w:r>
         <w:rPr>
           <w:rStyle w:val="a3"/>
@@ -10482,6 +11613,7 @@
         </w:rPr>
         <w:t>/</w:t>
       </w:r>
+      <w:proofErr w:type="spellStart"/>
       <w:r>
         <w:rPr>
           <w:rStyle w:val="a3"/>
@@ -10495,6 +11627,7 @@
         </w:rPr>
         <w:t>hdd</w:t>
       </w:r>
+      <w:proofErr w:type="spellEnd"/>
       <w:r>
         <w:rPr>
           <w:rStyle w:val="a3"/>
@@ -10519,6 +11652,7 @@
         </w:rPr>
         <w:t xml:space="preserve"> присоединить диск прописанный в файле </w:t>
       </w:r>
+      <w:proofErr w:type="spellStart"/>
       <w:r>
         <w:rPr>
           <w:rStyle w:val="a3"/>
@@ -10532,6 +11666,7 @@
         </w:rPr>
         <w:t>fstab</w:t>
       </w:r>
+      <w:proofErr w:type="spellEnd"/>
       <w:r>
         <w:rPr>
           <w:rStyle w:val="a3"/>
@@ -10556,6 +11691,7 @@
         </w:rPr>
         <w:t xml:space="preserve">с именем </w:t>
       </w:r>
+      <w:proofErr w:type="spellStart"/>
       <w:r>
         <w:rPr>
           <w:rStyle w:val="a3"/>
@@ -10569,6 +11705,7 @@
         </w:rPr>
         <w:t>hdd</w:t>
       </w:r>
+      <w:proofErr w:type="spellEnd"/>
       <w:r>
         <w:rPr>
           <w:rStyle w:val="a3"/>
@@ -10674,6 +11811,7 @@
         </w:rPr>
         <w:t>/</w:t>
       </w:r>
+      <w:proofErr w:type="spellStart"/>
       <w:r>
         <w:rPr>
           <w:rStyle w:val="a3"/>
@@ -10687,6 +11825,7 @@
         </w:rPr>
         <w:t>etc</w:t>
       </w:r>
+      <w:proofErr w:type="spellEnd"/>
       <w:r>
         <w:rPr>
           <w:rStyle w:val="a3"/>
@@ -10763,6 +11902,7 @@
         </w:rPr>
         <w:t>/</w:t>
       </w:r>
+      <w:proofErr w:type="spellStart"/>
       <w:r>
         <w:rPr>
           <w:rStyle w:val="a3"/>
@@ -10776,6 +11916,7 @@
         </w:rPr>
         <w:t>etc</w:t>
       </w:r>
+      <w:proofErr w:type="spellEnd"/>
       <w:r>
         <w:rPr>
           <w:rStyle w:val="a3"/>
@@ -10892,6 +12033,7 @@
           <w:shd w:val="clear" w:color="auto" w:fill="FFFFFF"/>
         </w:rPr>
       </w:pPr>
+      <w:proofErr w:type="spellStart"/>
       <w:r>
         <w:rPr>
           <w:rStyle w:val="a3"/>
@@ -10905,6 +12047,7 @@
         </w:rPr>
         <w:t>ifup</w:t>
       </w:r>
+      <w:proofErr w:type="spellEnd"/>
       <w:r>
         <w:rPr>
           <w:rStyle w:val="a3"/>
@@ -10942,6 +12085,7 @@
         </w:rPr>
         <w:t xml:space="preserve">0 </w:t>
       </w:r>
+      <w:proofErr w:type="spellStart"/>
       <w:r>
         <w:rPr>
           <w:rStyle w:val="a3"/>
@@ -10954,6 +12098,7 @@
         </w:rPr>
         <w:t>вкл</w:t>
       </w:r>
+      <w:proofErr w:type="spellEnd"/>
       <w:r>
         <w:rPr>
           <w:rStyle w:val="a3"/>
@@ -11017,6 +12162,7 @@
           <w:shd w:val="clear" w:color="auto" w:fill="FFFFFF"/>
         </w:rPr>
       </w:pPr>
+      <w:proofErr w:type="spellStart"/>
       <w:r>
         <w:rPr>
           <w:rStyle w:val="a3"/>
@@ -11030,6 +12176,7 @@
         </w:rPr>
         <w:t>ifdown</w:t>
       </w:r>
+      <w:proofErr w:type="spellEnd"/>
       <w:r>
         <w:rPr>
           <w:rStyle w:val="a3"/>
@@ -11160,6 +12307,7 @@
           <w:shd w:val="clear" w:color="auto" w:fill="FFFFFF"/>
         </w:rPr>
       </w:pPr>
+      <w:proofErr w:type="spellStart"/>
       <w:r>
         <w:rPr>
           <w:rStyle w:val="a3"/>
@@ -11173,6 +12321,7 @@
         </w:rPr>
         <w:t>crontab</w:t>
       </w:r>
+      <w:proofErr w:type="spellEnd"/>
       <w:r>
         <w:rPr>
           <w:rStyle w:val="a3"/>
@@ -11185,6 +12334,7 @@
         </w:rPr>
         <w:t xml:space="preserve"> –</w:t>
       </w:r>
+      <w:proofErr w:type="gramStart"/>
       <w:r>
         <w:rPr>
           <w:rStyle w:val="a3"/>
@@ -11222,49 +12372,51 @@
         </w:rPr>
         <w:t>запуск</w:t>
       </w:r>
-      <w:r>
-        <w:rPr>
-          <w:rStyle w:val="a3"/>
-          <w:rFonts w:ascii="Arial" w:hAnsi="Arial" w:cs="Arial"/>
-          <w:b w:val="0"/>
-          <w:color w:val="666D70"/>
-          <w:sz w:val="21"/>
-          <w:szCs w:val="21"/>
-          <w:shd w:val="clear" w:color="auto" w:fill="FFFFFF"/>
-        </w:rPr>
-        <w:t xml:space="preserve"> </w:t>
-      </w:r>
-    </w:p>
-    <w:p>
-      <w:pPr>
-        <w:pStyle w:val="HTML"/>
-        <w:shd w:val="clear" w:color="auto" w:fill="FFFFFF"/>
-        <w:rPr>
-          <w:rStyle w:val="a3"/>
-          <w:rFonts w:ascii="Arial" w:hAnsi="Arial" w:cs="Arial"/>
-          <w:b w:val="0"/>
-          <w:color w:val="666D70"/>
-          <w:sz w:val="21"/>
-          <w:szCs w:val="21"/>
-          <w:shd w:val="clear" w:color="auto" w:fill="FFFFFF"/>
-        </w:rPr>
-      </w:pPr>
-    </w:p>
-    <w:p>
-      <w:pPr>
-        <w:pStyle w:val="HTML"/>
-        <w:shd w:val="clear" w:color="auto" w:fill="FFFFFF"/>
-        <w:rPr>
-          <w:rStyle w:val="a3"/>
-          <w:rFonts w:ascii="Arial" w:hAnsi="Arial" w:cs="Arial"/>
-          <w:b w:val="0"/>
-          <w:color w:val="666D70"/>
-          <w:sz w:val="21"/>
-          <w:szCs w:val="21"/>
-          <w:shd w:val="clear" w:color="auto" w:fill="FFFFFF"/>
-          <w:lang w:val="en-US"/>
-        </w:rPr>
-      </w:pPr>
+      <w:proofErr w:type="gramEnd"/>
+      <w:r>
+        <w:rPr>
+          <w:rStyle w:val="a3"/>
+          <w:rFonts w:ascii="Arial" w:hAnsi="Arial" w:cs="Arial"/>
+          <w:b w:val="0"/>
+          <w:color w:val="666D70"/>
+          <w:sz w:val="21"/>
+          <w:szCs w:val="21"/>
+          <w:shd w:val="clear" w:color="auto" w:fill="FFFFFF"/>
+        </w:rPr>
+        <w:t xml:space="preserve"> </w:t>
+      </w:r>
+    </w:p>
+    <w:p>
+      <w:pPr>
+        <w:pStyle w:val="HTML"/>
+        <w:shd w:val="clear" w:color="auto" w:fill="FFFFFF"/>
+        <w:rPr>
+          <w:rStyle w:val="a3"/>
+          <w:rFonts w:ascii="Arial" w:hAnsi="Arial" w:cs="Arial"/>
+          <w:b w:val="0"/>
+          <w:color w:val="666D70"/>
+          <w:sz w:val="21"/>
+          <w:szCs w:val="21"/>
+          <w:shd w:val="clear" w:color="auto" w:fill="FFFFFF"/>
+        </w:rPr>
+      </w:pPr>
+    </w:p>
+    <w:p>
+      <w:pPr>
+        <w:pStyle w:val="HTML"/>
+        <w:shd w:val="clear" w:color="auto" w:fill="FFFFFF"/>
+        <w:rPr>
+          <w:rStyle w:val="a3"/>
+          <w:rFonts w:ascii="Arial" w:hAnsi="Arial" w:cs="Arial"/>
+          <w:b w:val="0"/>
+          <w:color w:val="666D70"/>
+          <w:sz w:val="21"/>
+          <w:szCs w:val="21"/>
+          <w:shd w:val="clear" w:color="auto" w:fill="FFFFFF"/>
+          <w:lang w:val="en-US"/>
+        </w:rPr>
+      </w:pPr>
+      <w:proofErr w:type="gramStart"/>
       <w:r>
         <w:rPr>
           <w:rStyle w:val="a3"/>
@@ -11290,50 +12442,79 @@
         </w:rPr>
         <w:t xml:space="preserve"> :</w:t>
       </w:r>
-    </w:p>
-    <w:p>
-      <w:pPr>
-        <w:pStyle w:val="HTML"/>
-        <w:shd w:val="clear" w:color="auto" w:fill="FFFFFF"/>
-        <w:rPr>
-          <w:rStyle w:val="a3"/>
-          <w:rFonts w:ascii="Arial" w:hAnsi="Arial" w:cs="Arial"/>
-          <w:b w:val="0"/>
-          <w:color w:val="666D70"/>
-          <w:sz w:val="21"/>
-          <w:szCs w:val="21"/>
-          <w:shd w:val="clear" w:color="auto" w:fill="FFFFFF"/>
-          <w:lang w:val="en-US"/>
-        </w:rPr>
-      </w:pPr>
-    </w:p>
-    <w:p>
-      <w:pPr>
-        <w:pStyle w:val="HTML"/>
-        <w:shd w:val="clear" w:color="auto" w:fill="FFFFFF"/>
-        <w:rPr>
-          <w:rStyle w:val="a3"/>
-          <w:rFonts w:ascii="Arial" w:hAnsi="Arial" w:cs="Arial"/>
-          <w:b w:val="0"/>
-          <w:color w:val="666D70"/>
-          <w:sz w:val="21"/>
-          <w:szCs w:val="21"/>
-          <w:shd w:val="clear" w:color="auto" w:fill="FFFFFF"/>
-          <w:lang w:val="en-US"/>
-        </w:rPr>
-      </w:pPr>
-      <w:r>
-        <w:rPr>
-          <w:rStyle w:val="a3"/>
-          <w:rFonts w:ascii="Arial" w:hAnsi="Arial" w:cs="Arial"/>
-          <w:b w:val="0"/>
-          <w:color w:val="666D70"/>
-          <w:sz w:val="21"/>
-          <w:szCs w:val="21"/>
-          <w:shd w:val="clear" w:color="auto" w:fill="FFFFFF"/>
-          <w:lang w:val="en-US"/>
-        </w:rPr>
-        <w:t xml:space="preserve">min (0-59) hour (0-23) day of month (1-31) monrh (1-12) day of week (0-6 </w:t>
+      <w:proofErr w:type="gramEnd"/>
+    </w:p>
+    <w:p>
+      <w:pPr>
+        <w:pStyle w:val="HTML"/>
+        <w:shd w:val="clear" w:color="auto" w:fill="FFFFFF"/>
+        <w:rPr>
+          <w:rStyle w:val="a3"/>
+          <w:rFonts w:ascii="Arial" w:hAnsi="Arial" w:cs="Arial"/>
+          <w:b w:val="0"/>
+          <w:color w:val="666D70"/>
+          <w:sz w:val="21"/>
+          <w:szCs w:val="21"/>
+          <w:shd w:val="clear" w:color="auto" w:fill="FFFFFF"/>
+          <w:lang w:val="en-US"/>
+        </w:rPr>
+      </w:pPr>
+    </w:p>
+    <w:p>
+      <w:pPr>
+        <w:pStyle w:val="HTML"/>
+        <w:shd w:val="clear" w:color="auto" w:fill="FFFFFF"/>
+        <w:rPr>
+          <w:rStyle w:val="a3"/>
+          <w:rFonts w:ascii="Arial" w:hAnsi="Arial" w:cs="Arial"/>
+          <w:b w:val="0"/>
+          <w:color w:val="666D70"/>
+          <w:sz w:val="21"/>
+          <w:szCs w:val="21"/>
+          <w:shd w:val="clear" w:color="auto" w:fill="FFFFFF"/>
+          <w:lang w:val="en-US"/>
+        </w:rPr>
+      </w:pPr>
+      <w:r>
+        <w:rPr>
+          <w:rStyle w:val="a3"/>
+          <w:rFonts w:ascii="Arial" w:hAnsi="Arial" w:cs="Arial"/>
+          <w:b w:val="0"/>
+          <w:color w:val="666D70"/>
+          <w:sz w:val="21"/>
+          <w:szCs w:val="21"/>
+          <w:shd w:val="clear" w:color="auto" w:fill="FFFFFF"/>
+          <w:lang w:val="en-US"/>
+        </w:rPr>
+        <w:t xml:space="preserve">min (0-59) hour (0-23) day of month (1-31) </w:t>
+      </w:r>
+      <w:proofErr w:type="spellStart"/>
+      <w:r>
+        <w:rPr>
+          <w:rStyle w:val="a3"/>
+          <w:rFonts w:ascii="Arial" w:hAnsi="Arial" w:cs="Arial"/>
+          <w:b w:val="0"/>
+          <w:color w:val="666D70"/>
+          <w:sz w:val="21"/>
+          <w:szCs w:val="21"/>
+          <w:shd w:val="clear" w:color="auto" w:fill="FFFFFF"/>
+          <w:lang w:val="en-US"/>
+        </w:rPr>
+        <w:t>monrh</w:t>
+      </w:r>
+      <w:proofErr w:type="spellEnd"/>
+      <w:r>
+        <w:rPr>
+          <w:rStyle w:val="a3"/>
+          <w:rFonts w:ascii="Arial" w:hAnsi="Arial" w:cs="Arial"/>
+          <w:b w:val="0"/>
+          <w:color w:val="666D70"/>
+          <w:sz w:val="21"/>
+          <w:szCs w:val="21"/>
+          <w:shd w:val="clear" w:color="auto" w:fill="FFFFFF"/>
+          <w:lang w:val="en-US"/>
+        </w:rPr>
+        <w:t xml:space="preserve"> (1-12) day of week (0-6 </w:t>
       </w:r>
       <w:r>
         <w:rPr>
@@ -11399,6 +12580,7 @@
         </w:rPr>
         <w:t xml:space="preserve"> </w:t>
       </w:r>
+      <w:proofErr w:type="spellStart"/>
       <w:r>
         <w:rPr>
           <w:rStyle w:val="a3"/>
@@ -11411,6 +12593,7 @@
         </w:rPr>
         <w:t>разделяетя</w:t>
       </w:r>
+      <w:proofErr w:type="spellEnd"/>
       <w:r>
         <w:rPr>
           <w:rStyle w:val="a3"/>
@@ -11503,7 +12686,35 @@
           <w:shd w:val="clear" w:color="auto" w:fill="FFFFFF"/>
           <w:lang w:val="en-US"/>
         </w:rPr>
-        <w:t>echo “privet” &gt;&gt; /home/and/log.txt</w:t>
+        <w:t>echo “privet</w:t>
+      </w:r>
+      <w:proofErr w:type="gramStart"/>
+      <w:r>
+        <w:rPr>
+          <w:rStyle w:val="a3"/>
+          <w:rFonts w:ascii="Arial" w:hAnsi="Arial" w:cs="Arial"/>
+          <w:b w:val="0"/>
+          <w:color w:val="666D70"/>
+          <w:sz w:val="21"/>
+          <w:szCs w:val="21"/>
+          <w:shd w:val="clear" w:color="auto" w:fill="FFFFFF"/>
+          <w:lang w:val="en-US"/>
+        </w:rPr>
+        <w:t>” &gt;</w:t>
+      </w:r>
+      <w:proofErr w:type="gramEnd"/>
+      <w:r>
+        <w:rPr>
+          <w:rStyle w:val="a3"/>
+          <w:rFonts w:ascii="Arial" w:hAnsi="Arial" w:cs="Arial"/>
+          <w:b w:val="0"/>
+          <w:color w:val="666D70"/>
+          <w:sz w:val="21"/>
+          <w:szCs w:val="21"/>
+          <w:shd w:val="clear" w:color="auto" w:fill="FFFFFF"/>
+          <w:lang w:val="en-US"/>
+        </w:rPr>
+        <w:t>&gt; /home/and/log.txt</w:t>
       </w:r>
       <w:r>
         <w:rPr>
@@ -11605,34 +12816,138 @@
           <w:szCs w:val="21"/>
           <w:shd w:val="clear" w:color="auto" w:fill="FFFFFF"/>
         </w:rPr>
-        <w:t>запускать каждые минуты или дни и тд     */3   (каждые три)</w:t>
-      </w:r>
-    </w:p>
-    <w:p>
-      <w:pPr>
-        <w:pStyle w:val="HTML"/>
-        <w:shd w:val="clear" w:color="auto" w:fill="FFFFFF"/>
-        <w:rPr>
-          <w:rStyle w:val="a3"/>
-          <w:rFonts w:ascii="Arial" w:hAnsi="Arial" w:cs="Arial"/>
-          <w:b w:val="0"/>
-          <w:color w:val="666D70"/>
-          <w:sz w:val="21"/>
-          <w:szCs w:val="21"/>
-          <w:shd w:val="clear" w:color="auto" w:fill="FFFFFF"/>
-        </w:rPr>
-      </w:pPr>
-      <w:r>
-        <w:rPr>
-          <w:rStyle w:val="a3"/>
-          <w:rFonts w:ascii="Arial" w:hAnsi="Arial" w:cs="Arial"/>
-          <w:b w:val="0"/>
-          <w:color w:val="666D70"/>
-          <w:sz w:val="21"/>
-          <w:szCs w:val="21"/>
-          <w:shd w:val="clear" w:color="auto" w:fill="FFFFFF"/>
-        </w:rPr>
-        <w:t xml:space="preserve">в опеределенное время  6,18 – в </w:t>
+        <w:t xml:space="preserve">запускать каждые минуты или дни и </w:t>
+      </w:r>
+      <w:proofErr w:type="spellStart"/>
+      <w:r>
+        <w:rPr>
+          <w:rStyle w:val="a3"/>
+          <w:rFonts w:ascii="Arial" w:hAnsi="Arial" w:cs="Arial"/>
+          <w:b w:val="0"/>
+          <w:color w:val="666D70"/>
+          <w:sz w:val="21"/>
+          <w:szCs w:val="21"/>
+          <w:shd w:val="clear" w:color="auto" w:fill="FFFFFF"/>
+        </w:rPr>
+        <w:t>тд</w:t>
+      </w:r>
+      <w:proofErr w:type="spellEnd"/>
+      <w:r>
+        <w:rPr>
+          <w:rStyle w:val="a3"/>
+          <w:rFonts w:ascii="Arial" w:hAnsi="Arial" w:cs="Arial"/>
+          <w:b w:val="0"/>
+          <w:color w:val="666D70"/>
+          <w:sz w:val="21"/>
+          <w:szCs w:val="21"/>
+          <w:shd w:val="clear" w:color="auto" w:fill="FFFFFF"/>
+        </w:rPr>
+        <w:t xml:space="preserve">     */3</w:t>
+      </w:r>
+      <w:proofErr w:type="gramStart"/>
+      <w:r>
+        <w:rPr>
+          <w:rStyle w:val="a3"/>
+          <w:rFonts w:ascii="Arial" w:hAnsi="Arial" w:cs="Arial"/>
+          <w:b w:val="0"/>
+          <w:color w:val="666D70"/>
+          <w:sz w:val="21"/>
+          <w:szCs w:val="21"/>
+          <w:shd w:val="clear" w:color="auto" w:fill="FFFFFF"/>
+        </w:rPr>
+        <w:t xml:space="preserve">   (</w:t>
+      </w:r>
+      <w:proofErr w:type="gramEnd"/>
+      <w:r>
+        <w:rPr>
+          <w:rStyle w:val="a3"/>
+          <w:rFonts w:ascii="Arial" w:hAnsi="Arial" w:cs="Arial"/>
+          <w:b w:val="0"/>
+          <w:color w:val="666D70"/>
+          <w:sz w:val="21"/>
+          <w:szCs w:val="21"/>
+          <w:shd w:val="clear" w:color="auto" w:fill="FFFFFF"/>
+        </w:rPr>
+        <w:t>каждые три)</w:t>
+      </w:r>
+    </w:p>
+    <w:p>
+      <w:pPr>
+        <w:pStyle w:val="HTML"/>
+        <w:shd w:val="clear" w:color="auto" w:fill="FFFFFF"/>
+        <w:rPr>
+          <w:rStyle w:val="a3"/>
+          <w:rFonts w:ascii="Arial" w:hAnsi="Arial" w:cs="Arial"/>
+          <w:b w:val="0"/>
+          <w:color w:val="666D70"/>
+          <w:sz w:val="21"/>
+          <w:szCs w:val="21"/>
+          <w:shd w:val="clear" w:color="auto" w:fill="FFFFFF"/>
+        </w:rPr>
+      </w:pPr>
+      <w:r>
+        <w:rPr>
+          <w:rStyle w:val="a3"/>
+          <w:rFonts w:ascii="Arial" w:hAnsi="Arial" w:cs="Arial"/>
+          <w:b w:val="0"/>
+          <w:color w:val="666D70"/>
+          <w:sz w:val="21"/>
+          <w:szCs w:val="21"/>
+          <w:shd w:val="clear" w:color="auto" w:fill="FFFFFF"/>
+        </w:rPr>
+        <w:t xml:space="preserve">в </w:t>
+      </w:r>
+      <w:proofErr w:type="spellStart"/>
+      <w:r>
+        <w:rPr>
+          <w:rStyle w:val="a3"/>
+          <w:rFonts w:ascii="Arial" w:hAnsi="Arial" w:cs="Arial"/>
+          <w:b w:val="0"/>
+          <w:color w:val="666D70"/>
+          <w:sz w:val="21"/>
+          <w:szCs w:val="21"/>
+          <w:shd w:val="clear" w:color="auto" w:fill="FFFFFF"/>
+        </w:rPr>
+        <w:t>опеределенное</w:t>
+      </w:r>
+      <w:proofErr w:type="spellEnd"/>
+      <w:r>
+        <w:rPr>
+          <w:rStyle w:val="a3"/>
+          <w:rFonts w:ascii="Arial" w:hAnsi="Arial" w:cs="Arial"/>
+          <w:b w:val="0"/>
+          <w:color w:val="666D70"/>
+          <w:sz w:val="21"/>
+          <w:szCs w:val="21"/>
+          <w:shd w:val="clear" w:color="auto" w:fill="FFFFFF"/>
+        </w:rPr>
+        <w:t xml:space="preserve"> </w:t>
+      </w:r>
+      <w:proofErr w:type="gramStart"/>
+      <w:r>
+        <w:rPr>
+          <w:rStyle w:val="a3"/>
+          <w:rFonts w:ascii="Arial" w:hAnsi="Arial" w:cs="Arial"/>
+          <w:b w:val="0"/>
+          <w:color w:val="666D70"/>
+          <w:sz w:val="21"/>
+          <w:szCs w:val="21"/>
+          <w:shd w:val="clear" w:color="auto" w:fill="FFFFFF"/>
+        </w:rPr>
+        <w:t>время  6</w:t>
+      </w:r>
+      <w:proofErr w:type="gramEnd"/>
+      <w:r>
+        <w:rPr>
+          <w:rStyle w:val="a3"/>
+          <w:rFonts w:ascii="Arial" w:hAnsi="Arial" w:cs="Arial"/>
+          <w:b w:val="0"/>
+          <w:color w:val="666D70"/>
+          <w:sz w:val="21"/>
+          <w:szCs w:val="21"/>
+          <w:shd w:val="clear" w:color="auto" w:fill="FFFFFF"/>
+        </w:rPr>
+        <w:t xml:space="preserve">,18 – в </w:t>
       </w:r>
       <w:r>
         <w:rPr>
@@ -11739,6 +13054,7 @@
         </w:rPr>
         <w:t xml:space="preserve"> </w:t>
       </w:r>
+      <w:proofErr w:type="gramStart"/>
       <w:r>
         <w:rPr>
           <w:rStyle w:val="a3"/>
@@ -11775,6 +13091,7 @@
         </w:rPr>
         <w:t>:</w:t>
       </w:r>
+      <w:proofErr w:type="gramEnd"/>
     </w:p>
     <w:p>
       <w:pPr>
@@ -11814,6 +13131,7 @@
         </w:rPr>
         <w:t>/</w:t>
       </w:r>
+      <w:proofErr w:type="spellStart"/>
       <w:r>
         <w:rPr>
           <w:rStyle w:val="a3"/>
@@ -11827,6 +13145,7 @@
         </w:rPr>
         <w:t>var</w:t>
       </w:r>
+      <w:proofErr w:type="spellEnd"/>
       <w:r>
         <w:rPr>
           <w:rStyle w:val="a3"/>
@@ -11864,6 +13183,7 @@
         </w:rPr>
         <w:t>/</w:t>
       </w:r>
+      <w:proofErr w:type="spellStart"/>
       <w:r>
         <w:rPr>
           <w:rStyle w:val="a3"/>
@@ -11877,6 +13197,7 @@
         </w:rPr>
         <w:t>cron</w:t>
       </w:r>
+      <w:proofErr w:type="spellEnd"/>
       <w:r>
         <w:rPr>
           <w:rStyle w:val="a3"/>
@@ -11889,6 +13210,7 @@
         </w:rPr>
         <w:t>/</w:t>
       </w:r>
+      <w:proofErr w:type="spellStart"/>
       <w:r>
         <w:rPr>
           <w:rStyle w:val="a3"/>
@@ -11902,6 +13224,7 @@
         </w:rPr>
         <w:t>crontabs</w:t>
       </w:r>
+      <w:proofErr w:type="spellEnd"/>
       <w:r>
         <w:rPr>
           <w:rStyle w:val="a3"/>
@@ -11965,6 +13288,7 @@
         </w:rPr>
         <w:t>/</w:t>
       </w:r>
+      <w:proofErr w:type="spellStart"/>
       <w:r>
         <w:rPr>
           <w:rStyle w:val="a3"/>
@@ -11978,6 +13302,7 @@
         </w:rPr>
         <w:t>etc</w:t>
       </w:r>
+      <w:proofErr w:type="spellEnd"/>
       <w:r>
         <w:rPr>
           <w:rStyle w:val="a3"/>
@@ -11990,6 +13315,7 @@
         </w:rPr>
         <w:t>/</w:t>
       </w:r>
+      <w:proofErr w:type="spellStart"/>
       <w:r>
         <w:rPr>
           <w:rStyle w:val="a3"/>
@@ -12003,21 +13329,23 @@
         </w:rPr>
         <w:t>crontabs</w:t>
       </w:r>
-    </w:p>
-    <w:p>
-      <w:pPr>
-        <w:pStyle w:val="HTML"/>
-        <w:shd w:val="clear" w:color="auto" w:fill="FFFFFF"/>
-        <w:rPr>
-          <w:rStyle w:val="a3"/>
-          <w:rFonts w:ascii="Arial" w:hAnsi="Arial" w:cs="Arial"/>
-          <w:b w:val="0"/>
-          <w:color w:val="666D70"/>
-          <w:sz w:val="21"/>
-          <w:szCs w:val="21"/>
-          <w:shd w:val="clear" w:color="auto" w:fill="FFFFFF"/>
-        </w:rPr>
-      </w:pPr>
+      <w:proofErr w:type="spellEnd"/>
+    </w:p>
+    <w:p>
+      <w:pPr>
+        <w:pStyle w:val="HTML"/>
+        <w:shd w:val="clear" w:color="auto" w:fill="FFFFFF"/>
+        <w:rPr>
+          <w:rStyle w:val="a3"/>
+          <w:rFonts w:ascii="Arial" w:hAnsi="Arial" w:cs="Arial"/>
+          <w:b w:val="0"/>
+          <w:color w:val="666D70"/>
+          <w:sz w:val="21"/>
+          <w:szCs w:val="21"/>
+          <w:shd w:val="clear" w:color="auto" w:fill="FFFFFF"/>
+        </w:rPr>
+      </w:pPr>
+      <w:proofErr w:type="spellStart"/>
       <w:r>
         <w:rPr>
           <w:rStyle w:val="a3"/>
@@ -12030,6 +13358,7 @@
         </w:rPr>
         <w:t>логи</w:t>
       </w:r>
+      <w:proofErr w:type="spellEnd"/>
       <w:r>
         <w:rPr>
           <w:rStyle w:val="a3"/>
@@ -12079,6 +13408,7 @@
         </w:rPr>
         <w:t xml:space="preserve"> /</w:t>
       </w:r>
+      <w:proofErr w:type="spellStart"/>
       <w:r>
         <w:rPr>
           <w:rStyle w:val="a3"/>
@@ -12092,6 +13422,7 @@
         </w:rPr>
         <w:t>var</w:t>
       </w:r>
+      <w:proofErr w:type="spellEnd"/>
       <w:r>
         <w:rPr>
           <w:rStyle w:val="a3"/>
@@ -12154,6 +13485,7 @@
         </w:rPr>
         <w:t xml:space="preserve"> | </w:t>
       </w:r>
+      <w:proofErr w:type="spellStart"/>
       <w:r>
         <w:rPr>
           <w:rStyle w:val="a3"/>
@@ -12167,6 +13499,7 @@
         </w:rPr>
         <w:t>grep</w:t>
       </w:r>
+      <w:proofErr w:type="spellEnd"/>
       <w:r>
         <w:rPr>
           <w:rStyle w:val="a3"/>
@@ -12399,7 +13732,7 @@
 </file>
 
 <file path=word/styles.xml><?xml version="1.0" encoding="utf-8"?>
-<w:styles xmlns:mc="http://schemas.openxmlformats.org/markup-compatibility/2006" xmlns:r="http://schemas.openxmlformats.org/officeDocument/2006/relationships" xmlns:w="http://schemas.openxmlformats.org/wordprocessingml/2006/main" xmlns:w14="http://schemas.microsoft.com/office/word/2010/wordml" xmlns:w15="http://schemas.microsoft.com/office/word/2012/wordml" mc:Ignorable="w14 w15">
+<w:styles xmlns:mc="http://schemas.openxmlformats.org/markup-compatibility/2006" xmlns:r="http://schemas.openxmlformats.org/officeDocument/2006/relationships" xmlns:w="http://schemas.openxmlformats.org/wordprocessingml/2006/main" xmlns:w14="http://schemas.microsoft.com/office/word/2010/wordml" xmlns:w15="http://schemas.microsoft.com/office/word/2012/wordml" xmlns:w16se="http://schemas.microsoft.com/office/word/2015/wordml/symex" mc:Ignorable="w14 w15 w16se">
   <w:docDefaults>
     <w:rPrDefault>
       <w:rPr>
@@ -13176,7 +14509,7 @@
 </file>
 
 <file path=customXml/itemProps1.xml><?xml version="1.0" encoding="utf-8"?>
-<ds:datastoreItem xmlns:ds="http://schemas.openxmlformats.org/officeDocument/2006/customXml" ds:itemID="{091BFC64-A422-4E2F-8B43-CBD609ED3F15}">
+<ds:datastoreItem xmlns:ds="http://schemas.openxmlformats.org/officeDocument/2006/customXml" ds:itemID="{9FEAE13E-B3B1-41AC-B9E4-080E3EC37945}">
   <ds:schemaRefs>
     <ds:schemaRef ds:uri="http://schemas.openxmlformats.org/officeDocument/2006/bibliography"/>
   </ds:schemaRefs>

--- a/Linux записи.docx
+++ b/Linux записи.docx
@@ -392,7 +392,7 @@
           <w:color w:val="000000"/>
           <w:sz w:val="26"/>
           <w:szCs w:val="26"/>
-          <w:lang w:val="en-US" w:eastAsia="ru-RU"/>
+          <w:lang w:eastAsia="ru-RU"/>
         </w:rPr>
       </w:pPr>
       <w:proofErr w:type="spellStart"/>
@@ -415,7 +415,7 @@
           <w:sz w:val="20"/>
           <w:szCs w:val="20"/>
           <w:bdr w:val="none" w:sz="0" w:space="0" w:color="auto" w:frame="1"/>
-          <w:lang w:val="en-US" w:eastAsia="ru-RU"/>
+          <w:lang w:eastAsia="ru-RU"/>
         </w:rPr>
         <w:t xml:space="preserve"> </w:t>
       </w:r>
@@ -439,67 +439,51 @@
           <w:sz w:val="20"/>
           <w:szCs w:val="20"/>
           <w:bdr w:val="none" w:sz="0" w:space="0" w:color="auto" w:frame="1"/>
+          <w:lang w:eastAsia="ru-RU"/>
+        </w:rPr>
+        <w:t xml:space="preserve"> </w:t>
+      </w:r>
+      <w:r>
+        <w:rPr>
+          <w:rFonts w:ascii="Courier New" w:eastAsia="Times New Roman" w:hAnsi="Courier New" w:cs="Courier New"/>
+          <w:color w:val="000000"/>
+          <w:sz w:val="20"/>
+          <w:szCs w:val="20"/>
+          <w:bdr w:val="none" w:sz="0" w:space="0" w:color="auto" w:frame="1"/>
           <w:lang w:val="en-US" w:eastAsia="ru-RU"/>
         </w:rPr>
-        <w:t xml:space="preserve"> root</w:t>
-      </w:r>
-    </w:p>
-    <w:p>
-      <w:pPr>
-        <w:pStyle w:val="HTML"/>
-        <w:shd w:val="clear" w:color="auto" w:fill="FFFFFF"/>
-        <w:rPr>
-          <w:rStyle w:val="a3"/>
-          <w:rFonts w:ascii="Arial" w:hAnsi="Arial" w:cs="Arial"/>
-          <w:b w:val="0"/>
-          <w:color w:val="666D70"/>
-          <w:sz w:val="21"/>
-          <w:szCs w:val="21"/>
-          <w:shd w:val="clear" w:color="auto" w:fill="FFFFFF"/>
-          <w:lang w:val="en-US"/>
-        </w:rPr>
-      </w:pPr>
-    </w:p>
-    <w:p>
-      <w:pPr>
-        <w:pStyle w:val="HTML"/>
-        <w:shd w:val="clear" w:color="auto" w:fill="FFFFFF"/>
-        <w:rPr>
-          <w:rStyle w:val="a3"/>
-          <w:rFonts w:ascii="Arial" w:hAnsi="Arial" w:cs="Arial"/>
-          <w:b w:val="0"/>
-          <w:color w:val="666D70"/>
-          <w:sz w:val="21"/>
-          <w:szCs w:val="21"/>
-          <w:shd w:val="clear" w:color="auto" w:fill="FFFFFF"/>
-          <w:lang w:val="en-US"/>
-        </w:rPr>
-      </w:pPr>
-      <w:r>
-        <w:rPr>
-          <w:rStyle w:val="a3"/>
-          <w:rFonts w:ascii="Arial" w:hAnsi="Arial" w:cs="Arial"/>
-          <w:b w:val="0"/>
-          <w:color w:val="666D70"/>
-          <w:sz w:val="21"/>
-          <w:szCs w:val="21"/>
-          <w:shd w:val="clear" w:color="auto" w:fill="FFFFFF"/>
-        </w:rPr>
-        <w:t xml:space="preserve">доступ только с внутренних </w:t>
-      </w:r>
-      <w:r>
-        <w:rPr>
-          <w:rStyle w:val="a3"/>
-          <w:rFonts w:ascii="Arial" w:hAnsi="Arial" w:cs="Arial"/>
-          <w:b w:val="0"/>
-          <w:color w:val="666D70"/>
-          <w:sz w:val="21"/>
-          <w:szCs w:val="21"/>
-          <w:shd w:val="clear" w:color="auto" w:fill="FFFFFF"/>
-          <w:lang w:val="en-US"/>
-        </w:rPr>
-        <w:t>IP</w:t>
-      </w:r>
+        <w:t>root</w:t>
+      </w:r>
+    </w:p>
+    <w:p>
+      <w:pPr>
+        <w:pStyle w:val="HTML"/>
+        <w:shd w:val="clear" w:color="auto" w:fill="FFFFFF"/>
+        <w:rPr>
+          <w:rStyle w:val="a3"/>
+          <w:rFonts w:ascii="Arial" w:hAnsi="Arial" w:cs="Arial"/>
+          <w:b w:val="0"/>
+          <w:color w:val="666D70"/>
+          <w:sz w:val="21"/>
+          <w:szCs w:val="21"/>
+          <w:shd w:val="clear" w:color="auto" w:fill="FFFFFF"/>
+        </w:rPr>
+      </w:pPr>
+    </w:p>
+    <w:p>
+      <w:pPr>
+        <w:pStyle w:val="HTML"/>
+        <w:shd w:val="clear" w:color="auto" w:fill="FFFFFF"/>
+        <w:rPr>
+          <w:rStyle w:val="a3"/>
+          <w:rFonts w:ascii="Arial" w:hAnsi="Arial" w:cs="Arial"/>
+          <w:b w:val="0"/>
+          <w:color w:val="666D70"/>
+          <w:sz w:val="21"/>
+          <w:szCs w:val="21"/>
+          <w:shd w:val="clear" w:color="auto" w:fill="FFFFFF"/>
+        </w:rPr>
+      </w:pPr>
       <w:bookmarkStart w:id="0" w:name="_GoBack"/>
       <w:bookmarkEnd w:id="0"/>
     </w:p>
@@ -515,6 +499,46 @@
           <w:sz w:val="21"/>
           <w:szCs w:val="21"/>
           <w:shd w:val="clear" w:color="auto" w:fill="FFFFFF"/>
+        </w:rPr>
+      </w:pPr>
+      <w:r>
+        <w:rPr>
+          <w:rStyle w:val="a3"/>
+          <w:rFonts w:ascii="Arial" w:hAnsi="Arial" w:cs="Arial"/>
+          <w:b w:val="0"/>
+          <w:color w:val="666D70"/>
+          <w:sz w:val="21"/>
+          <w:szCs w:val="21"/>
+          <w:shd w:val="clear" w:color="auto" w:fill="FFFFFF"/>
+        </w:rPr>
+        <w:t xml:space="preserve">доступ только с внутренних </w:t>
+      </w:r>
+      <w:r>
+        <w:rPr>
+          <w:rStyle w:val="a3"/>
+          <w:rFonts w:ascii="Arial" w:hAnsi="Arial" w:cs="Arial"/>
+          <w:b w:val="0"/>
+          <w:color w:val="666D70"/>
+          <w:sz w:val="21"/>
+          <w:szCs w:val="21"/>
+          <w:shd w:val="clear" w:color="auto" w:fill="FFFFFF"/>
+          <w:lang w:val="en-US"/>
+        </w:rPr>
+        <w:t>IP</w:t>
+      </w:r>
+    </w:p>
+    <w:p>
+      <w:pPr>
+        <w:pStyle w:val="HTML"/>
+        <w:shd w:val="clear" w:color="auto" w:fill="FFFFFF"/>
+        <w:rPr>
+          <w:rStyle w:val="a3"/>
+          <w:rFonts w:ascii="Arial" w:hAnsi="Arial" w:cs="Arial"/>
+          <w:b w:val="0"/>
+          <w:color w:val="666D70"/>
+          <w:sz w:val="21"/>
+          <w:szCs w:val="21"/>
+          <w:shd w:val="clear" w:color="auto" w:fill="FFFFFF"/>
           <w:lang w:val="en-US"/>
         </w:rPr>
       </w:pPr>
@@ -721,7 +745,6 @@
           <w:sz w:val="21"/>
           <w:szCs w:val="21"/>
           <w:shd w:val="clear" w:color="auto" w:fill="FFFFFF"/>
-          <w:lang w:val="en-US"/>
         </w:rPr>
       </w:pPr>
       <w:proofErr w:type="gramStart"/>
@@ -748,20 +771,31 @@
           <w:sz w:val="21"/>
           <w:szCs w:val="21"/>
           <w:shd w:val="clear" w:color="auto" w:fill="FFFFFF"/>
-          <w:lang w:val="en-US"/>
-        </w:rPr>
-        <w:t>-L</w:t>
-      </w:r>
-      <w:r>
-        <w:rPr>
-          <w:rStyle w:val="a3"/>
-          <w:rFonts w:ascii="Arial" w:hAnsi="Arial" w:cs="Arial"/>
-          <w:b w:val="0"/>
-          <w:color w:val="666D70"/>
-          <w:sz w:val="21"/>
-          <w:szCs w:val="21"/>
-          <w:shd w:val="clear" w:color="auto" w:fill="FFFFFF"/>
-          <w:lang w:val="en-US"/>
+        </w:rPr>
+        <w:t>-</w:t>
+      </w:r>
+      <w:r>
+        <w:rPr>
+          <w:rStyle w:val="a3"/>
+          <w:rFonts w:ascii="Arial" w:hAnsi="Arial" w:cs="Arial"/>
+          <w:b w:val="0"/>
+          <w:color w:val="666D70"/>
+          <w:sz w:val="21"/>
+          <w:szCs w:val="21"/>
+          <w:shd w:val="clear" w:color="auto" w:fill="FFFFFF"/>
+          <w:lang w:val="en-US"/>
+        </w:rPr>
+        <w:t>L</w:t>
+      </w:r>
+      <w:r>
+        <w:rPr>
+          <w:rStyle w:val="a3"/>
+          <w:rFonts w:ascii="Arial" w:hAnsi="Arial" w:cs="Arial"/>
+          <w:b w:val="0"/>
+          <w:color w:val="666D70"/>
+          <w:sz w:val="21"/>
+          <w:szCs w:val="21"/>
+          <w:shd w:val="clear" w:color="auto" w:fill="FFFFFF"/>
         </w:rPr>
         <w:t xml:space="preserve"> </w:t>
       </w:r>
@@ -786,7 +820,6 @@
           <w:sz w:val="21"/>
           <w:szCs w:val="21"/>
           <w:shd w:val="clear" w:color="auto" w:fill="FFFFFF"/>
-          <w:lang w:val="en-US"/>
         </w:rPr>
         <w:t xml:space="preserve"> </w:t>
       </w:r>
@@ -815,7 +848,6 @@
           <w:sz w:val="21"/>
           <w:szCs w:val="21"/>
           <w:shd w:val="clear" w:color="auto" w:fill="FFFFFF"/>
-          <w:lang w:val="en-US"/>
         </w:rPr>
       </w:pPr>
     </w:p>
@@ -4340,6 +4372,7 @@
           <w:szCs w:val="21"/>
           <w:shd w:val="clear" w:color="auto" w:fill="FFFFFF"/>
         </w:rPr>
+        <w:lastRenderedPageBreak/>
         <w:t>процессы, память:</w:t>
       </w:r>
     </w:p>
@@ -4368,7 +4401,6 @@
           <w:shd w:val="clear" w:color="auto" w:fill="FFFFFF"/>
           <w:lang w:val="en-US"/>
         </w:rPr>
-        <w:lastRenderedPageBreak/>
         <w:t>top</w:t>
       </w:r>
       <w:r>
@@ -10306,6 +10338,7 @@
           <w:shd w:val="clear" w:color="auto" w:fill="FFFFFF"/>
           <w:lang w:val="en-US"/>
         </w:rPr>
+        <w:lastRenderedPageBreak/>
         <w:t>dpkg</w:t>
       </w:r>
       <w:proofErr w:type="spellEnd"/>
@@ -12413,7 +12446,6 @@
           <w:sz w:val="21"/>
           <w:szCs w:val="21"/>
           <w:shd w:val="clear" w:color="auto" w:fill="FFFFFF"/>
-          <w:lang w:val="en-US"/>
         </w:rPr>
       </w:pPr>
       <w:proofErr w:type="gramStart"/>
@@ -12429,64 +12461,173 @@
         </w:rPr>
         <w:t>формат</w:t>
       </w:r>
-      <w:r>
-        <w:rPr>
-          <w:rStyle w:val="a3"/>
-          <w:rFonts w:ascii="Arial" w:hAnsi="Arial" w:cs="Arial"/>
-          <w:b w:val="0"/>
-          <w:color w:val="666D70"/>
-          <w:sz w:val="21"/>
-          <w:szCs w:val="21"/>
-          <w:shd w:val="clear" w:color="auto" w:fill="FFFFFF"/>
-          <w:lang w:val="en-US"/>
+      <w:proofErr w:type="gramEnd"/>
+      <w:r>
+        <w:rPr>
+          <w:rStyle w:val="a3"/>
+          <w:rFonts w:ascii="Arial" w:hAnsi="Arial" w:cs="Arial"/>
+          <w:b w:val="0"/>
+          <w:color w:val="666D70"/>
+          <w:sz w:val="21"/>
+          <w:szCs w:val="21"/>
+          <w:shd w:val="clear" w:color="auto" w:fill="FFFFFF"/>
         </w:rPr>
         <w:t xml:space="preserve"> :</w:t>
       </w:r>
-      <w:proofErr w:type="gramEnd"/>
-    </w:p>
-    <w:p>
-      <w:pPr>
-        <w:pStyle w:val="HTML"/>
-        <w:shd w:val="clear" w:color="auto" w:fill="FFFFFF"/>
-        <w:rPr>
-          <w:rStyle w:val="a3"/>
-          <w:rFonts w:ascii="Arial" w:hAnsi="Arial" w:cs="Arial"/>
-          <w:b w:val="0"/>
-          <w:color w:val="666D70"/>
-          <w:sz w:val="21"/>
-          <w:szCs w:val="21"/>
-          <w:shd w:val="clear" w:color="auto" w:fill="FFFFFF"/>
-          <w:lang w:val="en-US"/>
-        </w:rPr>
-      </w:pPr>
-    </w:p>
-    <w:p>
-      <w:pPr>
-        <w:pStyle w:val="HTML"/>
-        <w:shd w:val="clear" w:color="auto" w:fill="FFFFFF"/>
-        <w:rPr>
-          <w:rStyle w:val="a3"/>
-          <w:rFonts w:ascii="Arial" w:hAnsi="Arial" w:cs="Arial"/>
-          <w:b w:val="0"/>
-          <w:color w:val="666D70"/>
-          <w:sz w:val="21"/>
-          <w:szCs w:val="21"/>
-          <w:shd w:val="clear" w:color="auto" w:fill="FFFFFF"/>
-          <w:lang w:val="en-US"/>
-        </w:rPr>
-      </w:pPr>
-      <w:r>
-        <w:rPr>
-          <w:rStyle w:val="a3"/>
-          <w:rFonts w:ascii="Arial" w:hAnsi="Arial" w:cs="Arial"/>
-          <w:b w:val="0"/>
-          <w:color w:val="666D70"/>
-          <w:sz w:val="21"/>
-          <w:szCs w:val="21"/>
-          <w:shd w:val="clear" w:color="auto" w:fill="FFFFFF"/>
-          <w:lang w:val="en-US"/>
-        </w:rPr>
-        <w:t xml:space="preserve">min (0-59) hour (0-23) day of month (1-31) </w:t>
+    </w:p>
+    <w:p>
+      <w:pPr>
+        <w:pStyle w:val="HTML"/>
+        <w:shd w:val="clear" w:color="auto" w:fill="FFFFFF"/>
+        <w:rPr>
+          <w:rStyle w:val="a3"/>
+          <w:rFonts w:ascii="Arial" w:hAnsi="Arial" w:cs="Arial"/>
+          <w:b w:val="0"/>
+          <w:color w:val="666D70"/>
+          <w:sz w:val="21"/>
+          <w:szCs w:val="21"/>
+          <w:shd w:val="clear" w:color="auto" w:fill="FFFFFF"/>
+        </w:rPr>
+      </w:pPr>
+    </w:p>
+    <w:p>
+      <w:pPr>
+        <w:pStyle w:val="HTML"/>
+        <w:shd w:val="clear" w:color="auto" w:fill="FFFFFF"/>
+        <w:rPr>
+          <w:rStyle w:val="a3"/>
+          <w:rFonts w:ascii="Arial" w:hAnsi="Arial" w:cs="Arial"/>
+          <w:b w:val="0"/>
+          <w:color w:val="666D70"/>
+          <w:sz w:val="21"/>
+          <w:szCs w:val="21"/>
+          <w:shd w:val="clear" w:color="auto" w:fill="FFFFFF"/>
+        </w:rPr>
+      </w:pPr>
+      <w:r>
+        <w:rPr>
+          <w:rStyle w:val="a3"/>
+          <w:rFonts w:ascii="Arial" w:hAnsi="Arial" w:cs="Arial"/>
+          <w:b w:val="0"/>
+          <w:color w:val="666D70"/>
+          <w:sz w:val="21"/>
+          <w:szCs w:val="21"/>
+          <w:shd w:val="clear" w:color="auto" w:fill="FFFFFF"/>
+          <w:lang w:val="en-US"/>
+        </w:rPr>
+        <w:t>min</w:t>
+      </w:r>
+      <w:r>
+        <w:rPr>
+          <w:rStyle w:val="a3"/>
+          <w:rFonts w:ascii="Arial" w:hAnsi="Arial" w:cs="Arial"/>
+          <w:b w:val="0"/>
+          <w:color w:val="666D70"/>
+          <w:sz w:val="21"/>
+          <w:szCs w:val="21"/>
+          <w:shd w:val="clear" w:color="auto" w:fill="FFFFFF"/>
+        </w:rPr>
+        <w:t xml:space="preserve"> (0-59) </w:t>
+      </w:r>
+      <w:r>
+        <w:rPr>
+          <w:rStyle w:val="a3"/>
+          <w:rFonts w:ascii="Arial" w:hAnsi="Arial" w:cs="Arial"/>
+          <w:b w:val="0"/>
+          <w:color w:val="666D70"/>
+          <w:sz w:val="21"/>
+          <w:szCs w:val="21"/>
+          <w:shd w:val="clear" w:color="auto" w:fill="FFFFFF"/>
+          <w:lang w:val="en-US"/>
+        </w:rPr>
+        <w:t>hour</w:t>
+      </w:r>
+      <w:r>
+        <w:rPr>
+          <w:rStyle w:val="a3"/>
+          <w:rFonts w:ascii="Arial" w:hAnsi="Arial" w:cs="Arial"/>
+          <w:b w:val="0"/>
+          <w:color w:val="666D70"/>
+          <w:sz w:val="21"/>
+          <w:szCs w:val="21"/>
+          <w:shd w:val="clear" w:color="auto" w:fill="FFFFFF"/>
+        </w:rPr>
+        <w:t xml:space="preserve"> (0-23) </w:t>
+      </w:r>
+      <w:r>
+        <w:rPr>
+          <w:rStyle w:val="a3"/>
+          <w:rFonts w:ascii="Arial" w:hAnsi="Arial" w:cs="Arial"/>
+          <w:b w:val="0"/>
+          <w:color w:val="666D70"/>
+          <w:sz w:val="21"/>
+          <w:szCs w:val="21"/>
+          <w:shd w:val="clear" w:color="auto" w:fill="FFFFFF"/>
+          <w:lang w:val="en-US"/>
+        </w:rPr>
+        <w:t>day</w:t>
+      </w:r>
+      <w:r>
+        <w:rPr>
+          <w:rStyle w:val="a3"/>
+          <w:rFonts w:ascii="Arial" w:hAnsi="Arial" w:cs="Arial"/>
+          <w:b w:val="0"/>
+          <w:color w:val="666D70"/>
+          <w:sz w:val="21"/>
+          <w:szCs w:val="21"/>
+          <w:shd w:val="clear" w:color="auto" w:fill="FFFFFF"/>
+        </w:rPr>
+        <w:t xml:space="preserve"> </w:t>
+      </w:r>
+      <w:r>
+        <w:rPr>
+          <w:rStyle w:val="a3"/>
+          <w:rFonts w:ascii="Arial" w:hAnsi="Arial" w:cs="Arial"/>
+          <w:b w:val="0"/>
+          <w:color w:val="666D70"/>
+          <w:sz w:val="21"/>
+          <w:szCs w:val="21"/>
+          <w:shd w:val="clear" w:color="auto" w:fill="FFFFFF"/>
+          <w:lang w:val="en-US"/>
+        </w:rPr>
+        <w:t>of</w:t>
+      </w:r>
+      <w:r>
+        <w:rPr>
+          <w:rStyle w:val="a3"/>
+          <w:rFonts w:ascii="Arial" w:hAnsi="Arial" w:cs="Arial"/>
+          <w:b w:val="0"/>
+          <w:color w:val="666D70"/>
+          <w:sz w:val="21"/>
+          <w:szCs w:val="21"/>
+          <w:shd w:val="clear" w:color="auto" w:fill="FFFFFF"/>
+        </w:rPr>
+        <w:t xml:space="preserve"> </w:t>
+      </w:r>
+      <w:r>
+        <w:rPr>
+          <w:rStyle w:val="a3"/>
+          <w:rFonts w:ascii="Arial" w:hAnsi="Arial" w:cs="Arial"/>
+          <w:b w:val="0"/>
+          <w:color w:val="666D70"/>
+          <w:sz w:val="21"/>
+          <w:szCs w:val="21"/>
+          <w:shd w:val="clear" w:color="auto" w:fill="FFFFFF"/>
+          <w:lang w:val="en-US"/>
+        </w:rPr>
+        <w:t>month</w:t>
+      </w:r>
+      <w:r>
+        <w:rPr>
+          <w:rStyle w:val="a3"/>
+          <w:rFonts w:ascii="Arial" w:hAnsi="Arial" w:cs="Arial"/>
+          <w:b w:val="0"/>
+          <w:color w:val="666D70"/>
+          <w:sz w:val="21"/>
+          <w:szCs w:val="21"/>
+          <w:shd w:val="clear" w:color="auto" w:fill="FFFFFF"/>
+        </w:rPr>
+        <w:t xml:space="preserve"> (1-31) </w:t>
       </w:r>
       <w:proofErr w:type="spellStart"/>
       <w:r>
@@ -12512,9 +12653,83 @@
           <w:sz w:val="21"/>
           <w:szCs w:val="21"/>
           <w:shd w:val="clear" w:color="auto" w:fill="FFFFFF"/>
-          <w:lang w:val="en-US"/>
-        </w:rPr>
-        <w:t xml:space="preserve"> (1-12) day of week (0-6 </w:t>
+        </w:rPr>
+        <w:t xml:space="preserve"> (1-12) </w:t>
+      </w:r>
+      <w:r>
+        <w:rPr>
+          <w:rStyle w:val="a3"/>
+          <w:rFonts w:ascii="Arial" w:hAnsi="Arial" w:cs="Arial"/>
+          <w:b w:val="0"/>
+          <w:color w:val="666D70"/>
+          <w:sz w:val="21"/>
+          <w:szCs w:val="21"/>
+          <w:shd w:val="clear" w:color="auto" w:fill="FFFFFF"/>
+          <w:lang w:val="en-US"/>
+        </w:rPr>
+        <w:t>day</w:t>
+      </w:r>
+      <w:r>
+        <w:rPr>
+          <w:rStyle w:val="a3"/>
+          <w:rFonts w:ascii="Arial" w:hAnsi="Arial" w:cs="Arial"/>
+          <w:b w:val="0"/>
+          <w:color w:val="666D70"/>
+          <w:sz w:val="21"/>
+          <w:szCs w:val="21"/>
+          <w:shd w:val="clear" w:color="auto" w:fill="FFFFFF"/>
+        </w:rPr>
+        <w:t xml:space="preserve"> </w:t>
+      </w:r>
+      <w:r>
+        <w:rPr>
+          <w:rStyle w:val="a3"/>
+          <w:rFonts w:ascii="Arial" w:hAnsi="Arial" w:cs="Arial"/>
+          <w:b w:val="0"/>
+          <w:color w:val="666D70"/>
+          <w:sz w:val="21"/>
+          <w:szCs w:val="21"/>
+          <w:shd w:val="clear" w:color="auto" w:fill="FFFFFF"/>
+          <w:lang w:val="en-US"/>
+        </w:rPr>
+        <w:t>of</w:t>
+      </w:r>
+      <w:r>
+        <w:rPr>
+          <w:rStyle w:val="a3"/>
+          <w:rFonts w:ascii="Arial" w:hAnsi="Arial" w:cs="Arial"/>
+          <w:b w:val="0"/>
+          <w:color w:val="666D70"/>
+          <w:sz w:val="21"/>
+          <w:szCs w:val="21"/>
+          <w:shd w:val="clear" w:color="auto" w:fill="FFFFFF"/>
+        </w:rPr>
+        <w:t xml:space="preserve"> </w:t>
+      </w:r>
+      <w:r>
+        <w:rPr>
+          <w:rStyle w:val="a3"/>
+          <w:rFonts w:ascii="Arial" w:hAnsi="Arial" w:cs="Arial"/>
+          <w:b w:val="0"/>
+          <w:color w:val="666D70"/>
+          <w:sz w:val="21"/>
+          <w:szCs w:val="21"/>
+          <w:shd w:val="clear" w:color="auto" w:fill="FFFFFF"/>
+          <w:lang w:val="en-US"/>
+        </w:rPr>
+        <w:t>week</w:t>
+      </w:r>
+      <w:r>
+        <w:rPr>
+          <w:rStyle w:val="a3"/>
+          <w:rFonts w:ascii="Arial" w:hAnsi="Arial" w:cs="Arial"/>
+          <w:b w:val="0"/>
+          <w:color w:val="666D70"/>
+          <w:sz w:val="21"/>
+          <w:szCs w:val="21"/>
+          <w:shd w:val="clear" w:color="auto" w:fill="FFFFFF"/>
+        </w:rPr>
+        <w:t xml:space="preserve"> (0-6 </w:t>
       </w:r>
       <w:r>
         <w:rPr>
@@ -12537,7 +12752,6 @@
           <w:sz w:val="21"/>
           <w:szCs w:val="21"/>
           <w:shd w:val="clear" w:color="auto" w:fill="FFFFFF"/>
-          <w:lang w:val="en-US"/>
         </w:rPr>
         <w:t>=0)</w:t>
       </w:r>
@@ -12550,7 +12764,6 @@
           <w:sz w:val="21"/>
           <w:szCs w:val="21"/>
           <w:shd w:val="clear" w:color="auto" w:fill="FFFFFF"/>
-          <w:lang w:val="en-US"/>
         </w:rPr>
         <w:t xml:space="preserve"> </w:t>
       </w:r>
@@ -12576,7 +12789,6 @@
           <w:sz w:val="21"/>
           <w:szCs w:val="21"/>
           <w:shd w:val="clear" w:color="auto" w:fill="FFFFFF"/>
-          <w:lang w:val="en-US"/>
         </w:rPr>
         <w:t xml:space="preserve"> </w:t>
       </w:r>
@@ -12603,7 +12815,6 @@
           <w:sz w:val="21"/>
           <w:szCs w:val="21"/>
           <w:shd w:val="clear" w:color="auto" w:fill="FFFFFF"/>
-          <w:lang w:val="en-US"/>
         </w:rPr>
         <w:t xml:space="preserve"> </w:t>
       </w:r>
@@ -12632,7 +12843,6 @@
           <w:sz w:val="21"/>
           <w:szCs w:val="21"/>
           <w:shd w:val="clear" w:color="auto" w:fill="FFFFFF"/>
-          <w:lang w:val="en-US"/>
         </w:rPr>
       </w:pPr>
     </w:p>
@@ -14509,7 +14719,7 @@
 </file>
 
 <file path=customXml/itemProps1.xml><?xml version="1.0" encoding="utf-8"?>
-<ds:datastoreItem xmlns:ds="http://schemas.openxmlformats.org/officeDocument/2006/customXml" ds:itemID="{9FEAE13E-B3B1-41AC-B9E4-080E3EC37945}">
+<ds:datastoreItem xmlns:ds="http://schemas.openxmlformats.org/officeDocument/2006/customXml" ds:itemID="{FEEBE6AD-C0FC-49D0-BF65-AF31454C1AA1}">
   <ds:schemaRefs>
     <ds:schemaRef ds:uri="http://schemas.openxmlformats.org/officeDocument/2006/bibliography"/>
   </ds:schemaRefs>

--- a/Linux записи.docx
+++ b/Linux записи.docx
@@ -5,45 +5,1373 @@
     <w:p>
       <w:pPr>
         <w:rPr>
-          <w:lang w:val="en-US"/>
-        </w:rPr>
-      </w:pPr>
-    </w:p>
-    <w:p>
-      <w:pPr>
-        <w:rPr>
-          <w:lang w:val="en-US"/>
-        </w:rPr>
-      </w:pPr>
-      <w:r>
-        <w:rPr>
-          <w:lang w:val="en-US"/>
-        </w:rPr>
-        <w:t>Ubuntu</w:t>
-      </w:r>
-    </w:p>
-    <w:p>
-      <w:pPr>
-        <w:rPr>
-          <w:lang w:val="en-US"/>
-        </w:rPr>
-      </w:pPr>
-    </w:p>
-    <w:p>
-      <w:pPr>
-        <w:pStyle w:val="HTML"/>
-        <w:shd w:val="clear" w:color="auto" w:fill="FFFFFF"/>
-        <w:rPr>
-          <w:rStyle w:val="a3"/>
-          <w:rFonts w:ascii="Arial" w:hAnsi="Arial" w:cs="Arial"/>
-          <w:color w:val="666D70"/>
-          <w:sz w:val="21"/>
-          <w:szCs w:val="21"/>
-          <w:shd w:val="clear" w:color="auto" w:fill="FFFFFF"/>
-          <w:lang w:val="en-US"/>
-        </w:rPr>
-      </w:pPr>
-      <w:r>
+          <w:b/>
+          <w:lang w:val="en-US"/>
+        </w:rPr>
+      </w:pPr>
+      <w:proofErr w:type="spellStart"/>
+      <w:r>
+        <w:rPr>
+          <w:b/>
+        </w:rPr>
+        <w:t>Траблшутинг</w:t>
+      </w:r>
+      <w:proofErr w:type="spellEnd"/>
+      <w:r>
+        <w:rPr>
+          <w:b/>
+        </w:rPr>
+        <w:t xml:space="preserve"> </w:t>
+      </w:r>
+      <w:r>
+        <w:rPr>
+          <w:b/>
+          <w:lang w:val="en-US"/>
+        </w:rPr>
+        <w:t>LINUX:</w:t>
+      </w:r>
+    </w:p>
+    <w:p>
+      <w:pPr>
+        <w:rPr>
+          <w:b/>
+        </w:rPr>
+      </w:pPr>
+      <w:r>
+        <w:rPr>
+          <w:b/>
+        </w:rPr>
+        <w:t>Место на диске:</w:t>
+      </w:r>
+    </w:p>
+    <w:p>
+      <w:proofErr w:type="spellStart"/>
+      <w:r>
+        <w:rPr>
+          <w:lang w:val="en-US"/>
+        </w:rPr>
+        <w:t>df</w:t>
+      </w:r>
+      <w:proofErr w:type="spellEnd"/>
+      <w:r>
+        <w:t xml:space="preserve"> –</w:t>
+      </w:r>
+      <w:r>
+        <w:rPr>
+          <w:lang w:val="en-US"/>
+        </w:rPr>
+        <w:t>h</w:t>
+      </w:r>
+      <w:r>
+        <w:t xml:space="preserve"> </w:t>
+      </w:r>
+      <w:r>
+        <w:tab/>
+      </w:r>
+      <w:r>
+        <w:tab/>
+      </w:r>
+      <w:r>
+        <w:tab/>
+        <w:t>всего на всех дисках</w:t>
+      </w:r>
+    </w:p>
+    <w:p>
+      <w:r>
+        <w:rPr>
+          <w:lang w:val="en-US"/>
+        </w:rPr>
+        <w:t>du</w:t>
+      </w:r>
+      <w:r>
+        <w:t xml:space="preserve"> –</w:t>
+      </w:r>
+      <w:proofErr w:type="spellStart"/>
+      <w:r>
+        <w:rPr>
+          <w:lang w:val="en-US"/>
+        </w:rPr>
+        <w:t>sh</w:t>
+      </w:r>
+      <w:proofErr w:type="spellEnd"/>
+      <w:r>
+        <w:t xml:space="preserve"> /</w:t>
+      </w:r>
+      <w:proofErr w:type="spellStart"/>
+      <w:r>
+        <w:rPr>
+          <w:lang w:val="en-US"/>
+        </w:rPr>
+        <w:t>tmp</w:t>
+      </w:r>
+      <w:proofErr w:type="spellEnd"/>
+      <w:r>
+        <w:tab/>
+      </w:r>
+      <w:r>
+        <w:tab/>
+      </w:r>
+      <w:r>
+        <w:t xml:space="preserve">какой объем </w:t>
+      </w:r>
+      <w:proofErr w:type="spellStart"/>
+      <w:r>
+        <w:t>опр</w:t>
+      </w:r>
+      <w:proofErr w:type="spellEnd"/>
+      <w:r>
+        <w:t xml:space="preserve"> директории</w:t>
+      </w:r>
+    </w:p>
+    <w:p>
+      <w:pPr>
+        <w:rPr>
+          <w:lang w:val="en-US"/>
+        </w:rPr>
+      </w:pPr>
+      <w:proofErr w:type="spellStart"/>
+      <w:r>
+        <w:rPr>
+          <w:lang w:val="en-US"/>
+        </w:rPr>
+        <w:t>df</w:t>
+      </w:r>
+      <w:proofErr w:type="spellEnd"/>
+      <w:r>
+        <w:t xml:space="preserve"> –</w:t>
+      </w:r>
+      <w:proofErr w:type="spellStart"/>
+      <w:r>
+        <w:rPr>
+          <w:lang w:val="en-US"/>
+        </w:rPr>
+        <w:t>i</w:t>
+      </w:r>
+      <w:proofErr w:type="spellEnd"/>
+      <w:r>
+        <w:tab/>
+      </w:r>
+      <w:r>
+        <w:tab/>
+      </w:r>
+      <w:r>
+        <w:tab/>
+      </w:r>
+      <w:r>
+        <w:t xml:space="preserve">информация по </w:t>
+      </w:r>
+      <w:proofErr w:type="spellStart"/>
+      <w:r>
+        <w:rPr>
+          <w:lang w:val="en-US"/>
+        </w:rPr>
+        <w:t>inode</w:t>
+      </w:r>
+      <w:proofErr w:type="spellEnd"/>
+    </w:p>
+    <w:p>
+      <w:proofErr w:type="spellStart"/>
+      <w:r>
+        <w:rPr>
+          <w:lang w:val="en-US"/>
+        </w:rPr>
+        <w:t>smartctl</w:t>
+      </w:r>
+      <w:proofErr w:type="spellEnd"/>
+      <w:r>
+        <w:t xml:space="preserve"> -</w:t>
+      </w:r>
+      <w:r>
+        <w:rPr>
+          <w:lang w:val="en-US"/>
+        </w:rPr>
+        <w:t>a</w:t>
+      </w:r>
+      <w:r>
+        <w:t xml:space="preserve"> /</w:t>
+      </w:r>
+      <w:r>
+        <w:rPr>
+          <w:lang w:val="en-US"/>
+        </w:rPr>
+        <w:t>dev</w:t>
+      </w:r>
+      <w:r>
+        <w:t>/</w:t>
+      </w:r>
+      <w:proofErr w:type="spellStart"/>
+      <w:r>
+        <w:rPr>
+          <w:lang w:val="en-US"/>
+        </w:rPr>
+        <w:t>sdc</w:t>
+      </w:r>
+      <w:proofErr w:type="spellEnd"/>
+      <w:r>
+        <w:t>2</w:t>
+      </w:r>
+      <w:r>
+        <w:tab/>
+      </w:r>
+      <w:r>
+        <w:t>смарт информация о диске</w:t>
+      </w:r>
+    </w:p>
+    <w:p>
+      <w:r>
+        <w:rPr>
+          <w:lang w:val="en-US"/>
+        </w:rPr>
+        <w:t>cat</w:t>
+      </w:r>
+      <w:r>
+        <w:t xml:space="preserve"> /</w:t>
+      </w:r>
+      <w:proofErr w:type="spellStart"/>
+      <w:r>
+        <w:rPr>
+          <w:lang w:val="en-US"/>
+        </w:rPr>
+        <w:t>proc</w:t>
+      </w:r>
+      <w:proofErr w:type="spellEnd"/>
+      <w:r>
+        <w:t>/</w:t>
+      </w:r>
+      <w:proofErr w:type="spellStart"/>
+      <w:r>
+        <w:rPr>
+          <w:lang w:val="en-US"/>
+        </w:rPr>
+        <w:t>mdstat</w:t>
+      </w:r>
+      <w:proofErr w:type="spellEnd"/>
+      <w:r>
+        <w:tab/>
+      </w:r>
+      <w:r>
+        <w:t>информация о рейде</w:t>
+      </w:r>
+    </w:p>
+    <w:p>
+      <w:pPr>
+        <w:rPr>
+          <w:b/>
+        </w:rPr>
+      </w:pPr>
+    </w:p>
+    <w:p>
+      <w:pPr>
+        <w:rPr>
+          <w:b/>
+        </w:rPr>
+      </w:pPr>
+      <w:r>
+        <w:rPr>
+          <w:b/>
+        </w:rPr>
+        <w:t xml:space="preserve">нагрузка на процессор, </w:t>
+      </w:r>
+      <w:r>
+        <w:rPr>
+          <w:b/>
+        </w:rPr>
+        <w:t>память</w:t>
+      </w:r>
+      <w:r>
+        <w:rPr>
+          <w:b/>
+        </w:rPr>
+        <w:t xml:space="preserve"> и диски</w:t>
+      </w:r>
+      <w:r>
+        <w:rPr>
+          <w:b/>
+        </w:rPr>
+        <w:t>:</w:t>
+      </w:r>
+    </w:p>
+    <w:p>
+      <w:proofErr w:type="spellStart"/>
+      <w:r>
+        <w:rPr>
+          <w:lang w:val="en-US"/>
+        </w:rPr>
+        <w:t>iostat</w:t>
+      </w:r>
+      <w:proofErr w:type="spellEnd"/>
+      <w:r>
+        <w:tab/>
+      </w:r>
+      <w:r>
+        <w:tab/>
+      </w:r>
+      <w:r>
+        <w:tab/>
+        <w:t>общая информация, сколько пишется и читается с дисков</w:t>
+      </w:r>
+      <w:r>
+        <w:t xml:space="preserve"> </w:t>
+      </w:r>
+    </w:p>
+    <w:p>
+      <w:proofErr w:type="spellStart"/>
+      <w:r>
+        <w:rPr>
+          <w:lang w:val="en-US"/>
+        </w:rPr>
+        <w:t>iotop</w:t>
+      </w:r>
+      <w:proofErr w:type="spellEnd"/>
+      <w:r>
+        <w:t xml:space="preserve"> </w:t>
+      </w:r>
+      <w:r>
+        <w:tab/>
+      </w:r>
+      <w:r>
+        <w:tab/>
+      </w:r>
+      <w:r>
+        <w:tab/>
+        <w:t>какие процессы пишут/</w:t>
+      </w:r>
+      <w:proofErr w:type="spellStart"/>
+      <w:r>
+        <w:t>читатют</w:t>
+      </w:r>
+      <w:proofErr w:type="spellEnd"/>
+      <w:r>
+        <w:t xml:space="preserve"> с дисков</w:t>
+      </w:r>
+    </w:p>
+    <w:p>
+      <w:r>
+        <w:rPr>
+          <w:lang w:val="en-US"/>
+        </w:rPr>
+        <w:t>top</w:t>
+      </w:r>
+      <w:r>
+        <w:t xml:space="preserve"> (</w:t>
+      </w:r>
+      <w:proofErr w:type="spellStart"/>
+      <w:r>
+        <w:rPr>
+          <w:lang w:val="en-US"/>
+        </w:rPr>
+        <w:t>htop</w:t>
+      </w:r>
+      <w:proofErr w:type="spellEnd"/>
+      <w:r>
+        <w:t>)</w:t>
+      </w:r>
+      <w:r>
+        <w:tab/>
+      </w:r>
+      <w:r>
+        <w:tab/>
+      </w:r>
+      <w:r>
+        <w:t xml:space="preserve">диспетчер по памяти, </w:t>
+      </w:r>
+      <w:proofErr w:type="spellStart"/>
+      <w:r>
+        <w:t>процу</w:t>
+      </w:r>
+      <w:proofErr w:type="spellEnd"/>
+    </w:p>
+    <w:p>
+      <w:proofErr w:type="spellStart"/>
+      <w:r>
+        <w:t>cat</w:t>
+      </w:r>
+      <w:proofErr w:type="spellEnd"/>
+      <w:r>
+        <w:t xml:space="preserve"> /</w:t>
+      </w:r>
+      <w:proofErr w:type="spellStart"/>
+      <w:r>
+        <w:t>proc</w:t>
+      </w:r>
+      <w:proofErr w:type="spellEnd"/>
+      <w:r>
+        <w:t>/</w:t>
+      </w:r>
+      <w:proofErr w:type="spellStart"/>
+      <w:r>
+        <w:t>meminfo</w:t>
+      </w:r>
+      <w:proofErr w:type="spellEnd"/>
+      <w:r>
+        <w:tab/>
+        <w:t>подробная информация по памяти</w:t>
+      </w:r>
+    </w:p>
+    <w:p/>
+    <w:p>
+      <w:pPr>
+        <w:rPr>
+          <w:b/>
+        </w:rPr>
+      </w:pPr>
+      <w:r>
+        <w:rPr>
+          <w:b/>
+        </w:rPr>
+        <w:t>процессы</w:t>
+      </w:r>
+      <w:r>
+        <w:rPr>
+          <w:b/>
+        </w:rPr>
+        <w:t>:</w:t>
+      </w:r>
+    </w:p>
+    <w:p>
+      <w:proofErr w:type="spellStart"/>
+      <w:r>
+        <w:rPr>
+          <w:lang w:val="en-US"/>
+        </w:rPr>
+        <w:t>ps</w:t>
+      </w:r>
+      <w:proofErr w:type="spellEnd"/>
+      <w:r>
+        <w:rPr>
+          <w:lang w:val="en-US"/>
+        </w:rPr>
+        <w:t xml:space="preserve"> aux</w:t>
+      </w:r>
+      <w:r>
+        <w:rPr>
+          <w:lang w:val="en-US"/>
+        </w:rPr>
+        <w:tab/>
+      </w:r>
+      <w:r>
+        <w:rPr>
+          <w:lang w:val="en-US"/>
+        </w:rPr>
+        <w:tab/>
+      </w:r>
+      <w:r>
+        <w:rPr>
+          <w:lang w:val="en-US"/>
+        </w:rPr>
+        <w:tab/>
+      </w:r>
+      <w:r>
+        <w:t>список всех процессов</w:t>
+      </w:r>
+    </w:p>
+    <w:p>
+      <w:proofErr w:type="spellStart"/>
+      <w:r>
+        <w:rPr>
+          <w:lang w:val="en-US"/>
+        </w:rPr>
+        <w:t>systemctl</w:t>
+      </w:r>
+      <w:proofErr w:type="spellEnd"/>
+      <w:r>
+        <w:rPr>
+          <w:lang w:val="en-US"/>
+        </w:rPr>
+        <w:t xml:space="preserve"> status </w:t>
+      </w:r>
+      <w:proofErr w:type="spellStart"/>
+      <w:r>
+        <w:rPr>
+          <w:lang w:val="en-US"/>
+        </w:rPr>
+        <w:t>nginx</w:t>
+      </w:r>
+      <w:proofErr w:type="spellEnd"/>
+      <w:r>
+        <w:rPr>
+          <w:lang w:val="en-US"/>
+        </w:rPr>
+        <w:tab/>
+      </w:r>
+      <w:r>
+        <w:t>инфо</w:t>
+      </w:r>
+      <w:r>
+        <w:rPr>
+          <w:lang w:val="en-US"/>
+        </w:rPr>
+        <w:t xml:space="preserve"> </w:t>
+      </w:r>
+      <w:r>
+        <w:t>о</w:t>
+      </w:r>
+      <w:r>
+        <w:rPr>
+          <w:lang w:val="en-US"/>
+        </w:rPr>
+        <w:t xml:space="preserve"> </w:t>
+      </w:r>
+      <w:r>
+        <w:t>сервисе</w:t>
+      </w:r>
+    </w:p>
+    <w:p/>
+    <w:p>
+      <w:pPr>
+        <w:rPr>
+          <w:b/>
+        </w:rPr>
+      </w:pPr>
+      <w:r>
+        <w:rPr>
+          <w:b/>
+        </w:rPr>
+        <w:t>сеть:</w:t>
+      </w:r>
+    </w:p>
+    <w:p>
+      <w:proofErr w:type="spellStart"/>
+      <w:r>
+        <w:rPr>
+          <w:lang w:val="en-US"/>
+        </w:rPr>
+        <w:t>netstat</w:t>
+      </w:r>
+      <w:proofErr w:type="spellEnd"/>
+      <w:r>
+        <w:t xml:space="preserve"> –</w:t>
+      </w:r>
+      <w:proofErr w:type="spellStart"/>
+      <w:r>
+        <w:rPr>
+          <w:lang w:val="en-US"/>
+        </w:rPr>
+        <w:t>tulpn</w:t>
+      </w:r>
+      <w:proofErr w:type="spellEnd"/>
+      <w:r>
+        <w:t xml:space="preserve"> </w:t>
+      </w:r>
+      <w:r>
+        <w:t>(</w:t>
+      </w:r>
+      <w:proofErr w:type="spellStart"/>
+      <w:r>
+        <w:rPr>
+          <w:lang w:val="en-US"/>
+        </w:rPr>
+        <w:t>ss</w:t>
+      </w:r>
+      <w:proofErr w:type="spellEnd"/>
+      <w:r>
+        <w:t xml:space="preserve"> -</w:t>
+      </w:r>
+      <w:proofErr w:type="spellStart"/>
+      <w:r>
+        <w:rPr>
+          <w:lang w:val="en-US"/>
+        </w:rPr>
+        <w:t>lntu</w:t>
+      </w:r>
+      <w:proofErr w:type="spellEnd"/>
+      <w:r>
+        <w:t>)</w:t>
+      </w:r>
+      <w:r>
+        <w:tab/>
+      </w:r>
+      <w:r>
+        <w:tab/>
+      </w:r>
+      <w:r>
+        <w:t>процессы которые слушают сетевые порты</w:t>
+      </w:r>
+    </w:p>
+    <w:p>
+      <w:proofErr w:type="spellStart"/>
+      <w:r>
+        <w:rPr>
+          <w:lang w:val="en-US"/>
+        </w:rPr>
+        <w:t>ip</w:t>
+      </w:r>
+      <w:proofErr w:type="spellEnd"/>
+      <w:r>
+        <w:t xml:space="preserve"> </w:t>
+      </w:r>
+      <w:r>
+        <w:rPr>
+          <w:lang w:val="en-US"/>
+        </w:rPr>
+        <w:t>a</w:t>
+      </w:r>
+      <w:r>
+        <w:t xml:space="preserve"> </w:t>
+      </w:r>
+      <w:r>
+        <w:t>(</w:t>
+      </w:r>
+      <w:r>
+        <w:rPr>
+          <w:lang w:val="en-US"/>
+        </w:rPr>
+        <w:t>ipconfig</w:t>
+      </w:r>
+      <w:r>
+        <w:t>)</w:t>
+      </w:r>
+      <w:r>
+        <w:tab/>
+      </w:r>
+      <w:r>
+        <w:tab/>
+      </w:r>
+      <w:r>
+        <w:tab/>
+      </w:r>
+      <w:r>
+        <w:t>инфо об сетевых интерфейсах</w:t>
+      </w:r>
+    </w:p>
+    <w:p>
+      <w:proofErr w:type="spellStart"/>
+      <w:r>
+        <w:rPr>
+          <w:lang w:val="en-US"/>
+        </w:rPr>
+        <w:t>netstat</w:t>
+      </w:r>
+      <w:proofErr w:type="spellEnd"/>
+      <w:r>
+        <w:t xml:space="preserve"> </w:t>
+      </w:r>
+      <w:r>
+        <w:t>-</w:t>
+      </w:r>
+      <w:proofErr w:type="spellStart"/>
+      <w:r>
+        <w:rPr>
+          <w:lang w:val="en-US"/>
+        </w:rPr>
+        <w:t>rn</w:t>
+      </w:r>
+      <w:proofErr w:type="spellEnd"/>
+      <w:r>
+        <w:t xml:space="preserve"> </w:t>
+      </w:r>
+      <w:r>
+        <w:t>(</w:t>
+      </w:r>
+      <w:proofErr w:type="spellStart"/>
+      <w:r>
+        <w:rPr>
+          <w:lang w:val="en-US"/>
+        </w:rPr>
+        <w:t>ip</w:t>
+      </w:r>
+      <w:proofErr w:type="spellEnd"/>
+      <w:r>
+        <w:t xml:space="preserve"> -</w:t>
+      </w:r>
+      <w:r>
+        <w:rPr>
+          <w:lang w:val="en-US"/>
+        </w:rPr>
+        <w:t>r</w:t>
+      </w:r>
+      <w:r>
+        <w:t>)</w:t>
+      </w:r>
+      <w:r>
+        <w:tab/>
+      </w:r>
+      <w:r>
+        <w:tab/>
+      </w:r>
+      <w:r>
+        <w:t>инфо о сетевых маршрутах</w:t>
+      </w:r>
+    </w:p>
+    <w:p>
+      <w:r>
+        <w:rPr>
+          <w:lang w:val="en-US"/>
+        </w:rPr>
+        <w:t>traceroute</w:t>
+      </w:r>
+      <w:r>
+        <w:t xml:space="preserve"> 8.8.8.8</w:t>
+      </w:r>
+      <w:r>
+        <w:tab/>
+      </w:r>
+      <w:r>
+        <w:tab/>
+      </w:r>
+      <w:r>
+        <w:t>трассировка (путь) до конечного сервера</w:t>
+      </w:r>
+    </w:p>
+    <w:p>
+      <w:proofErr w:type="spellStart"/>
+      <w:r>
+        <w:rPr>
+          <w:lang w:val="en-US"/>
+        </w:rPr>
+        <w:t>mtr</w:t>
+      </w:r>
+      <w:proofErr w:type="spellEnd"/>
+      <w:r>
+        <w:t xml:space="preserve"> 8.8.8.8</w:t>
+      </w:r>
+      <w:r>
+        <w:tab/>
+      </w:r>
+      <w:r>
+        <w:tab/>
+      </w:r>
+      <w:r>
+        <w:tab/>
+      </w:r>
+      <w:r>
+        <w:t>трассировка в реальном времени с потерями пакетов на промежуточных точках</w:t>
+      </w:r>
+    </w:p>
+    <w:p>
+      <w:r>
+        <w:rPr>
+          <w:lang w:val="en-US"/>
+        </w:rPr>
+        <w:t>dig</w:t>
+      </w:r>
+      <w:r>
+        <w:t xml:space="preserve"> </w:t>
+      </w:r>
+      <w:proofErr w:type="spellStart"/>
+      <w:r>
+        <w:rPr>
+          <w:lang w:val="en-US"/>
+        </w:rPr>
+        <w:t>ya</w:t>
+      </w:r>
+      <w:proofErr w:type="spellEnd"/>
+      <w:r>
+        <w:t>.</w:t>
+      </w:r>
+      <w:proofErr w:type="spellStart"/>
+      <w:r>
+        <w:rPr>
+          <w:lang w:val="en-US"/>
+        </w:rPr>
+        <w:t>ru</w:t>
+      </w:r>
+      <w:proofErr w:type="spellEnd"/>
+      <w:r>
+        <w:tab/>
+      </w:r>
+      <w:r>
+        <w:tab/>
+      </w:r>
+      <w:r>
+        <w:tab/>
+      </w:r>
+      <w:proofErr w:type="spellStart"/>
+      <w:r>
+        <w:rPr>
+          <w:lang w:val="en-US"/>
+        </w:rPr>
+        <w:t>dns</w:t>
+      </w:r>
+      <w:proofErr w:type="spellEnd"/>
+      <w:r>
+        <w:t xml:space="preserve"> </w:t>
+      </w:r>
+      <w:r>
+        <w:t>информация</w:t>
+      </w:r>
+    </w:p>
+    <w:p>
+      <w:r>
+        <w:rPr>
+          <w:lang w:val="en-US"/>
+        </w:rPr>
+        <w:t>dig</w:t>
+      </w:r>
+      <w:r>
+        <w:t xml:space="preserve"> @8.8.8.8 </w:t>
+      </w:r>
+      <w:proofErr w:type="spellStart"/>
+      <w:r>
+        <w:rPr>
+          <w:lang w:val="en-US"/>
+        </w:rPr>
+        <w:t>ya</w:t>
+      </w:r>
+      <w:proofErr w:type="spellEnd"/>
+      <w:r>
+        <w:t>.</w:t>
+      </w:r>
+      <w:proofErr w:type="spellStart"/>
+      <w:r>
+        <w:rPr>
+          <w:lang w:val="en-US"/>
+        </w:rPr>
+        <w:t>ru</w:t>
+      </w:r>
+      <w:proofErr w:type="spellEnd"/>
+      <w:r>
+        <w:tab/>
+      </w:r>
+      <w:r>
+        <w:tab/>
+      </w:r>
+      <w:r>
+        <w:t xml:space="preserve">запрос информации у стороннего </w:t>
+      </w:r>
+      <w:proofErr w:type="spellStart"/>
+      <w:r>
+        <w:t>dns</w:t>
+      </w:r>
+      <w:proofErr w:type="spellEnd"/>
+      <w:r>
+        <w:t xml:space="preserve"> сервера</w:t>
+      </w:r>
+    </w:p>
+    <w:p>
+      <w:pPr>
+        <w:rPr>
+          <w:lang w:val="en-US"/>
+        </w:rPr>
+      </w:pPr>
+      <w:r>
+        <w:rPr>
+          <w:lang w:val="en-US"/>
+        </w:rPr>
+        <w:t xml:space="preserve">dig </w:t>
+      </w:r>
+      <w:r>
+        <w:rPr>
+          <w:lang w:val="en-US"/>
+        </w:rPr>
+        <w:t>-</w:t>
+      </w:r>
+      <w:r>
+        <w:rPr>
+          <w:lang w:val="en-US"/>
+        </w:rPr>
+        <w:t>t &lt;record-type&gt; ya.ru</w:t>
+      </w:r>
+      <w:r>
+        <w:rPr>
+          <w:lang w:val="en-US"/>
+        </w:rPr>
+        <w:tab/>
+      </w:r>
+      <w:r>
+        <w:t>запрос</w:t>
+      </w:r>
+      <w:r>
+        <w:rPr>
+          <w:lang w:val="en-US"/>
+        </w:rPr>
+        <w:t xml:space="preserve"> </w:t>
+      </w:r>
+      <w:r>
+        <w:t>типа</w:t>
+      </w:r>
+      <w:r>
+        <w:rPr>
+          <w:lang w:val="en-US"/>
+        </w:rPr>
+        <w:t xml:space="preserve"> </w:t>
+      </w:r>
+      <w:r>
+        <w:t>записи</w:t>
+      </w:r>
+    </w:p>
+    <w:p>
+      <w:pPr>
+        <w:rPr>
+          <w:lang w:val="en-US"/>
+        </w:rPr>
+      </w:pPr>
+      <w:r>
+        <w:rPr>
+          <w:lang w:val="en-US"/>
+        </w:rPr>
+        <w:t xml:space="preserve">curl </w:t>
+      </w:r>
+      <w:r>
+        <w:rPr>
+          <w:lang w:val="en-US"/>
+        </w:rPr>
+        <w:t>-</w:t>
+      </w:r>
+      <w:proofErr w:type="spellStart"/>
+      <w:r>
+        <w:rPr>
+          <w:lang w:val="en-US"/>
+        </w:rPr>
+        <w:t>Lv</w:t>
+      </w:r>
+      <w:proofErr w:type="spellEnd"/>
+      <w:r>
+        <w:rPr>
+          <w:lang w:val="en-US"/>
+        </w:rPr>
+        <w:t xml:space="preserve"> ya.ru</w:t>
+      </w:r>
+      <w:r>
+        <w:rPr>
+          <w:lang w:val="en-US"/>
+        </w:rPr>
+        <w:tab/>
+      </w:r>
+      <w:r>
+        <w:rPr>
+          <w:lang w:val="en-US"/>
+        </w:rPr>
+        <w:tab/>
+      </w:r>
+      <w:r>
+        <w:rPr>
+          <w:lang w:val="en-US"/>
+        </w:rPr>
+        <w:tab/>
+      </w:r>
+      <w:r>
+        <w:rPr>
+          <w:lang w:val="en-US"/>
+        </w:rPr>
+        <w:t>-L – forward redirect –v - verbose</w:t>
+      </w:r>
+    </w:p>
+    <w:p>
+      <w:proofErr w:type="spellStart"/>
+      <w:r>
+        <w:rPr>
+          <w:lang w:val="en-US"/>
+        </w:rPr>
+        <w:t>tcpdump</w:t>
+      </w:r>
+      <w:proofErr w:type="spellEnd"/>
+      <w:r>
+        <w:t xml:space="preserve"> </w:t>
+      </w:r>
+      <w:r>
+        <w:t>-</w:t>
+      </w:r>
+      <w:proofErr w:type="spellStart"/>
+      <w:r>
+        <w:rPr>
+          <w:lang w:val="en-US"/>
+        </w:rPr>
+        <w:t>i</w:t>
+      </w:r>
+      <w:proofErr w:type="spellEnd"/>
+      <w:r>
+        <w:t xml:space="preserve"> </w:t>
+      </w:r>
+      <w:r>
+        <w:rPr>
+          <w:lang w:val="en-US"/>
+        </w:rPr>
+        <w:t>any</w:t>
+      </w:r>
+      <w:r>
+        <w:t xml:space="preserve"> </w:t>
+      </w:r>
+      <w:r>
+        <w:rPr>
+          <w:lang w:val="en-US"/>
+        </w:rPr>
+        <w:t>port</w:t>
+      </w:r>
+      <w:r>
+        <w:t xml:space="preserve"> 22 </w:t>
+      </w:r>
+      <w:r>
+        <w:t>-</w:t>
+      </w:r>
+      <w:proofErr w:type="spellStart"/>
+      <w:r>
+        <w:rPr>
+          <w:lang w:val="en-US"/>
+        </w:rPr>
+        <w:t>nn</w:t>
+      </w:r>
+      <w:proofErr w:type="spellEnd"/>
+      <w:r>
+        <w:tab/>
+      </w:r>
+      <w:r>
+        <w:t xml:space="preserve">просмотр какие пакеты ходят по сетевым интерфейсам на </w:t>
+      </w:r>
+      <w:proofErr w:type="spellStart"/>
+      <w:r>
+        <w:t>опр</w:t>
+      </w:r>
+      <w:proofErr w:type="spellEnd"/>
+      <w:r>
+        <w:t xml:space="preserve"> порту (-</w:t>
+      </w:r>
+      <w:proofErr w:type="spellStart"/>
+      <w:r>
+        <w:rPr>
+          <w:lang w:val="en-US"/>
+        </w:rPr>
+        <w:t>i</w:t>
+      </w:r>
+      <w:proofErr w:type="spellEnd"/>
+      <w:r>
+        <w:t xml:space="preserve"> </w:t>
+      </w:r>
+      <w:r>
+        <w:t>интерфейсы)</w:t>
+      </w:r>
+    </w:p>
+    <w:p/>
+    <w:p>
+      <w:pPr>
+        <w:rPr>
+          <w:b/>
+          <w:lang w:val="en-US"/>
+        </w:rPr>
+      </w:pPr>
+      <w:proofErr w:type="spellStart"/>
+      <w:r>
+        <w:rPr>
+          <w:b/>
+        </w:rPr>
+        <w:t>логи</w:t>
+      </w:r>
+      <w:proofErr w:type="spellEnd"/>
+      <w:r>
+        <w:rPr>
+          <w:b/>
+          <w:lang w:val="en-US"/>
+        </w:rPr>
+        <w:t>:</w:t>
+      </w:r>
+    </w:p>
+    <w:p/>
+    <w:p>
+      <w:r>
+        <w:rPr>
+          <w:lang w:val="en-US"/>
+        </w:rPr>
+        <w:t>tail</w:t>
+      </w:r>
+      <w:r>
+        <w:t xml:space="preserve"> -</w:t>
+      </w:r>
+      <w:r>
+        <w:rPr>
+          <w:lang w:val="en-US"/>
+        </w:rPr>
+        <w:t>f</w:t>
+      </w:r>
+      <w:r>
+        <w:t xml:space="preserve"> </w:t>
+      </w:r>
+      <w:r>
+        <w:t>-</w:t>
+      </w:r>
+      <w:r>
+        <w:rPr>
+          <w:lang w:val="en-US"/>
+        </w:rPr>
+        <w:t>n</w:t>
+      </w:r>
+      <w:r>
+        <w:t xml:space="preserve">50 </w:t>
+      </w:r>
+      <w:r>
+        <w:t>/</w:t>
+      </w:r>
+      <w:proofErr w:type="spellStart"/>
+      <w:r>
+        <w:rPr>
+          <w:lang w:val="en-US"/>
+        </w:rPr>
+        <w:t>var</w:t>
+      </w:r>
+      <w:proofErr w:type="spellEnd"/>
+      <w:r>
+        <w:t>/</w:t>
+      </w:r>
+      <w:r>
+        <w:rPr>
+          <w:lang w:val="en-US"/>
+        </w:rPr>
+        <w:t>log</w:t>
+      </w:r>
+      <w:r>
+        <w:t>/</w:t>
+      </w:r>
+      <w:r>
+        <w:rPr>
+          <w:lang w:val="en-US"/>
+        </w:rPr>
+        <w:t>syslog</w:t>
+      </w:r>
+      <w:r>
+        <w:tab/>
+      </w:r>
+      <w:r>
+        <w:rPr>
+          <w:lang w:val="en-US"/>
+        </w:rPr>
+        <w:t>tail</w:t>
+      </w:r>
+      <w:r>
+        <w:t xml:space="preserve"> </w:t>
+      </w:r>
+      <w:r>
+        <w:t xml:space="preserve">вывод </w:t>
+      </w:r>
+      <w:proofErr w:type="spellStart"/>
+      <w:r>
+        <w:t>посл</w:t>
+      </w:r>
+      <w:proofErr w:type="spellEnd"/>
+      <w:r>
+        <w:t xml:space="preserve"> 10 строк файла</w:t>
+      </w:r>
+      <w:r>
+        <w:t>, -</w:t>
+      </w:r>
+      <w:r>
+        <w:rPr>
+          <w:lang w:val="en-US"/>
+        </w:rPr>
+        <w:t>f</w:t>
+      </w:r>
+      <w:r>
+        <w:t xml:space="preserve"> (</w:t>
+      </w:r>
+      <w:r>
+        <w:rPr>
+          <w:lang w:val="en-US"/>
+        </w:rPr>
+        <w:t>follow</w:t>
+      </w:r>
+      <w:r>
+        <w:t>)</w:t>
+      </w:r>
+      <w:r>
+        <w:t xml:space="preserve"> вывод в </w:t>
+      </w:r>
+      <w:proofErr w:type="spellStart"/>
+      <w:r>
+        <w:t>реаль</w:t>
+      </w:r>
+      <w:proofErr w:type="spellEnd"/>
+      <w:r>
+        <w:t xml:space="preserve"> времени, –</w:t>
+      </w:r>
+      <w:r>
+        <w:rPr>
+          <w:lang w:val="en-US"/>
+        </w:rPr>
+        <w:t>n</w:t>
+      </w:r>
+      <w:r>
+        <w:t xml:space="preserve">50 </w:t>
+      </w:r>
+      <w:r>
+        <w:t>вывод</w:t>
+      </w:r>
+      <w:r>
+        <w:t xml:space="preserve">50 </w:t>
+      </w:r>
+      <w:r>
+        <w:t>строк</w:t>
+      </w:r>
+    </w:p>
+    <w:p>
+      <w:r>
+        <w:t>/</w:t>
+      </w:r>
+      <w:proofErr w:type="spellStart"/>
+      <w:r>
+        <w:t>var</w:t>
+      </w:r>
+      <w:proofErr w:type="spellEnd"/>
+      <w:r>
+        <w:t>/</w:t>
+      </w:r>
+      <w:proofErr w:type="spellStart"/>
+      <w:r>
+        <w:t>log</w:t>
+      </w:r>
+      <w:proofErr w:type="spellEnd"/>
+      <w:r>
+        <w:t>/auth.log</w:t>
+      </w:r>
+      <w:r>
+        <w:tab/>
+      </w:r>
+      <w:r>
+        <w:tab/>
+      </w:r>
+      <w:proofErr w:type="spellStart"/>
+      <w:r>
+        <w:t>логи</w:t>
+      </w:r>
+      <w:proofErr w:type="spellEnd"/>
+      <w:r>
+        <w:t xml:space="preserve"> авторизаций</w:t>
+      </w:r>
+    </w:p>
+    <w:p>
+      <w:r>
+        <w:t>/</w:t>
+      </w:r>
+      <w:proofErr w:type="spellStart"/>
+      <w:r>
+        <w:rPr>
+          <w:lang w:val="en-US"/>
+        </w:rPr>
+        <w:t>var</w:t>
+      </w:r>
+      <w:proofErr w:type="spellEnd"/>
+      <w:r>
+        <w:t>/</w:t>
+      </w:r>
+      <w:r>
+        <w:rPr>
+          <w:lang w:val="en-US"/>
+        </w:rPr>
+        <w:t>log</w:t>
+      </w:r>
+      <w:r>
+        <w:t>/</w:t>
+      </w:r>
+      <w:r>
+        <w:rPr>
+          <w:lang w:val="en-US"/>
+        </w:rPr>
+        <w:t>kern</w:t>
+      </w:r>
+      <w:r>
+        <w:t>.</w:t>
+      </w:r>
+      <w:r>
+        <w:rPr>
+          <w:lang w:val="en-US"/>
+        </w:rPr>
+        <w:t>log</w:t>
+      </w:r>
+      <w:r>
+        <w:tab/>
+      </w:r>
+      <w:r>
+        <w:tab/>
+      </w:r>
+      <w:proofErr w:type="spellStart"/>
+      <w:r>
+        <w:t>логи</w:t>
+      </w:r>
+      <w:proofErr w:type="spellEnd"/>
+      <w:r>
+        <w:t xml:space="preserve"> ядра системы, так же </w:t>
+      </w:r>
+      <w:proofErr w:type="spellStart"/>
+      <w:r>
+        <w:rPr>
+          <w:lang w:val="en-US"/>
+        </w:rPr>
+        <w:t>dmesg</w:t>
+      </w:r>
+      <w:proofErr w:type="spellEnd"/>
+      <w:r>
+        <w:t xml:space="preserve"> -</w:t>
+      </w:r>
+      <w:r>
+        <w:rPr>
+          <w:lang w:val="en-US"/>
+        </w:rPr>
+        <w:t>T</w:t>
+      </w:r>
+    </w:p>
+    <w:p>
+      <w:proofErr w:type="spellStart"/>
+      <w:r>
+        <w:rPr>
+          <w:lang w:val="en-US"/>
+        </w:rPr>
+        <w:t>journalctl</w:t>
+      </w:r>
+      <w:proofErr w:type="spellEnd"/>
+      <w:r>
+        <w:rPr>
+          <w:lang w:val="en-US"/>
+        </w:rPr>
+        <w:t xml:space="preserve">  -</w:t>
+      </w:r>
+      <w:proofErr w:type="spellStart"/>
+      <w:r>
+        <w:rPr>
+          <w:lang w:val="en-US"/>
+        </w:rPr>
+        <w:t>xeu</w:t>
+      </w:r>
+      <w:proofErr w:type="spellEnd"/>
+      <w:r>
+        <w:rPr>
+          <w:lang w:val="en-US"/>
+        </w:rPr>
+        <w:t xml:space="preserve"> </w:t>
+      </w:r>
+      <w:proofErr w:type="spellStart"/>
+      <w:r>
+        <w:rPr>
+          <w:lang w:val="en-US"/>
+        </w:rPr>
+        <w:t>nginx</w:t>
+      </w:r>
+      <w:proofErr w:type="spellEnd"/>
+      <w:r>
+        <w:rPr>
+          <w:lang w:val="en-US"/>
+        </w:rPr>
+        <w:tab/>
+      </w:r>
+      <w:r>
+        <w:rPr>
+          <w:lang w:val="en-US"/>
+        </w:rPr>
+        <w:tab/>
+      </w:r>
+      <w:proofErr w:type="spellStart"/>
+      <w:r>
+        <w:t>логи</w:t>
+      </w:r>
+      <w:proofErr w:type="spellEnd"/>
+      <w:r>
+        <w:t xml:space="preserve"> сервиса</w:t>
+      </w:r>
+      <w:bookmarkStart w:id="0" w:name="_GoBack"/>
+      <w:bookmarkEnd w:id="0"/>
+    </w:p>
+    <w:p>
+      <w:pPr>
+        <w:pStyle w:val="HTML"/>
+        <w:shd w:val="clear" w:color="auto" w:fill="FFFFFF"/>
+        <w:rPr>
+          <w:rStyle w:val="a3"/>
+          <w:rFonts w:ascii="Arial" w:hAnsi="Arial" w:cs="Arial"/>
+          <w:color w:val="666D70"/>
+          <w:sz w:val="21"/>
+          <w:szCs w:val="21"/>
+          <w:shd w:val="clear" w:color="auto" w:fill="FFFFFF"/>
+          <w:lang w:val="en-US"/>
+        </w:rPr>
+      </w:pPr>
+      <w:r>
+        <w:lastRenderedPageBreak/>
         <w:t>Разрешить</w:t>
       </w:r>
       <w:r>
@@ -144,9 +1472,8 @@
           <w:shd w:val="clear" w:color="auto" w:fill="EBF8FF"/>
           <w:lang w:val="en-US"/>
         </w:rPr>
-        <w:t>sshd_config</w:t>
-      </w:r>
-      <w:proofErr w:type="spellEnd"/>
+        <w:t>sshd</w:t>
+      </w:r>
       <w:r>
         <w:rPr>
           <w:rFonts w:ascii="Consolas" w:hAnsi="Consolas" w:cs="Consolas"/>
@@ -154,7 +1481,7 @@
           <w:shd w:val="clear" w:color="auto" w:fill="EBF8FF"/>
           <w:lang w:val="en-US"/>
         </w:rPr>
-        <w:t xml:space="preserve"> </w:t>
+        <w:t>_</w:t>
       </w:r>
       <w:r>
         <w:rPr>
@@ -163,119 +1490,9 @@
           <w:shd w:val="clear" w:color="auto" w:fill="EBF8FF"/>
           <w:lang w:val="en-US"/>
         </w:rPr>
-        <w:t xml:space="preserve">   </w:t>
-      </w:r>
-      <w:proofErr w:type="spellStart"/>
-      <w:r>
-        <w:rPr>
-          <w:rStyle w:val="a3"/>
-          <w:rFonts w:ascii="Arial" w:hAnsi="Arial" w:cs="Arial"/>
-          <w:color w:val="666D70"/>
-          <w:sz w:val="21"/>
-          <w:szCs w:val="21"/>
-          <w:shd w:val="clear" w:color="auto" w:fill="FFFFFF"/>
-          <w:lang w:val="en-US"/>
-        </w:rPr>
-        <w:t>PermitRootLogin</w:t>
-      </w:r>
-      <w:proofErr w:type="spellEnd"/>
-      <w:r>
-        <w:rPr>
-          <w:rStyle w:val="a3"/>
-          <w:rFonts w:ascii="Arial" w:hAnsi="Arial" w:cs="Arial"/>
-          <w:color w:val="666D70"/>
-          <w:sz w:val="21"/>
-          <w:szCs w:val="21"/>
-          <w:shd w:val="clear" w:color="auto" w:fill="FFFFFF"/>
-          <w:lang w:val="en-US"/>
-        </w:rPr>
-        <w:t xml:space="preserve"> yes</w:t>
-      </w:r>
-    </w:p>
-    <w:p>
-      <w:pPr>
-        <w:pStyle w:val="HTML"/>
-        <w:shd w:val="clear" w:color="auto" w:fill="FFFFFF"/>
-        <w:rPr>
-          <w:rStyle w:val="a3"/>
-          <w:rFonts w:ascii="Arial" w:hAnsi="Arial" w:cs="Arial"/>
-          <w:b w:val="0"/>
-          <w:color w:val="666D70"/>
-          <w:sz w:val="21"/>
-          <w:szCs w:val="21"/>
-          <w:shd w:val="clear" w:color="auto" w:fill="FFFFFF"/>
-          <w:lang w:val="en-US"/>
-        </w:rPr>
-      </w:pPr>
-    </w:p>
-    <w:p>
-      <w:pPr>
-        <w:pStyle w:val="HTML"/>
-        <w:shd w:val="clear" w:color="auto" w:fill="FFFFFF"/>
-        <w:rPr>
-          <w:rStyle w:val="a3"/>
-          <w:rFonts w:ascii="Arial" w:hAnsi="Arial" w:cs="Arial"/>
-          <w:b w:val="0"/>
-          <w:color w:val="666D70"/>
-          <w:sz w:val="21"/>
-          <w:szCs w:val="21"/>
-          <w:shd w:val="clear" w:color="auto" w:fill="FFFFFF"/>
-          <w:lang w:val="en-US"/>
-        </w:rPr>
-      </w:pPr>
-      <w:r>
-        <w:rPr>
-          <w:rStyle w:val="a3"/>
-          <w:rFonts w:ascii="Arial" w:hAnsi="Arial" w:cs="Arial"/>
-          <w:b w:val="0"/>
-          <w:color w:val="666D70"/>
-          <w:sz w:val="21"/>
-          <w:szCs w:val="21"/>
-          <w:shd w:val="clear" w:color="auto" w:fill="FFFFFF"/>
-        </w:rPr>
-        <w:t>Порт</w:t>
-      </w:r>
-      <w:r>
-        <w:rPr>
-          <w:rStyle w:val="a3"/>
-          <w:rFonts w:ascii="Arial" w:hAnsi="Arial" w:cs="Arial"/>
-          <w:b w:val="0"/>
-          <w:color w:val="666D70"/>
-          <w:sz w:val="21"/>
-          <w:szCs w:val="21"/>
-          <w:shd w:val="clear" w:color="auto" w:fill="FFFFFF"/>
-          <w:lang w:val="en-US"/>
-        </w:rPr>
-        <w:t xml:space="preserve"> </w:t>
-      </w:r>
-      <w:proofErr w:type="spellStart"/>
-      <w:r>
-        <w:rPr>
-          <w:rStyle w:val="a3"/>
-          <w:rFonts w:ascii="Arial" w:hAnsi="Arial" w:cs="Arial"/>
-          <w:b w:val="0"/>
-          <w:color w:val="666D70"/>
-          <w:sz w:val="21"/>
-          <w:szCs w:val="21"/>
-          <w:shd w:val="clear" w:color="auto" w:fill="FFFFFF"/>
-          <w:lang w:val="en-US"/>
-        </w:rPr>
-        <w:t>ssh</w:t>
-      </w:r>
-      <w:proofErr w:type="spellEnd"/>
-      <w:r>
-        <w:rPr>
-          <w:rStyle w:val="a3"/>
-          <w:rFonts w:ascii="Arial" w:hAnsi="Arial" w:cs="Arial"/>
-          <w:b w:val="0"/>
-          <w:color w:val="666D70"/>
-          <w:sz w:val="21"/>
-          <w:szCs w:val="21"/>
-          <w:shd w:val="clear" w:color="auto" w:fill="FFFFFF"/>
-          <w:lang w:val="en-US"/>
-        </w:rPr>
-        <w:t xml:space="preserve"> </w:t>
-      </w:r>
+        <w:t>config</w:t>
+      </w:r>
+      <w:proofErr w:type="spellEnd"/>
       <w:r>
         <w:rPr>
           <w:rFonts w:ascii="Consolas" w:hAnsi="Consolas" w:cs="Consolas"/>
@@ -283,19 +1500,137 @@
           <w:shd w:val="clear" w:color="auto" w:fill="EBF8FF"/>
           <w:lang w:val="en-US"/>
         </w:rPr>
-        <w:t>/</w:t>
-      </w:r>
-      <w:proofErr w:type="spellStart"/>
+        <w:t xml:space="preserve">    </w:t>
+      </w:r>
+      <w:proofErr w:type="spellStart"/>
+      <w:r>
+        <w:rPr>
+          <w:rStyle w:val="a3"/>
+          <w:rFonts w:ascii="Arial" w:hAnsi="Arial" w:cs="Arial"/>
+          <w:color w:val="666D70"/>
+          <w:sz w:val="21"/>
+          <w:szCs w:val="21"/>
+          <w:shd w:val="clear" w:color="auto" w:fill="FFFFFF"/>
+          <w:lang w:val="en-US"/>
+        </w:rPr>
+        <w:t>PermitRootLogin</w:t>
+      </w:r>
+      <w:proofErr w:type="spellEnd"/>
+      <w:r>
+        <w:rPr>
+          <w:rStyle w:val="a3"/>
+          <w:rFonts w:ascii="Arial" w:hAnsi="Arial" w:cs="Arial"/>
+          <w:color w:val="666D70"/>
+          <w:sz w:val="21"/>
+          <w:szCs w:val="21"/>
+          <w:shd w:val="clear" w:color="auto" w:fill="FFFFFF"/>
+          <w:lang w:val="en-US"/>
+        </w:rPr>
+        <w:t xml:space="preserve"> </w:t>
+      </w:r>
+      <w:r>
+        <w:rPr>
+          <w:rStyle w:val="a3"/>
+          <w:rFonts w:ascii="Arial" w:hAnsi="Arial" w:cs="Arial"/>
+          <w:color w:val="666D70"/>
+          <w:sz w:val="21"/>
+          <w:szCs w:val="21"/>
+          <w:shd w:val="clear" w:color="auto" w:fill="FFFFFF"/>
+          <w:lang w:val="en-US"/>
+        </w:rPr>
+        <w:t>yes</w:t>
+      </w:r>
+    </w:p>
+    <w:p>
+      <w:pPr>
+        <w:pStyle w:val="HTML"/>
+        <w:shd w:val="clear" w:color="auto" w:fill="FFFFFF"/>
+        <w:rPr>
+          <w:rStyle w:val="a3"/>
+          <w:rFonts w:ascii="Arial" w:hAnsi="Arial" w:cs="Arial"/>
+          <w:b w:val="0"/>
+          <w:color w:val="666D70"/>
+          <w:sz w:val="21"/>
+          <w:szCs w:val="21"/>
+          <w:shd w:val="clear" w:color="auto" w:fill="FFFFFF"/>
+          <w:lang w:val="en-US"/>
+        </w:rPr>
+      </w:pPr>
+    </w:p>
+    <w:p>
+      <w:pPr>
+        <w:pStyle w:val="HTML"/>
+        <w:shd w:val="clear" w:color="auto" w:fill="FFFFFF"/>
+        <w:rPr>
+          <w:rStyle w:val="a3"/>
+          <w:rFonts w:ascii="Arial" w:hAnsi="Arial" w:cs="Arial"/>
+          <w:b w:val="0"/>
+          <w:color w:val="666D70"/>
+          <w:sz w:val="21"/>
+          <w:szCs w:val="21"/>
+          <w:shd w:val="clear" w:color="auto" w:fill="FFFFFF"/>
+        </w:rPr>
+      </w:pPr>
+      <w:r>
+        <w:rPr>
+          <w:rStyle w:val="a3"/>
+          <w:rFonts w:ascii="Arial" w:hAnsi="Arial" w:cs="Arial"/>
+          <w:b w:val="0"/>
+          <w:color w:val="666D70"/>
+          <w:sz w:val="21"/>
+          <w:szCs w:val="21"/>
+          <w:shd w:val="clear" w:color="auto" w:fill="FFFFFF"/>
+        </w:rPr>
+        <w:t>Порт</w:t>
+      </w:r>
+      <w:r>
+        <w:rPr>
+          <w:rStyle w:val="a3"/>
+          <w:rFonts w:ascii="Arial" w:hAnsi="Arial" w:cs="Arial"/>
+          <w:b w:val="0"/>
+          <w:color w:val="666D70"/>
+          <w:sz w:val="21"/>
+          <w:szCs w:val="21"/>
+          <w:shd w:val="clear" w:color="auto" w:fill="FFFFFF"/>
+        </w:rPr>
+        <w:t xml:space="preserve"> </w:t>
+      </w:r>
+      <w:proofErr w:type="spellStart"/>
+      <w:r>
+        <w:rPr>
+          <w:rStyle w:val="a3"/>
+          <w:rFonts w:ascii="Arial" w:hAnsi="Arial" w:cs="Arial"/>
+          <w:b w:val="0"/>
+          <w:color w:val="666D70"/>
+          <w:sz w:val="21"/>
+          <w:szCs w:val="21"/>
+          <w:shd w:val="clear" w:color="auto" w:fill="FFFFFF"/>
+          <w:lang w:val="en-US"/>
+        </w:rPr>
+        <w:t>ssh</w:t>
+      </w:r>
+      <w:proofErr w:type="spellEnd"/>
+      <w:r>
+        <w:rPr>
+          <w:rStyle w:val="a3"/>
+          <w:rFonts w:ascii="Arial" w:hAnsi="Arial" w:cs="Arial"/>
+          <w:b w:val="0"/>
+          <w:color w:val="666D70"/>
+          <w:sz w:val="21"/>
+          <w:szCs w:val="21"/>
+          <w:shd w:val="clear" w:color="auto" w:fill="FFFFFF"/>
+        </w:rPr>
+        <w:t xml:space="preserve"> </w:t>
+      </w:r>
       <w:r>
         <w:rPr>
           <w:rFonts w:ascii="Consolas" w:hAnsi="Consolas" w:cs="Consolas"/>
           <w:color w:val="5A7B8C"/>
           <w:shd w:val="clear" w:color="auto" w:fill="EBF8FF"/>
-          <w:lang w:val="en-US"/>
-        </w:rPr>
-        <w:t>etc</w:t>
-      </w:r>
-      <w:proofErr w:type="spellEnd"/>
+        </w:rPr>
+        <w:t>/</w:t>
+      </w:r>
+      <w:proofErr w:type="spellStart"/>
       <w:r>
         <w:rPr>
           <w:rFonts w:ascii="Consolas" w:hAnsi="Consolas" w:cs="Consolas"/>
@@ -303,19 +1638,18 @@
           <w:shd w:val="clear" w:color="auto" w:fill="EBF8FF"/>
           <w:lang w:val="en-US"/>
         </w:rPr>
-        <w:t>/</w:t>
-      </w:r>
-      <w:proofErr w:type="spellStart"/>
+        <w:t>etc</w:t>
+      </w:r>
+      <w:proofErr w:type="spellEnd"/>
       <w:r>
         <w:rPr>
           <w:rFonts w:ascii="Consolas" w:hAnsi="Consolas" w:cs="Consolas"/>
           <w:color w:val="5A7B8C"/>
           <w:shd w:val="clear" w:color="auto" w:fill="EBF8FF"/>
-          <w:lang w:val="en-US"/>
-        </w:rPr>
-        <w:t>ssh</w:t>
-      </w:r>
-      <w:proofErr w:type="spellEnd"/>
+        </w:rPr>
+        <w:t>/</w:t>
+      </w:r>
+      <w:proofErr w:type="spellStart"/>
       <w:r>
         <w:rPr>
           <w:rFonts w:ascii="Consolas" w:hAnsi="Consolas" w:cs="Consolas"/>
@@ -323,18 +1657,18 @@
           <w:shd w:val="clear" w:color="auto" w:fill="EBF8FF"/>
           <w:lang w:val="en-US"/>
         </w:rPr>
-        <w:t>/</w:t>
-      </w:r>
-      <w:proofErr w:type="spellStart"/>
+        <w:t>ssh</w:t>
+      </w:r>
+      <w:proofErr w:type="spellEnd"/>
       <w:r>
         <w:rPr>
           <w:rFonts w:ascii="Consolas" w:hAnsi="Consolas" w:cs="Consolas"/>
           <w:color w:val="5A7B8C"/>
           <w:shd w:val="clear" w:color="auto" w:fill="EBF8FF"/>
-          <w:lang w:val="en-US"/>
-        </w:rPr>
-        <w:t>ssh</w:t>
-      </w:r>
+        </w:rPr>
+        <w:t>/</w:t>
+      </w:r>
+      <w:proofErr w:type="spellStart"/>
       <w:r>
         <w:rPr>
           <w:rFonts w:ascii="Consolas" w:hAnsi="Consolas" w:cs="Consolas"/>
@@ -342,23 +1676,41 @@
           <w:shd w:val="clear" w:color="auto" w:fill="EBF8FF"/>
           <w:lang w:val="en-US"/>
         </w:rPr>
-        <w:t>_config</w:t>
-      </w:r>
-      <w:proofErr w:type="spellEnd"/>
-    </w:p>
-    <w:p>
-      <w:pPr>
-        <w:pStyle w:val="HTML"/>
-        <w:shd w:val="clear" w:color="auto" w:fill="FFFFFF"/>
-        <w:rPr>
-          <w:rStyle w:val="a3"/>
-          <w:rFonts w:ascii="Arial" w:hAnsi="Arial" w:cs="Arial"/>
-          <w:b w:val="0"/>
-          <w:color w:val="666D70"/>
-          <w:sz w:val="21"/>
-          <w:szCs w:val="21"/>
-          <w:shd w:val="clear" w:color="auto" w:fill="FFFFFF"/>
-          <w:lang w:val="en-US"/>
+        <w:t>ssh</w:t>
+      </w:r>
+      <w:proofErr w:type="spellEnd"/>
+      <w:r>
+        <w:rPr>
+          <w:rFonts w:ascii="Consolas" w:hAnsi="Consolas" w:cs="Consolas"/>
+          <w:color w:val="5A7B8C"/>
+          <w:shd w:val="clear" w:color="auto" w:fill="EBF8FF"/>
+        </w:rPr>
+        <w:t>_</w:t>
+      </w:r>
+      <w:proofErr w:type="spellStart"/>
+      <w:r>
+        <w:rPr>
+          <w:rFonts w:ascii="Consolas" w:hAnsi="Consolas" w:cs="Consolas"/>
+          <w:color w:val="5A7B8C"/>
+          <w:shd w:val="clear" w:color="auto" w:fill="EBF8FF"/>
+          <w:lang w:val="en-US"/>
+        </w:rPr>
+        <w:t>config</w:t>
+      </w:r>
+      <w:proofErr w:type="spellEnd"/>
+    </w:p>
+    <w:p>
+      <w:pPr>
+        <w:pStyle w:val="HTML"/>
+        <w:shd w:val="clear" w:color="auto" w:fill="FFFFFF"/>
+        <w:rPr>
+          <w:rStyle w:val="a3"/>
+          <w:rFonts w:ascii="Arial" w:hAnsi="Arial" w:cs="Arial"/>
+          <w:b w:val="0"/>
+          <w:color w:val="666D70"/>
+          <w:sz w:val="21"/>
+          <w:szCs w:val="21"/>
+          <w:shd w:val="clear" w:color="auto" w:fill="FFFFFF"/>
         </w:rPr>
       </w:pPr>
     </w:p>
@@ -484,8 +1836,6 @@
           <w:shd w:val="clear" w:color="auto" w:fill="FFFFFF"/>
         </w:rPr>
       </w:pPr>
-      <w:bookmarkStart w:id="0" w:name="_GoBack"/>
-      <w:bookmarkEnd w:id="0"/>
     </w:p>
     <w:p>
       <w:pPr>
@@ -4372,896 +5722,896 @@
           <w:szCs w:val="21"/>
           <w:shd w:val="clear" w:color="auto" w:fill="FFFFFF"/>
         </w:rPr>
+        <w:t>процессы, память:</w:t>
+      </w:r>
+    </w:p>
+    <w:p>
+      <w:pPr>
+        <w:pStyle w:val="HTML"/>
+        <w:shd w:val="clear" w:color="auto" w:fill="FFFFFF"/>
+        <w:rPr>
+          <w:rStyle w:val="a3"/>
+          <w:rFonts w:ascii="Arial" w:hAnsi="Arial" w:cs="Arial"/>
+          <w:b w:val="0"/>
+          <w:color w:val="666D70"/>
+          <w:sz w:val="21"/>
+          <w:szCs w:val="21"/>
+          <w:shd w:val="clear" w:color="auto" w:fill="FFFFFF"/>
+        </w:rPr>
+      </w:pPr>
+      <w:r>
+        <w:rPr>
+          <w:rStyle w:val="a3"/>
+          <w:rFonts w:ascii="Arial" w:hAnsi="Arial" w:cs="Arial"/>
+          <w:b w:val="0"/>
+          <w:color w:val="666D70"/>
+          <w:sz w:val="21"/>
+          <w:szCs w:val="21"/>
+          <w:shd w:val="clear" w:color="auto" w:fill="FFFFFF"/>
+          <w:lang w:val="en-US"/>
+        </w:rPr>
+        <w:t>top</w:t>
+      </w:r>
+      <w:r>
+        <w:rPr>
+          <w:rStyle w:val="a3"/>
+          <w:rFonts w:ascii="Arial" w:hAnsi="Arial" w:cs="Arial"/>
+          <w:b w:val="0"/>
+          <w:color w:val="666D70"/>
+          <w:sz w:val="21"/>
+          <w:szCs w:val="21"/>
+          <w:shd w:val="clear" w:color="auto" w:fill="FFFFFF"/>
+        </w:rPr>
+        <w:t xml:space="preserve"> </w:t>
+      </w:r>
+      <w:r>
+        <w:rPr>
+          <w:rStyle w:val="a3"/>
+          <w:rFonts w:ascii="Arial" w:hAnsi="Arial" w:cs="Arial"/>
+          <w:b w:val="0"/>
+          <w:color w:val="666D70"/>
+          <w:sz w:val="21"/>
+          <w:szCs w:val="21"/>
+          <w:shd w:val="clear" w:color="auto" w:fill="FFFFFF"/>
+        </w:rPr>
+        <w:t xml:space="preserve">диспетчер задач, сортировка столбцов </w:t>
+      </w:r>
+      <w:r>
+        <w:rPr>
+          <w:rStyle w:val="a3"/>
+          <w:rFonts w:ascii="Arial" w:hAnsi="Arial" w:cs="Arial"/>
+          <w:b w:val="0"/>
+          <w:color w:val="666D70"/>
+          <w:sz w:val="21"/>
+          <w:szCs w:val="21"/>
+          <w:shd w:val="clear" w:color="auto" w:fill="FFFFFF"/>
+          <w:lang w:val="en-US"/>
+        </w:rPr>
+        <w:t>shift</w:t>
+      </w:r>
+      <w:r>
+        <w:rPr>
+          <w:rStyle w:val="a3"/>
+          <w:rFonts w:ascii="Arial" w:hAnsi="Arial" w:cs="Arial"/>
+          <w:b w:val="0"/>
+          <w:color w:val="666D70"/>
+          <w:sz w:val="21"/>
+          <w:szCs w:val="21"/>
+          <w:shd w:val="clear" w:color="auto" w:fill="FFFFFF"/>
+        </w:rPr>
+        <w:t xml:space="preserve"> </w:t>
+      </w:r>
+      <w:r>
+        <w:rPr>
+          <w:rStyle w:val="a3"/>
+          <w:rFonts w:ascii="Arial" w:hAnsi="Arial" w:cs="Arial"/>
+          <w:b w:val="0"/>
+          <w:color w:val="666D70"/>
+          <w:sz w:val="21"/>
+          <w:szCs w:val="21"/>
+          <w:shd w:val="clear" w:color="auto" w:fill="FFFFFF"/>
+        </w:rPr>
+        <w:t>–</w:t>
+      </w:r>
+      <w:r>
+        <w:rPr>
+          <w:rStyle w:val="a3"/>
+          <w:rFonts w:ascii="Arial" w:hAnsi="Arial" w:cs="Arial"/>
+          <w:b w:val="0"/>
+          <w:color w:val="666D70"/>
+          <w:sz w:val="21"/>
+          <w:szCs w:val="21"/>
+          <w:shd w:val="clear" w:color="auto" w:fill="FFFFFF"/>
+        </w:rPr>
+        <w:t xml:space="preserve"> </w:t>
+      </w:r>
+      <w:r>
+        <w:rPr>
+          <w:rStyle w:val="a3"/>
+          <w:rFonts w:ascii="Arial" w:hAnsi="Arial" w:cs="Arial"/>
+          <w:b w:val="0"/>
+          <w:color w:val="666D70"/>
+          <w:sz w:val="21"/>
+          <w:szCs w:val="21"/>
+          <w:shd w:val="clear" w:color="auto" w:fill="FFFFFF"/>
+        </w:rPr>
+        <w:t>первая буква столбца (</w:t>
+      </w:r>
+      <w:r>
+        <w:rPr>
+          <w:rStyle w:val="a3"/>
+          <w:rFonts w:ascii="Arial" w:hAnsi="Arial" w:cs="Arial"/>
+          <w:b w:val="0"/>
+          <w:color w:val="666D70"/>
+          <w:sz w:val="21"/>
+          <w:szCs w:val="21"/>
+          <w:shd w:val="clear" w:color="auto" w:fill="FFFFFF"/>
+          <w:lang w:val="en-US"/>
+        </w:rPr>
+        <w:t>C</w:t>
+      </w:r>
+      <w:r>
+        <w:rPr>
+          <w:rStyle w:val="a3"/>
+          <w:rFonts w:ascii="Arial" w:hAnsi="Arial" w:cs="Arial"/>
+          <w:b w:val="0"/>
+          <w:color w:val="666D70"/>
+          <w:sz w:val="21"/>
+          <w:szCs w:val="21"/>
+          <w:shd w:val="clear" w:color="auto" w:fill="FFFFFF"/>
+        </w:rPr>
+        <w:t>-</w:t>
+      </w:r>
+      <w:proofErr w:type="spellStart"/>
+      <w:r>
+        <w:rPr>
+          <w:rStyle w:val="a3"/>
+          <w:rFonts w:ascii="Arial" w:hAnsi="Arial" w:cs="Arial"/>
+          <w:b w:val="0"/>
+          <w:color w:val="666D70"/>
+          <w:sz w:val="21"/>
+          <w:szCs w:val="21"/>
+          <w:shd w:val="clear" w:color="auto" w:fill="FFFFFF"/>
+          <w:lang w:val="en-US"/>
+        </w:rPr>
+        <w:t>cpu</w:t>
+      </w:r>
+      <w:proofErr w:type="spellEnd"/>
+      <w:r>
+        <w:rPr>
+          <w:rStyle w:val="a3"/>
+          <w:rFonts w:ascii="Arial" w:hAnsi="Arial" w:cs="Arial"/>
+          <w:b w:val="0"/>
+          <w:color w:val="666D70"/>
+          <w:sz w:val="21"/>
+          <w:szCs w:val="21"/>
+          <w:shd w:val="clear" w:color="auto" w:fill="FFFFFF"/>
+        </w:rPr>
+        <w:t xml:space="preserve">, </w:t>
+      </w:r>
+      <w:r>
+        <w:rPr>
+          <w:rStyle w:val="a3"/>
+          <w:rFonts w:ascii="Arial" w:hAnsi="Arial" w:cs="Arial"/>
+          <w:b w:val="0"/>
+          <w:color w:val="666D70"/>
+          <w:sz w:val="21"/>
+          <w:szCs w:val="21"/>
+          <w:shd w:val="clear" w:color="auto" w:fill="FFFFFF"/>
+          <w:lang w:val="en-US"/>
+        </w:rPr>
+        <w:t>M</w:t>
+      </w:r>
+      <w:r>
+        <w:rPr>
+          <w:rStyle w:val="a3"/>
+          <w:rFonts w:ascii="Arial" w:hAnsi="Arial" w:cs="Arial"/>
+          <w:b w:val="0"/>
+          <w:color w:val="666D70"/>
+          <w:sz w:val="21"/>
+          <w:szCs w:val="21"/>
+          <w:shd w:val="clear" w:color="auto" w:fill="FFFFFF"/>
+        </w:rPr>
+        <w:t>-</w:t>
+      </w:r>
+      <w:r>
+        <w:rPr>
+          <w:rStyle w:val="a3"/>
+          <w:rFonts w:ascii="Arial" w:hAnsi="Arial" w:cs="Arial"/>
+          <w:b w:val="0"/>
+          <w:color w:val="666D70"/>
+          <w:sz w:val="21"/>
+          <w:szCs w:val="21"/>
+          <w:shd w:val="clear" w:color="auto" w:fill="FFFFFF"/>
+          <w:lang w:val="en-US"/>
+        </w:rPr>
+        <w:t>mem</w:t>
+      </w:r>
+      <w:r>
+        <w:rPr>
+          <w:rStyle w:val="a3"/>
+          <w:rFonts w:ascii="Arial" w:hAnsi="Arial" w:cs="Arial"/>
+          <w:b w:val="0"/>
+          <w:color w:val="666D70"/>
+          <w:sz w:val="21"/>
+          <w:szCs w:val="21"/>
+          <w:shd w:val="clear" w:color="auto" w:fill="FFFFFF"/>
+        </w:rPr>
+        <w:t>)</w:t>
+      </w:r>
+    </w:p>
+    <w:p>
+      <w:pPr>
+        <w:pStyle w:val="HTML"/>
+        <w:shd w:val="clear" w:color="auto" w:fill="FFFFFF"/>
+        <w:rPr>
+          <w:rStyle w:val="a3"/>
+          <w:rFonts w:ascii="Arial" w:hAnsi="Arial" w:cs="Arial"/>
+          <w:b w:val="0"/>
+          <w:color w:val="666D70"/>
+          <w:sz w:val="21"/>
+          <w:szCs w:val="21"/>
+          <w:shd w:val="clear" w:color="auto" w:fill="FFFFFF"/>
+        </w:rPr>
+      </w:pPr>
+      <w:r>
+        <w:rPr>
+          <w:rStyle w:val="a3"/>
+          <w:rFonts w:ascii="Arial" w:hAnsi="Arial" w:cs="Arial"/>
+          <w:b w:val="0"/>
+          <w:color w:val="666D70"/>
+          <w:sz w:val="21"/>
+          <w:szCs w:val="21"/>
+          <w:shd w:val="clear" w:color="auto" w:fill="FFFFFF"/>
+          <w:lang w:val="en-US"/>
+        </w:rPr>
+        <w:t>free</w:t>
+      </w:r>
+      <w:r>
+        <w:rPr>
+          <w:rStyle w:val="a3"/>
+          <w:rFonts w:ascii="Arial" w:hAnsi="Arial" w:cs="Arial"/>
+          <w:b w:val="0"/>
+          <w:color w:val="666D70"/>
+          <w:sz w:val="21"/>
+          <w:szCs w:val="21"/>
+          <w:shd w:val="clear" w:color="auto" w:fill="FFFFFF"/>
+        </w:rPr>
+        <w:t xml:space="preserve"> –</w:t>
+      </w:r>
+      <w:r>
+        <w:rPr>
+          <w:rStyle w:val="a3"/>
+          <w:rFonts w:ascii="Arial" w:hAnsi="Arial" w:cs="Arial"/>
+          <w:b w:val="0"/>
+          <w:color w:val="666D70"/>
+          <w:sz w:val="21"/>
+          <w:szCs w:val="21"/>
+          <w:shd w:val="clear" w:color="auto" w:fill="FFFFFF"/>
+          <w:lang w:val="en-US"/>
+        </w:rPr>
+        <w:t>h</w:t>
+      </w:r>
+      <w:r>
+        <w:rPr>
+          <w:rStyle w:val="a3"/>
+          <w:rFonts w:ascii="Arial" w:hAnsi="Arial" w:cs="Arial"/>
+          <w:b w:val="0"/>
+          <w:color w:val="666D70"/>
+          <w:sz w:val="21"/>
+          <w:szCs w:val="21"/>
+          <w:shd w:val="clear" w:color="auto" w:fill="FFFFFF"/>
+        </w:rPr>
+        <w:t xml:space="preserve"> </w:t>
+      </w:r>
+      <w:r>
+        <w:rPr>
+          <w:rStyle w:val="a3"/>
+          <w:rFonts w:ascii="Arial" w:hAnsi="Arial" w:cs="Arial"/>
+          <w:b w:val="0"/>
+          <w:color w:val="666D70"/>
+          <w:sz w:val="21"/>
+          <w:szCs w:val="21"/>
+          <w:shd w:val="clear" w:color="auto" w:fill="FFFFFF"/>
+        </w:rPr>
+        <w:t>память</w:t>
+      </w:r>
+    </w:p>
+    <w:p>
+      <w:pPr>
+        <w:pStyle w:val="HTML"/>
+        <w:shd w:val="clear" w:color="auto" w:fill="FFFFFF"/>
+        <w:rPr>
+          <w:rStyle w:val="a3"/>
+          <w:rFonts w:ascii="Arial" w:hAnsi="Arial" w:cs="Arial"/>
+          <w:b w:val="0"/>
+          <w:color w:val="666D70"/>
+          <w:sz w:val="21"/>
+          <w:szCs w:val="21"/>
+          <w:shd w:val="clear" w:color="auto" w:fill="FFFFFF"/>
+        </w:rPr>
+      </w:pPr>
+      <w:proofErr w:type="spellStart"/>
+      <w:r>
+        <w:rPr>
+          <w:rStyle w:val="a3"/>
+          <w:rFonts w:ascii="Arial" w:hAnsi="Arial" w:cs="Arial"/>
+          <w:b w:val="0"/>
+          <w:color w:val="666D70"/>
+          <w:sz w:val="21"/>
+          <w:szCs w:val="21"/>
+          <w:shd w:val="clear" w:color="auto" w:fill="FFFFFF"/>
+          <w:lang w:val="en-US"/>
+        </w:rPr>
+        <w:t>ps</w:t>
+      </w:r>
+      <w:proofErr w:type="spellEnd"/>
+      <w:r>
+        <w:rPr>
+          <w:rStyle w:val="a3"/>
+          <w:rFonts w:ascii="Arial" w:hAnsi="Arial" w:cs="Arial"/>
+          <w:b w:val="0"/>
+          <w:color w:val="666D70"/>
+          <w:sz w:val="21"/>
+          <w:szCs w:val="21"/>
+          <w:shd w:val="clear" w:color="auto" w:fill="FFFFFF"/>
+        </w:rPr>
+        <w:t xml:space="preserve"> –</w:t>
+      </w:r>
+      <w:r>
+        <w:rPr>
+          <w:rStyle w:val="a3"/>
+          <w:rFonts w:ascii="Arial" w:hAnsi="Arial" w:cs="Arial"/>
+          <w:b w:val="0"/>
+          <w:color w:val="666D70"/>
+          <w:sz w:val="21"/>
+          <w:szCs w:val="21"/>
+          <w:shd w:val="clear" w:color="auto" w:fill="FFFFFF"/>
+          <w:lang w:val="en-US"/>
+        </w:rPr>
+        <w:t>u</w:t>
+      </w:r>
+      <w:r>
+        <w:rPr>
+          <w:rStyle w:val="a3"/>
+          <w:rFonts w:ascii="Arial" w:hAnsi="Arial" w:cs="Arial"/>
+          <w:b w:val="0"/>
+          <w:color w:val="666D70"/>
+          <w:sz w:val="21"/>
+          <w:szCs w:val="21"/>
+          <w:shd w:val="clear" w:color="auto" w:fill="FFFFFF"/>
+        </w:rPr>
+        <w:t xml:space="preserve"> </w:t>
+      </w:r>
+      <w:r>
+        <w:rPr>
+          <w:rStyle w:val="a3"/>
+          <w:rFonts w:ascii="Arial" w:hAnsi="Arial" w:cs="Arial"/>
+          <w:b w:val="0"/>
+          <w:color w:val="666D70"/>
+          <w:sz w:val="21"/>
+          <w:szCs w:val="21"/>
+          <w:shd w:val="clear" w:color="auto" w:fill="FFFFFF"/>
+          <w:lang w:val="en-US"/>
+        </w:rPr>
+        <w:t>root</w:t>
+      </w:r>
+      <w:r>
+        <w:rPr>
+          <w:rStyle w:val="a3"/>
+          <w:rFonts w:ascii="Arial" w:hAnsi="Arial" w:cs="Arial"/>
+          <w:b w:val="0"/>
+          <w:color w:val="666D70"/>
+          <w:sz w:val="21"/>
+          <w:szCs w:val="21"/>
+          <w:shd w:val="clear" w:color="auto" w:fill="FFFFFF"/>
+        </w:rPr>
+        <w:t xml:space="preserve"> </w:t>
+      </w:r>
+      <w:r>
+        <w:rPr>
+          <w:rStyle w:val="a3"/>
+          <w:rFonts w:ascii="Arial" w:hAnsi="Arial" w:cs="Arial"/>
+          <w:b w:val="0"/>
+          <w:color w:val="666D70"/>
+          <w:sz w:val="21"/>
+          <w:szCs w:val="21"/>
+          <w:shd w:val="clear" w:color="auto" w:fill="FFFFFF"/>
+        </w:rPr>
+        <w:t>все процессы рута</w:t>
+      </w:r>
+    </w:p>
+    <w:p>
+      <w:pPr>
+        <w:pStyle w:val="HTML"/>
+        <w:shd w:val="clear" w:color="auto" w:fill="FFFFFF"/>
+        <w:rPr>
+          <w:rStyle w:val="a3"/>
+          <w:rFonts w:ascii="Arial" w:hAnsi="Arial" w:cs="Arial"/>
+          <w:b w:val="0"/>
+          <w:color w:val="666D70"/>
+          <w:sz w:val="21"/>
+          <w:szCs w:val="21"/>
+          <w:shd w:val="clear" w:color="auto" w:fill="FFFFFF"/>
+        </w:rPr>
+      </w:pPr>
+      <w:proofErr w:type="spellStart"/>
+      <w:r>
+        <w:rPr>
+          <w:rStyle w:val="a3"/>
+          <w:rFonts w:ascii="Arial" w:hAnsi="Arial" w:cs="Arial"/>
+          <w:b w:val="0"/>
+          <w:color w:val="666D70"/>
+          <w:sz w:val="21"/>
+          <w:szCs w:val="21"/>
+          <w:shd w:val="clear" w:color="auto" w:fill="FFFFFF"/>
+          <w:lang w:val="en-US"/>
+        </w:rPr>
+        <w:t>ps</w:t>
+      </w:r>
+      <w:proofErr w:type="spellEnd"/>
+      <w:r>
+        <w:rPr>
+          <w:rStyle w:val="a3"/>
+          <w:rFonts w:ascii="Arial" w:hAnsi="Arial" w:cs="Arial"/>
+          <w:b w:val="0"/>
+          <w:color w:val="666D70"/>
+          <w:sz w:val="21"/>
+          <w:szCs w:val="21"/>
+          <w:shd w:val="clear" w:color="auto" w:fill="FFFFFF"/>
+        </w:rPr>
+        <w:t xml:space="preserve"> </w:t>
+      </w:r>
+      <w:r>
+        <w:rPr>
+          <w:rStyle w:val="a3"/>
+          <w:rFonts w:ascii="Arial" w:hAnsi="Arial" w:cs="Arial"/>
+          <w:b w:val="0"/>
+          <w:color w:val="666D70"/>
+          <w:sz w:val="21"/>
+          <w:szCs w:val="21"/>
+          <w:shd w:val="clear" w:color="auto" w:fill="FFFFFF"/>
+        </w:rPr>
+        <w:t>-</w:t>
+      </w:r>
+      <w:r>
+        <w:rPr>
+          <w:rStyle w:val="a3"/>
+          <w:rFonts w:ascii="Arial" w:hAnsi="Arial" w:cs="Arial"/>
+          <w:b w:val="0"/>
+          <w:color w:val="666D70"/>
+          <w:sz w:val="21"/>
+          <w:szCs w:val="21"/>
+          <w:shd w:val="clear" w:color="auto" w:fill="FFFFFF"/>
+          <w:lang w:val="en-US"/>
+        </w:rPr>
+        <w:t>au</w:t>
+      </w:r>
+      <w:r>
+        <w:rPr>
+          <w:rStyle w:val="a3"/>
+          <w:rFonts w:ascii="Arial" w:hAnsi="Arial" w:cs="Arial"/>
+          <w:b w:val="0"/>
+          <w:color w:val="666D70"/>
+          <w:sz w:val="21"/>
+          <w:szCs w:val="21"/>
+          <w:shd w:val="clear" w:color="auto" w:fill="FFFFFF"/>
+          <w:lang w:val="en-US"/>
+        </w:rPr>
+        <w:t>x</w:t>
+      </w:r>
+      <w:r>
+        <w:rPr>
+          <w:rStyle w:val="a3"/>
+          <w:rFonts w:ascii="Arial" w:hAnsi="Arial" w:cs="Arial"/>
+          <w:b w:val="0"/>
+          <w:color w:val="666D70"/>
+          <w:sz w:val="21"/>
+          <w:szCs w:val="21"/>
+          <w:shd w:val="clear" w:color="auto" w:fill="FFFFFF"/>
+        </w:rPr>
+        <w:t xml:space="preserve"> </w:t>
+      </w:r>
+      <w:r>
+        <w:rPr>
+          <w:rStyle w:val="a3"/>
+          <w:rFonts w:ascii="Arial" w:hAnsi="Arial" w:cs="Arial"/>
+          <w:b w:val="0"/>
+          <w:color w:val="666D70"/>
+          <w:sz w:val="21"/>
+          <w:szCs w:val="21"/>
+          <w:shd w:val="clear" w:color="auto" w:fill="FFFFFF"/>
+        </w:rPr>
+        <w:t>все процессы</w:t>
+      </w:r>
+      <w:r>
+        <w:rPr>
+          <w:rStyle w:val="a3"/>
+          <w:rFonts w:ascii="Arial" w:hAnsi="Arial" w:cs="Arial"/>
+          <w:b w:val="0"/>
+          <w:color w:val="666D70"/>
+          <w:sz w:val="21"/>
+          <w:szCs w:val="21"/>
+          <w:shd w:val="clear" w:color="auto" w:fill="FFFFFF"/>
+        </w:rPr>
+        <w:t>, всех пользователей (</w:t>
+      </w:r>
+      <w:r>
+        <w:rPr>
+          <w:rStyle w:val="a3"/>
+          <w:rFonts w:ascii="Arial" w:hAnsi="Arial" w:cs="Arial"/>
+          <w:b w:val="0"/>
+          <w:color w:val="666D70"/>
+          <w:sz w:val="21"/>
+          <w:szCs w:val="21"/>
+          <w:shd w:val="clear" w:color="auto" w:fill="FFFFFF"/>
+          <w:lang w:val="en-US"/>
+        </w:rPr>
+        <w:t>a</w:t>
+      </w:r>
+      <w:r>
+        <w:rPr>
+          <w:rStyle w:val="a3"/>
+          <w:rFonts w:ascii="Arial" w:hAnsi="Arial" w:cs="Arial"/>
+          <w:b w:val="0"/>
+          <w:color w:val="666D70"/>
+          <w:sz w:val="21"/>
+          <w:szCs w:val="21"/>
+          <w:shd w:val="clear" w:color="auto" w:fill="FFFFFF"/>
+        </w:rPr>
+        <w:t xml:space="preserve"> – </w:t>
+      </w:r>
+      <w:r>
+        <w:rPr>
+          <w:rStyle w:val="a3"/>
+          <w:rFonts w:ascii="Arial" w:hAnsi="Arial" w:cs="Arial"/>
+          <w:b w:val="0"/>
+          <w:color w:val="666D70"/>
+          <w:sz w:val="21"/>
+          <w:szCs w:val="21"/>
+          <w:shd w:val="clear" w:color="auto" w:fill="FFFFFF"/>
+        </w:rPr>
+        <w:t xml:space="preserve">все, </w:t>
+      </w:r>
+      <w:r>
+        <w:rPr>
+          <w:rStyle w:val="a3"/>
+          <w:rFonts w:ascii="Arial" w:hAnsi="Arial" w:cs="Arial"/>
+          <w:b w:val="0"/>
+          <w:color w:val="666D70"/>
+          <w:sz w:val="21"/>
+          <w:szCs w:val="21"/>
+          <w:shd w:val="clear" w:color="auto" w:fill="FFFFFF"/>
+          <w:lang w:val="en-US"/>
+        </w:rPr>
+        <w:t>u</w:t>
+      </w:r>
+      <w:r>
+        <w:rPr>
+          <w:rStyle w:val="a3"/>
+          <w:rFonts w:ascii="Arial" w:hAnsi="Arial" w:cs="Arial"/>
+          <w:b w:val="0"/>
+          <w:color w:val="666D70"/>
+          <w:sz w:val="21"/>
+          <w:szCs w:val="21"/>
+          <w:shd w:val="clear" w:color="auto" w:fill="FFFFFF"/>
+        </w:rPr>
+        <w:t xml:space="preserve"> – </w:t>
+      </w:r>
+      <w:r>
+        <w:rPr>
+          <w:rStyle w:val="a3"/>
+          <w:rFonts w:ascii="Arial" w:hAnsi="Arial" w:cs="Arial"/>
+          <w:b w:val="0"/>
+          <w:color w:val="666D70"/>
+          <w:sz w:val="21"/>
+          <w:szCs w:val="21"/>
+          <w:shd w:val="clear" w:color="auto" w:fill="FFFFFF"/>
+        </w:rPr>
+        <w:t xml:space="preserve">чьи </w:t>
+      </w:r>
+      <w:proofErr w:type="gramStart"/>
+      <w:r>
+        <w:rPr>
+          <w:rStyle w:val="a3"/>
+          <w:rFonts w:ascii="Arial" w:hAnsi="Arial" w:cs="Arial"/>
+          <w:b w:val="0"/>
+          <w:color w:val="666D70"/>
+          <w:sz w:val="21"/>
+          <w:szCs w:val="21"/>
+          <w:shd w:val="clear" w:color="auto" w:fill="FFFFFF"/>
+        </w:rPr>
+        <w:t>процессы,</w:t>
+      </w:r>
+      <w:r>
+        <w:rPr>
+          <w:rStyle w:val="a3"/>
+          <w:rFonts w:ascii="Arial" w:hAnsi="Arial" w:cs="Arial"/>
+          <w:b w:val="0"/>
+          <w:color w:val="666D70"/>
+          <w:sz w:val="21"/>
+          <w:szCs w:val="21"/>
+          <w:shd w:val="clear" w:color="auto" w:fill="FFFFFF"/>
+          <w:lang w:val="en-US"/>
+        </w:rPr>
+        <w:t>x</w:t>
+      </w:r>
+      <w:proofErr w:type="gramEnd"/>
+      <w:r>
+        <w:rPr>
+          <w:rStyle w:val="a3"/>
+          <w:rFonts w:ascii="Arial" w:hAnsi="Arial" w:cs="Arial"/>
+          <w:b w:val="0"/>
+          <w:color w:val="666D70"/>
+          <w:sz w:val="21"/>
+          <w:szCs w:val="21"/>
+          <w:shd w:val="clear" w:color="auto" w:fill="FFFFFF"/>
+        </w:rPr>
+        <w:t xml:space="preserve"> </w:t>
+      </w:r>
+      <w:r>
+        <w:rPr>
+          <w:rStyle w:val="a3"/>
+          <w:rFonts w:ascii="Arial" w:hAnsi="Arial" w:cs="Arial"/>
+          <w:b w:val="0"/>
+          <w:color w:val="666D70"/>
+          <w:sz w:val="21"/>
+          <w:szCs w:val="21"/>
+          <w:shd w:val="clear" w:color="auto" w:fill="FFFFFF"/>
+        </w:rPr>
+        <w:t>– все процессы всех юзеров</w:t>
+      </w:r>
+      <w:r>
+        <w:rPr>
+          <w:rStyle w:val="a3"/>
+          <w:rFonts w:ascii="Arial" w:hAnsi="Arial" w:cs="Arial"/>
+          <w:b w:val="0"/>
+          <w:color w:val="666D70"/>
+          <w:sz w:val="21"/>
+          <w:szCs w:val="21"/>
+          <w:shd w:val="clear" w:color="auto" w:fill="FFFFFF"/>
+        </w:rPr>
+        <w:t>)</w:t>
+      </w:r>
+    </w:p>
+    <w:p>
+      <w:pPr>
+        <w:pStyle w:val="HTML"/>
+        <w:shd w:val="clear" w:color="auto" w:fill="FFFFFF"/>
+        <w:rPr>
+          <w:rStyle w:val="a3"/>
+          <w:rFonts w:ascii="Arial" w:hAnsi="Arial" w:cs="Arial"/>
+          <w:b w:val="0"/>
+          <w:color w:val="666D70"/>
+          <w:sz w:val="21"/>
+          <w:szCs w:val="21"/>
+          <w:shd w:val="clear" w:color="auto" w:fill="FFFFFF"/>
+        </w:rPr>
+      </w:pPr>
+      <w:proofErr w:type="spellStart"/>
+      <w:r>
+        <w:rPr>
+          <w:rStyle w:val="a3"/>
+          <w:rFonts w:ascii="Arial" w:hAnsi="Arial" w:cs="Arial"/>
+          <w:b w:val="0"/>
+          <w:color w:val="666D70"/>
+          <w:sz w:val="21"/>
+          <w:szCs w:val="21"/>
+          <w:shd w:val="clear" w:color="auto" w:fill="FFFFFF"/>
+          <w:lang w:val="en-US"/>
+        </w:rPr>
+        <w:t>dmesg</w:t>
+      </w:r>
+      <w:proofErr w:type="spellEnd"/>
+      <w:r>
+        <w:rPr>
+          <w:rStyle w:val="a3"/>
+          <w:rFonts w:ascii="Arial" w:hAnsi="Arial" w:cs="Arial"/>
+          <w:b w:val="0"/>
+          <w:color w:val="666D70"/>
+          <w:sz w:val="21"/>
+          <w:szCs w:val="21"/>
+          <w:shd w:val="clear" w:color="auto" w:fill="FFFFFF"/>
+        </w:rPr>
+        <w:t xml:space="preserve"> </w:t>
+      </w:r>
+      <w:proofErr w:type="spellStart"/>
+      <w:r>
+        <w:rPr>
+          <w:rStyle w:val="a3"/>
+          <w:rFonts w:ascii="Arial" w:hAnsi="Arial" w:cs="Arial"/>
+          <w:b w:val="0"/>
+          <w:color w:val="666D70"/>
+          <w:sz w:val="21"/>
+          <w:szCs w:val="21"/>
+          <w:shd w:val="clear" w:color="auto" w:fill="FFFFFF"/>
+        </w:rPr>
+        <w:t>логи</w:t>
+      </w:r>
+      <w:proofErr w:type="spellEnd"/>
+      <w:r>
+        <w:rPr>
+          <w:rStyle w:val="a3"/>
+          <w:rFonts w:ascii="Arial" w:hAnsi="Arial" w:cs="Arial"/>
+          <w:b w:val="0"/>
+          <w:color w:val="666D70"/>
+          <w:sz w:val="21"/>
+          <w:szCs w:val="21"/>
+          <w:shd w:val="clear" w:color="auto" w:fill="FFFFFF"/>
+        </w:rPr>
+        <w:t xml:space="preserve"> в памяти</w:t>
+      </w:r>
+    </w:p>
+    <w:p>
+      <w:pPr>
+        <w:pStyle w:val="HTML"/>
+        <w:shd w:val="clear" w:color="auto" w:fill="FFFFFF"/>
+        <w:rPr>
+          <w:rStyle w:val="a3"/>
+          <w:rFonts w:ascii="Arial" w:hAnsi="Arial" w:cs="Arial"/>
+          <w:b w:val="0"/>
+          <w:color w:val="666D70"/>
+          <w:sz w:val="21"/>
+          <w:szCs w:val="21"/>
+          <w:shd w:val="clear" w:color="auto" w:fill="FFFFFF"/>
+        </w:rPr>
+      </w:pPr>
+      <w:proofErr w:type="spellStart"/>
+      <w:r>
+        <w:rPr>
+          <w:rStyle w:val="a3"/>
+          <w:rFonts w:ascii="Arial" w:hAnsi="Arial" w:cs="Arial"/>
+          <w:b w:val="0"/>
+          <w:color w:val="666D70"/>
+          <w:sz w:val="21"/>
+          <w:szCs w:val="21"/>
+          <w:shd w:val="clear" w:color="auto" w:fill="FFFFFF"/>
+          <w:lang w:val="en-US"/>
+        </w:rPr>
+        <w:t>dmesg</w:t>
+      </w:r>
+      <w:proofErr w:type="spellEnd"/>
+      <w:r>
+        <w:rPr>
+          <w:rStyle w:val="a3"/>
+          <w:rFonts w:ascii="Arial" w:hAnsi="Arial" w:cs="Arial"/>
+          <w:b w:val="0"/>
+          <w:color w:val="666D70"/>
+          <w:sz w:val="21"/>
+          <w:szCs w:val="21"/>
+          <w:shd w:val="clear" w:color="auto" w:fill="FFFFFF"/>
+        </w:rPr>
+        <w:t xml:space="preserve"> | </w:t>
+      </w:r>
+      <w:proofErr w:type="spellStart"/>
+      <w:r>
+        <w:rPr>
+          <w:rStyle w:val="a3"/>
+          <w:rFonts w:ascii="Arial" w:hAnsi="Arial" w:cs="Arial"/>
+          <w:b w:val="0"/>
+          <w:color w:val="666D70"/>
+          <w:sz w:val="21"/>
+          <w:szCs w:val="21"/>
+          <w:shd w:val="clear" w:color="auto" w:fill="FFFFFF"/>
+          <w:lang w:val="en-US"/>
+        </w:rPr>
+        <w:t>grep</w:t>
+      </w:r>
+      <w:proofErr w:type="spellEnd"/>
+      <w:r>
+        <w:rPr>
+          <w:rStyle w:val="a3"/>
+          <w:rFonts w:ascii="Arial" w:hAnsi="Arial" w:cs="Arial"/>
+          <w:b w:val="0"/>
+          <w:color w:val="666D70"/>
+          <w:sz w:val="21"/>
+          <w:szCs w:val="21"/>
+          <w:shd w:val="clear" w:color="auto" w:fill="FFFFFF"/>
+        </w:rPr>
+        <w:t xml:space="preserve"> `</w:t>
+      </w:r>
+      <w:r>
+        <w:rPr>
+          <w:rStyle w:val="a3"/>
+          <w:rFonts w:ascii="Arial" w:hAnsi="Arial" w:cs="Arial"/>
+          <w:b w:val="0"/>
+          <w:color w:val="666D70"/>
+          <w:sz w:val="21"/>
+          <w:szCs w:val="21"/>
+          <w:shd w:val="clear" w:color="auto" w:fill="FFFFFF"/>
+        </w:rPr>
+        <w:t>поиск</w:t>
+      </w:r>
+      <w:r>
+        <w:rPr>
+          <w:rStyle w:val="a3"/>
+          <w:rFonts w:ascii="Arial" w:hAnsi="Arial" w:cs="Arial"/>
+          <w:b w:val="0"/>
+          <w:color w:val="666D70"/>
+          <w:sz w:val="21"/>
+          <w:szCs w:val="21"/>
+          <w:shd w:val="clear" w:color="auto" w:fill="FFFFFF"/>
+        </w:rPr>
+        <w:t>`</w:t>
+      </w:r>
+      <w:r>
+        <w:rPr>
+          <w:rStyle w:val="a3"/>
+          <w:rFonts w:ascii="Arial" w:hAnsi="Arial" w:cs="Arial"/>
+          <w:b w:val="0"/>
+          <w:color w:val="666D70"/>
+          <w:sz w:val="21"/>
+          <w:szCs w:val="21"/>
+          <w:shd w:val="clear" w:color="auto" w:fill="FFFFFF"/>
+        </w:rPr>
+        <w:t xml:space="preserve"> найти запись</w:t>
+      </w:r>
+    </w:p>
+    <w:p>
+      <w:pPr>
+        <w:pStyle w:val="HTML"/>
+        <w:shd w:val="clear" w:color="auto" w:fill="FFFFFF"/>
+        <w:rPr>
+          <w:rStyle w:val="a3"/>
+          <w:rFonts w:ascii="Arial" w:hAnsi="Arial" w:cs="Arial"/>
+          <w:b w:val="0"/>
+          <w:color w:val="666D70"/>
+          <w:sz w:val="21"/>
+          <w:szCs w:val="21"/>
+          <w:shd w:val="clear" w:color="auto" w:fill="FFFFFF"/>
+        </w:rPr>
+      </w:pPr>
+      <w:r>
+        <w:rPr>
+          <w:rStyle w:val="a3"/>
+          <w:rFonts w:ascii="Arial" w:hAnsi="Arial" w:cs="Arial"/>
+          <w:b w:val="0"/>
+          <w:color w:val="666D70"/>
+          <w:sz w:val="21"/>
+          <w:szCs w:val="21"/>
+          <w:shd w:val="clear" w:color="auto" w:fill="FFFFFF"/>
+        </w:rPr>
+        <w:t xml:space="preserve"> </w:t>
+      </w:r>
+    </w:p>
+    <w:p>
+      <w:pPr>
+        <w:pStyle w:val="HTML"/>
+        <w:shd w:val="clear" w:color="auto" w:fill="FFFFFF"/>
+        <w:rPr>
+          <w:rStyle w:val="a3"/>
+          <w:rFonts w:ascii="Arial" w:hAnsi="Arial" w:cs="Arial"/>
+          <w:b w:val="0"/>
+          <w:color w:val="666D70"/>
+          <w:sz w:val="21"/>
+          <w:szCs w:val="21"/>
+          <w:shd w:val="clear" w:color="auto" w:fill="FFFFFF"/>
+        </w:rPr>
+      </w:pPr>
+    </w:p>
+    <w:p>
+      <w:pPr>
+        <w:pStyle w:val="HTML"/>
+        <w:shd w:val="clear" w:color="auto" w:fill="FFFFFF"/>
+        <w:rPr>
+          <w:rStyle w:val="a3"/>
+          <w:rFonts w:ascii="Arial" w:hAnsi="Arial" w:cs="Arial"/>
+          <w:color w:val="666D70"/>
+          <w:sz w:val="21"/>
+          <w:szCs w:val="21"/>
+          <w:shd w:val="clear" w:color="auto" w:fill="FFFFFF"/>
+        </w:rPr>
+      </w:pPr>
+      <w:r>
+        <w:rPr>
+          <w:rStyle w:val="a3"/>
+          <w:rFonts w:ascii="Arial" w:hAnsi="Arial" w:cs="Arial"/>
+          <w:color w:val="666D70"/>
+          <w:sz w:val="21"/>
+          <w:szCs w:val="21"/>
+          <w:shd w:val="clear" w:color="auto" w:fill="FFFFFF"/>
+        </w:rPr>
         <w:lastRenderedPageBreak/>
-        <w:t>процессы, память:</w:t>
-      </w:r>
-    </w:p>
-    <w:p>
-      <w:pPr>
-        <w:pStyle w:val="HTML"/>
-        <w:shd w:val="clear" w:color="auto" w:fill="FFFFFF"/>
-        <w:rPr>
-          <w:rStyle w:val="a3"/>
-          <w:rFonts w:ascii="Arial" w:hAnsi="Arial" w:cs="Arial"/>
-          <w:b w:val="0"/>
-          <w:color w:val="666D70"/>
-          <w:sz w:val="21"/>
-          <w:szCs w:val="21"/>
-          <w:shd w:val="clear" w:color="auto" w:fill="FFFFFF"/>
-        </w:rPr>
-      </w:pPr>
-      <w:r>
-        <w:rPr>
-          <w:rStyle w:val="a3"/>
-          <w:rFonts w:ascii="Arial" w:hAnsi="Arial" w:cs="Arial"/>
-          <w:b w:val="0"/>
-          <w:color w:val="666D70"/>
-          <w:sz w:val="21"/>
-          <w:szCs w:val="21"/>
-          <w:shd w:val="clear" w:color="auto" w:fill="FFFFFF"/>
-          <w:lang w:val="en-US"/>
-        </w:rPr>
-        <w:t>top</w:t>
-      </w:r>
-      <w:r>
-        <w:rPr>
-          <w:rStyle w:val="a3"/>
-          <w:rFonts w:ascii="Arial" w:hAnsi="Arial" w:cs="Arial"/>
-          <w:b w:val="0"/>
-          <w:color w:val="666D70"/>
-          <w:sz w:val="21"/>
-          <w:szCs w:val="21"/>
-          <w:shd w:val="clear" w:color="auto" w:fill="FFFFFF"/>
-        </w:rPr>
-        <w:t xml:space="preserve"> </w:t>
-      </w:r>
-      <w:r>
-        <w:rPr>
-          <w:rStyle w:val="a3"/>
-          <w:rFonts w:ascii="Arial" w:hAnsi="Arial" w:cs="Arial"/>
-          <w:b w:val="0"/>
-          <w:color w:val="666D70"/>
-          <w:sz w:val="21"/>
-          <w:szCs w:val="21"/>
-          <w:shd w:val="clear" w:color="auto" w:fill="FFFFFF"/>
-        </w:rPr>
-        <w:t xml:space="preserve">диспетчер задач, сортировка столбцов </w:t>
-      </w:r>
-      <w:r>
-        <w:rPr>
-          <w:rStyle w:val="a3"/>
-          <w:rFonts w:ascii="Arial" w:hAnsi="Arial" w:cs="Arial"/>
-          <w:b w:val="0"/>
-          <w:color w:val="666D70"/>
-          <w:sz w:val="21"/>
-          <w:szCs w:val="21"/>
-          <w:shd w:val="clear" w:color="auto" w:fill="FFFFFF"/>
-          <w:lang w:val="en-US"/>
-        </w:rPr>
-        <w:t>shift</w:t>
-      </w:r>
-      <w:r>
-        <w:rPr>
-          <w:rStyle w:val="a3"/>
-          <w:rFonts w:ascii="Arial" w:hAnsi="Arial" w:cs="Arial"/>
-          <w:b w:val="0"/>
-          <w:color w:val="666D70"/>
-          <w:sz w:val="21"/>
-          <w:szCs w:val="21"/>
-          <w:shd w:val="clear" w:color="auto" w:fill="FFFFFF"/>
-        </w:rPr>
-        <w:t xml:space="preserve"> </w:t>
-      </w:r>
-      <w:r>
-        <w:rPr>
-          <w:rStyle w:val="a3"/>
-          <w:rFonts w:ascii="Arial" w:hAnsi="Arial" w:cs="Arial"/>
-          <w:b w:val="0"/>
-          <w:color w:val="666D70"/>
-          <w:sz w:val="21"/>
-          <w:szCs w:val="21"/>
-          <w:shd w:val="clear" w:color="auto" w:fill="FFFFFF"/>
-        </w:rPr>
-        <w:t>–</w:t>
-      </w:r>
-      <w:r>
-        <w:rPr>
-          <w:rStyle w:val="a3"/>
-          <w:rFonts w:ascii="Arial" w:hAnsi="Arial" w:cs="Arial"/>
-          <w:b w:val="0"/>
-          <w:color w:val="666D70"/>
-          <w:sz w:val="21"/>
-          <w:szCs w:val="21"/>
-          <w:shd w:val="clear" w:color="auto" w:fill="FFFFFF"/>
-        </w:rPr>
-        <w:t xml:space="preserve"> </w:t>
-      </w:r>
-      <w:r>
-        <w:rPr>
-          <w:rStyle w:val="a3"/>
-          <w:rFonts w:ascii="Arial" w:hAnsi="Arial" w:cs="Arial"/>
-          <w:b w:val="0"/>
-          <w:color w:val="666D70"/>
-          <w:sz w:val="21"/>
-          <w:szCs w:val="21"/>
-          <w:shd w:val="clear" w:color="auto" w:fill="FFFFFF"/>
-        </w:rPr>
-        <w:t>первая буква столбца (</w:t>
-      </w:r>
-      <w:r>
-        <w:rPr>
-          <w:rStyle w:val="a3"/>
-          <w:rFonts w:ascii="Arial" w:hAnsi="Arial" w:cs="Arial"/>
-          <w:b w:val="0"/>
-          <w:color w:val="666D70"/>
-          <w:sz w:val="21"/>
-          <w:szCs w:val="21"/>
-          <w:shd w:val="clear" w:color="auto" w:fill="FFFFFF"/>
-          <w:lang w:val="en-US"/>
-        </w:rPr>
-        <w:t>C</w:t>
-      </w:r>
-      <w:r>
-        <w:rPr>
-          <w:rStyle w:val="a3"/>
-          <w:rFonts w:ascii="Arial" w:hAnsi="Arial" w:cs="Arial"/>
-          <w:b w:val="0"/>
-          <w:color w:val="666D70"/>
-          <w:sz w:val="21"/>
-          <w:szCs w:val="21"/>
-          <w:shd w:val="clear" w:color="auto" w:fill="FFFFFF"/>
-        </w:rPr>
-        <w:t>-</w:t>
-      </w:r>
-      <w:proofErr w:type="spellStart"/>
-      <w:r>
-        <w:rPr>
-          <w:rStyle w:val="a3"/>
-          <w:rFonts w:ascii="Arial" w:hAnsi="Arial" w:cs="Arial"/>
-          <w:b w:val="0"/>
-          <w:color w:val="666D70"/>
-          <w:sz w:val="21"/>
-          <w:szCs w:val="21"/>
-          <w:shd w:val="clear" w:color="auto" w:fill="FFFFFF"/>
-          <w:lang w:val="en-US"/>
-        </w:rPr>
-        <w:t>cpu</w:t>
-      </w:r>
-      <w:proofErr w:type="spellEnd"/>
-      <w:r>
-        <w:rPr>
-          <w:rStyle w:val="a3"/>
-          <w:rFonts w:ascii="Arial" w:hAnsi="Arial" w:cs="Arial"/>
-          <w:b w:val="0"/>
-          <w:color w:val="666D70"/>
-          <w:sz w:val="21"/>
-          <w:szCs w:val="21"/>
-          <w:shd w:val="clear" w:color="auto" w:fill="FFFFFF"/>
-        </w:rPr>
-        <w:t xml:space="preserve">, </w:t>
-      </w:r>
-      <w:r>
-        <w:rPr>
-          <w:rStyle w:val="a3"/>
-          <w:rFonts w:ascii="Arial" w:hAnsi="Arial" w:cs="Arial"/>
-          <w:b w:val="0"/>
-          <w:color w:val="666D70"/>
-          <w:sz w:val="21"/>
-          <w:szCs w:val="21"/>
-          <w:shd w:val="clear" w:color="auto" w:fill="FFFFFF"/>
-          <w:lang w:val="en-US"/>
-        </w:rPr>
-        <w:t>M</w:t>
-      </w:r>
-      <w:r>
-        <w:rPr>
-          <w:rStyle w:val="a3"/>
-          <w:rFonts w:ascii="Arial" w:hAnsi="Arial" w:cs="Arial"/>
-          <w:b w:val="0"/>
-          <w:color w:val="666D70"/>
-          <w:sz w:val="21"/>
-          <w:szCs w:val="21"/>
-          <w:shd w:val="clear" w:color="auto" w:fill="FFFFFF"/>
-        </w:rPr>
-        <w:t>-</w:t>
-      </w:r>
-      <w:r>
-        <w:rPr>
-          <w:rStyle w:val="a3"/>
-          <w:rFonts w:ascii="Arial" w:hAnsi="Arial" w:cs="Arial"/>
-          <w:b w:val="0"/>
-          <w:color w:val="666D70"/>
-          <w:sz w:val="21"/>
-          <w:szCs w:val="21"/>
-          <w:shd w:val="clear" w:color="auto" w:fill="FFFFFF"/>
-          <w:lang w:val="en-US"/>
-        </w:rPr>
-        <w:t>mem</w:t>
-      </w:r>
-      <w:r>
-        <w:rPr>
-          <w:rStyle w:val="a3"/>
-          <w:rFonts w:ascii="Arial" w:hAnsi="Arial" w:cs="Arial"/>
-          <w:b w:val="0"/>
-          <w:color w:val="666D70"/>
-          <w:sz w:val="21"/>
-          <w:szCs w:val="21"/>
-          <w:shd w:val="clear" w:color="auto" w:fill="FFFFFF"/>
-        </w:rPr>
-        <w:t>)</w:t>
-      </w:r>
-    </w:p>
-    <w:p>
-      <w:pPr>
-        <w:pStyle w:val="HTML"/>
-        <w:shd w:val="clear" w:color="auto" w:fill="FFFFFF"/>
-        <w:rPr>
-          <w:rStyle w:val="a3"/>
-          <w:rFonts w:ascii="Arial" w:hAnsi="Arial" w:cs="Arial"/>
-          <w:b w:val="0"/>
-          <w:color w:val="666D70"/>
-          <w:sz w:val="21"/>
-          <w:szCs w:val="21"/>
-          <w:shd w:val="clear" w:color="auto" w:fill="FFFFFF"/>
-        </w:rPr>
-      </w:pPr>
-      <w:r>
-        <w:rPr>
-          <w:rStyle w:val="a3"/>
-          <w:rFonts w:ascii="Arial" w:hAnsi="Arial" w:cs="Arial"/>
-          <w:b w:val="0"/>
-          <w:color w:val="666D70"/>
-          <w:sz w:val="21"/>
-          <w:szCs w:val="21"/>
-          <w:shd w:val="clear" w:color="auto" w:fill="FFFFFF"/>
-          <w:lang w:val="en-US"/>
-        </w:rPr>
-        <w:t>free</w:t>
-      </w:r>
-      <w:r>
-        <w:rPr>
-          <w:rStyle w:val="a3"/>
-          <w:rFonts w:ascii="Arial" w:hAnsi="Arial" w:cs="Arial"/>
-          <w:b w:val="0"/>
-          <w:color w:val="666D70"/>
-          <w:sz w:val="21"/>
-          <w:szCs w:val="21"/>
-          <w:shd w:val="clear" w:color="auto" w:fill="FFFFFF"/>
-        </w:rPr>
-        <w:t xml:space="preserve"> –</w:t>
-      </w:r>
-      <w:r>
-        <w:rPr>
-          <w:rStyle w:val="a3"/>
-          <w:rFonts w:ascii="Arial" w:hAnsi="Arial" w:cs="Arial"/>
-          <w:b w:val="0"/>
-          <w:color w:val="666D70"/>
-          <w:sz w:val="21"/>
-          <w:szCs w:val="21"/>
-          <w:shd w:val="clear" w:color="auto" w:fill="FFFFFF"/>
-          <w:lang w:val="en-US"/>
-        </w:rPr>
-        <w:t>h</w:t>
-      </w:r>
-      <w:r>
-        <w:rPr>
-          <w:rStyle w:val="a3"/>
-          <w:rFonts w:ascii="Arial" w:hAnsi="Arial" w:cs="Arial"/>
-          <w:b w:val="0"/>
-          <w:color w:val="666D70"/>
-          <w:sz w:val="21"/>
-          <w:szCs w:val="21"/>
-          <w:shd w:val="clear" w:color="auto" w:fill="FFFFFF"/>
-        </w:rPr>
-        <w:t xml:space="preserve"> </w:t>
-      </w:r>
-      <w:r>
-        <w:rPr>
-          <w:rStyle w:val="a3"/>
-          <w:rFonts w:ascii="Arial" w:hAnsi="Arial" w:cs="Arial"/>
-          <w:b w:val="0"/>
-          <w:color w:val="666D70"/>
-          <w:sz w:val="21"/>
-          <w:szCs w:val="21"/>
-          <w:shd w:val="clear" w:color="auto" w:fill="FFFFFF"/>
-        </w:rPr>
-        <w:t>память</w:t>
-      </w:r>
-    </w:p>
-    <w:p>
-      <w:pPr>
-        <w:pStyle w:val="HTML"/>
-        <w:shd w:val="clear" w:color="auto" w:fill="FFFFFF"/>
-        <w:rPr>
-          <w:rStyle w:val="a3"/>
-          <w:rFonts w:ascii="Arial" w:hAnsi="Arial" w:cs="Arial"/>
-          <w:b w:val="0"/>
-          <w:color w:val="666D70"/>
-          <w:sz w:val="21"/>
-          <w:szCs w:val="21"/>
-          <w:shd w:val="clear" w:color="auto" w:fill="FFFFFF"/>
-        </w:rPr>
-      </w:pPr>
-      <w:proofErr w:type="spellStart"/>
-      <w:r>
-        <w:rPr>
-          <w:rStyle w:val="a3"/>
-          <w:rFonts w:ascii="Arial" w:hAnsi="Arial" w:cs="Arial"/>
-          <w:b w:val="0"/>
-          <w:color w:val="666D70"/>
-          <w:sz w:val="21"/>
-          <w:szCs w:val="21"/>
-          <w:shd w:val="clear" w:color="auto" w:fill="FFFFFF"/>
-          <w:lang w:val="en-US"/>
-        </w:rPr>
-        <w:t>ps</w:t>
-      </w:r>
-      <w:proofErr w:type="spellEnd"/>
-      <w:r>
-        <w:rPr>
-          <w:rStyle w:val="a3"/>
-          <w:rFonts w:ascii="Arial" w:hAnsi="Arial" w:cs="Arial"/>
-          <w:b w:val="0"/>
-          <w:color w:val="666D70"/>
-          <w:sz w:val="21"/>
-          <w:szCs w:val="21"/>
-          <w:shd w:val="clear" w:color="auto" w:fill="FFFFFF"/>
-        </w:rPr>
-        <w:t xml:space="preserve"> –</w:t>
-      </w:r>
-      <w:r>
-        <w:rPr>
-          <w:rStyle w:val="a3"/>
-          <w:rFonts w:ascii="Arial" w:hAnsi="Arial" w:cs="Arial"/>
-          <w:b w:val="0"/>
-          <w:color w:val="666D70"/>
-          <w:sz w:val="21"/>
-          <w:szCs w:val="21"/>
-          <w:shd w:val="clear" w:color="auto" w:fill="FFFFFF"/>
-          <w:lang w:val="en-US"/>
-        </w:rPr>
-        <w:t>u</w:t>
-      </w:r>
-      <w:r>
-        <w:rPr>
-          <w:rStyle w:val="a3"/>
-          <w:rFonts w:ascii="Arial" w:hAnsi="Arial" w:cs="Arial"/>
-          <w:b w:val="0"/>
-          <w:color w:val="666D70"/>
-          <w:sz w:val="21"/>
-          <w:szCs w:val="21"/>
-          <w:shd w:val="clear" w:color="auto" w:fill="FFFFFF"/>
-        </w:rPr>
-        <w:t xml:space="preserve"> </w:t>
-      </w:r>
-      <w:r>
-        <w:rPr>
-          <w:rStyle w:val="a3"/>
-          <w:rFonts w:ascii="Arial" w:hAnsi="Arial" w:cs="Arial"/>
-          <w:b w:val="0"/>
-          <w:color w:val="666D70"/>
-          <w:sz w:val="21"/>
-          <w:szCs w:val="21"/>
-          <w:shd w:val="clear" w:color="auto" w:fill="FFFFFF"/>
-          <w:lang w:val="en-US"/>
-        </w:rPr>
-        <w:t>root</w:t>
-      </w:r>
-      <w:r>
-        <w:rPr>
-          <w:rStyle w:val="a3"/>
-          <w:rFonts w:ascii="Arial" w:hAnsi="Arial" w:cs="Arial"/>
-          <w:b w:val="0"/>
-          <w:color w:val="666D70"/>
-          <w:sz w:val="21"/>
-          <w:szCs w:val="21"/>
-          <w:shd w:val="clear" w:color="auto" w:fill="FFFFFF"/>
-        </w:rPr>
-        <w:t xml:space="preserve"> </w:t>
-      </w:r>
-      <w:r>
-        <w:rPr>
-          <w:rStyle w:val="a3"/>
-          <w:rFonts w:ascii="Arial" w:hAnsi="Arial" w:cs="Arial"/>
-          <w:b w:val="0"/>
-          <w:color w:val="666D70"/>
-          <w:sz w:val="21"/>
-          <w:szCs w:val="21"/>
-          <w:shd w:val="clear" w:color="auto" w:fill="FFFFFF"/>
-        </w:rPr>
-        <w:t>все процессы рута</w:t>
-      </w:r>
-    </w:p>
-    <w:p>
-      <w:pPr>
-        <w:pStyle w:val="HTML"/>
-        <w:shd w:val="clear" w:color="auto" w:fill="FFFFFF"/>
-        <w:rPr>
-          <w:rStyle w:val="a3"/>
-          <w:rFonts w:ascii="Arial" w:hAnsi="Arial" w:cs="Arial"/>
-          <w:b w:val="0"/>
-          <w:color w:val="666D70"/>
-          <w:sz w:val="21"/>
-          <w:szCs w:val="21"/>
-          <w:shd w:val="clear" w:color="auto" w:fill="FFFFFF"/>
-        </w:rPr>
-      </w:pPr>
-      <w:proofErr w:type="spellStart"/>
-      <w:r>
-        <w:rPr>
-          <w:rStyle w:val="a3"/>
-          <w:rFonts w:ascii="Arial" w:hAnsi="Arial" w:cs="Arial"/>
-          <w:b w:val="0"/>
-          <w:color w:val="666D70"/>
-          <w:sz w:val="21"/>
-          <w:szCs w:val="21"/>
-          <w:shd w:val="clear" w:color="auto" w:fill="FFFFFF"/>
-          <w:lang w:val="en-US"/>
-        </w:rPr>
-        <w:t>ps</w:t>
-      </w:r>
-      <w:proofErr w:type="spellEnd"/>
-      <w:r>
-        <w:rPr>
-          <w:rStyle w:val="a3"/>
-          <w:rFonts w:ascii="Arial" w:hAnsi="Arial" w:cs="Arial"/>
-          <w:b w:val="0"/>
-          <w:color w:val="666D70"/>
-          <w:sz w:val="21"/>
-          <w:szCs w:val="21"/>
-          <w:shd w:val="clear" w:color="auto" w:fill="FFFFFF"/>
-        </w:rPr>
-        <w:t xml:space="preserve"> </w:t>
-      </w:r>
-      <w:r>
-        <w:rPr>
-          <w:rStyle w:val="a3"/>
-          <w:rFonts w:ascii="Arial" w:hAnsi="Arial" w:cs="Arial"/>
-          <w:b w:val="0"/>
-          <w:color w:val="666D70"/>
-          <w:sz w:val="21"/>
-          <w:szCs w:val="21"/>
-          <w:shd w:val="clear" w:color="auto" w:fill="FFFFFF"/>
-        </w:rPr>
-        <w:t>-</w:t>
-      </w:r>
-      <w:r>
-        <w:rPr>
-          <w:rStyle w:val="a3"/>
-          <w:rFonts w:ascii="Arial" w:hAnsi="Arial" w:cs="Arial"/>
-          <w:b w:val="0"/>
-          <w:color w:val="666D70"/>
-          <w:sz w:val="21"/>
-          <w:szCs w:val="21"/>
-          <w:shd w:val="clear" w:color="auto" w:fill="FFFFFF"/>
-          <w:lang w:val="en-US"/>
-        </w:rPr>
-        <w:t>au</w:t>
-      </w:r>
-      <w:r>
-        <w:rPr>
-          <w:rStyle w:val="a3"/>
-          <w:rFonts w:ascii="Arial" w:hAnsi="Arial" w:cs="Arial"/>
-          <w:b w:val="0"/>
-          <w:color w:val="666D70"/>
-          <w:sz w:val="21"/>
-          <w:szCs w:val="21"/>
-          <w:shd w:val="clear" w:color="auto" w:fill="FFFFFF"/>
-          <w:lang w:val="en-US"/>
-        </w:rPr>
-        <w:t>x</w:t>
-      </w:r>
-      <w:r>
-        <w:rPr>
-          <w:rStyle w:val="a3"/>
-          <w:rFonts w:ascii="Arial" w:hAnsi="Arial" w:cs="Arial"/>
-          <w:b w:val="0"/>
-          <w:color w:val="666D70"/>
-          <w:sz w:val="21"/>
-          <w:szCs w:val="21"/>
-          <w:shd w:val="clear" w:color="auto" w:fill="FFFFFF"/>
-        </w:rPr>
-        <w:t xml:space="preserve"> </w:t>
-      </w:r>
-      <w:r>
-        <w:rPr>
-          <w:rStyle w:val="a3"/>
-          <w:rFonts w:ascii="Arial" w:hAnsi="Arial" w:cs="Arial"/>
-          <w:b w:val="0"/>
-          <w:color w:val="666D70"/>
-          <w:sz w:val="21"/>
-          <w:szCs w:val="21"/>
-          <w:shd w:val="clear" w:color="auto" w:fill="FFFFFF"/>
-        </w:rPr>
-        <w:t>все процессы</w:t>
-      </w:r>
-      <w:r>
-        <w:rPr>
-          <w:rStyle w:val="a3"/>
-          <w:rFonts w:ascii="Arial" w:hAnsi="Arial" w:cs="Arial"/>
-          <w:b w:val="0"/>
-          <w:color w:val="666D70"/>
-          <w:sz w:val="21"/>
-          <w:szCs w:val="21"/>
-          <w:shd w:val="clear" w:color="auto" w:fill="FFFFFF"/>
-        </w:rPr>
-        <w:t>, всех пользователей (</w:t>
-      </w:r>
-      <w:r>
-        <w:rPr>
-          <w:rStyle w:val="a3"/>
-          <w:rFonts w:ascii="Arial" w:hAnsi="Arial" w:cs="Arial"/>
-          <w:b w:val="0"/>
-          <w:color w:val="666D70"/>
-          <w:sz w:val="21"/>
-          <w:szCs w:val="21"/>
-          <w:shd w:val="clear" w:color="auto" w:fill="FFFFFF"/>
-          <w:lang w:val="en-US"/>
-        </w:rPr>
-        <w:t>a</w:t>
-      </w:r>
-      <w:r>
-        <w:rPr>
-          <w:rStyle w:val="a3"/>
-          <w:rFonts w:ascii="Arial" w:hAnsi="Arial" w:cs="Arial"/>
-          <w:b w:val="0"/>
-          <w:color w:val="666D70"/>
-          <w:sz w:val="21"/>
-          <w:szCs w:val="21"/>
-          <w:shd w:val="clear" w:color="auto" w:fill="FFFFFF"/>
-        </w:rPr>
-        <w:t xml:space="preserve"> – </w:t>
-      </w:r>
-      <w:r>
-        <w:rPr>
-          <w:rStyle w:val="a3"/>
-          <w:rFonts w:ascii="Arial" w:hAnsi="Arial" w:cs="Arial"/>
-          <w:b w:val="0"/>
-          <w:color w:val="666D70"/>
-          <w:sz w:val="21"/>
-          <w:szCs w:val="21"/>
-          <w:shd w:val="clear" w:color="auto" w:fill="FFFFFF"/>
-        </w:rPr>
-        <w:t xml:space="preserve">все, </w:t>
-      </w:r>
-      <w:r>
-        <w:rPr>
-          <w:rStyle w:val="a3"/>
-          <w:rFonts w:ascii="Arial" w:hAnsi="Arial" w:cs="Arial"/>
-          <w:b w:val="0"/>
-          <w:color w:val="666D70"/>
-          <w:sz w:val="21"/>
-          <w:szCs w:val="21"/>
-          <w:shd w:val="clear" w:color="auto" w:fill="FFFFFF"/>
-          <w:lang w:val="en-US"/>
-        </w:rPr>
-        <w:t>u</w:t>
-      </w:r>
-      <w:r>
-        <w:rPr>
-          <w:rStyle w:val="a3"/>
-          <w:rFonts w:ascii="Arial" w:hAnsi="Arial" w:cs="Arial"/>
-          <w:b w:val="0"/>
-          <w:color w:val="666D70"/>
-          <w:sz w:val="21"/>
-          <w:szCs w:val="21"/>
-          <w:shd w:val="clear" w:color="auto" w:fill="FFFFFF"/>
-        </w:rPr>
-        <w:t xml:space="preserve"> – </w:t>
-      </w:r>
-      <w:r>
-        <w:rPr>
-          <w:rStyle w:val="a3"/>
-          <w:rFonts w:ascii="Arial" w:hAnsi="Arial" w:cs="Arial"/>
-          <w:b w:val="0"/>
-          <w:color w:val="666D70"/>
-          <w:sz w:val="21"/>
-          <w:szCs w:val="21"/>
-          <w:shd w:val="clear" w:color="auto" w:fill="FFFFFF"/>
-        </w:rPr>
-        <w:t xml:space="preserve">чьи </w:t>
-      </w:r>
-      <w:proofErr w:type="gramStart"/>
-      <w:r>
-        <w:rPr>
-          <w:rStyle w:val="a3"/>
-          <w:rFonts w:ascii="Arial" w:hAnsi="Arial" w:cs="Arial"/>
-          <w:b w:val="0"/>
-          <w:color w:val="666D70"/>
-          <w:sz w:val="21"/>
-          <w:szCs w:val="21"/>
-          <w:shd w:val="clear" w:color="auto" w:fill="FFFFFF"/>
-        </w:rPr>
-        <w:t>процессы,</w:t>
-      </w:r>
-      <w:r>
-        <w:rPr>
-          <w:rStyle w:val="a3"/>
-          <w:rFonts w:ascii="Arial" w:hAnsi="Arial" w:cs="Arial"/>
-          <w:b w:val="0"/>
-          <w:color w:val="666D70"/>
-          <w:sz w:val="21"/>
-          <w:szCs w:val="21"/>
-          <w:shd w:val="clear" w:color="auto" w:fill="FFFFFF"/>
-          <w:lang w:val="en-US"/>
-        </w:rPr>
-        <w:t>x</w:t>
-      </w:r>
-      <w:proofErr w:type="gramEnd"/>
-      <w:r>
-        <w:rPr>
-          <w:rStyle w:val="a3"/>
-          <w:rFonts w:ascii="Arial" w:hAnsi="Arial" w:cs="Arial"/>
-          <w:b w:val="0"/>
-          <w:color w:val="666D70"/>
-          <w:sz w:val="21"/>
-          <w:szCs w:val="21"/>
-          <w:shd w:val="clear" w:color="auto" w:fill="FFFFFF"/>
-        </w:rPr>
-        <w:t xml:space="preserve"> </w:t>
-      </w:r>
-      <w:r>
-        <w:rPr>
-          <w:rStyle w:val="a3"/>
-          <w:rFonts w:ascii="Arial" w:hAnsi="Arial" w:cs="Arial"/>
-          <w:b w:val="0"/>
-          <w:color w:val="666D70"/>
-          <w:sz w:val="21"/>
-          <w:szCs w:val="21"/>
-          <w:shd w:val="clear" w:color="auto" w:fill="FFFFFF"/>
-        </w:rPr>
-        <w:t>– все процессы всех юзеров</w:t>
-      </w:r>
-      <w:r>
-        <w:rPr>
-          <w:rStyle w:val="a3"/>
-          <w:rFonts w:ascii="Arial" w:hAnsi="Arial" w:cs="Arial"/>
-          <w:b w:val="0"/>
-          <w:color w:val="666D70"/>
-          <w:sz w:val="21"/>
-          <w:szCs w:val="21"/>
-          <w:shd w:val="clear" w:color="auto" w:fill="FFFFFF"/>
-        </w:rPr>
-        <w:t>)</w:t>
-      </w:r>
-    </w:p>
-    <w:p>
-      <w:pPr>
-        <w:pStyle w:val="HTML"/>
-        <w:shd w:val="clear" w:color="auto" w:fill="FFFFFF"/>
-        <w:rPr>
-          <w:rStyle w:val="a3"/>
-          <w:rFonts w:ascii="Arial" w:hAnsi="Arial" w:cs="Arial"/>
-          <w:b w:val="0"/>
-          <w:color w:val="666D70"/>
-          <w:sz w:val="21"/>
-          <w:szCs w:val="21"/>
-          <w:shd w:val="clear" w:color="auto" w:fill="FFFFFF"/>
-        </w:rPr>
-      </w:pPr>
-      <w:proofErr w:type="spellStart"/>
-      <w:r>
-        <w:rPr>
-          <w:rStyle w:val="a3"/>
-          <w:rFonts w:ascii="Arial" w:hAnsi="Arial" w:cs="Arial"/>
-          <w:b w:val="0"/>
-          <w:color w:val="666D70"/>
-          <w:sz w:val="21"/>
-          <w:szCs w:val="21"/>
-          <w:shd w:val="clear" w:color="auto" w:fill="FFFFFF"/>
-          <w:lang w:val="en-US"/>
-        </w:rPr>
-        <w:t>dmesg</w:t>
-      </w:r>
-      <w:proofErr w:type="spellEnd"/>
-      <w:r>
-        <w:rPr>
-          <w:rStyle w:val="a3"/>
-          <w:rFonts w:ascii="Arial" w:hAnsi="Arial" w:cs="Arial"/>
-          <w:b w:val="0"/>
-          <w:color w:val="666D70"/>
-          <w:sz w:val="21"/>
-          <w:szCs w:val="21"/>
-          <w:shd w:val="clear" w:color="auto" w:fill="FFFFFF"/>
-        </w:rPr>
-        <w:t xml:space="preserve"> </w:t>
-      </w:r>
-      <w:proofErr w:type="spellStart"/>
-      <w:r>
-        <w:rPr>
-          <w:rStyle w:val="a3"/>
-          <w:rFonts w:ascii="Arial" w:hAnsi="Arial" w:cs="Arial"/>
-          <w:b w:val="0"/>
-          <w:color w:val="666D70"/>
-          <w:sz w:val="21"/>
-          <w:szCs w:val="21"/>
-          <w:shd w:val="clear" w:color="auto" w:fill="FFFFFF"/>
-        </w:rPr>
-        <w:t>логи</w:t>
-      </w:r>
-      <w:proofErr w:type="spellEnd"/>
-      <w:r>
-        <w:rPr>
-          <w:rStyle w:val="a3"/>
-          <w:rFonts w:ascii="Arial" w:hAnsi="Arial" w:cs="Arial"/>
-          <w:b w:val="0"/>
-          <w:color w:val="666D70"/>
-          <w:sz w:val="21"/>
-          <w:szCs w:val="21"/>
-          <w:shd w:val="clear" w:color="auto" w:fill="FFFFFF"/>
-        </w:rPr>
-        <w:t xml:space="preserve"> в памяти</w:t>
-      </w:r>
-    </w:p>
-    <w:p>
-      <w:pPr>
-        <w:pStyle w:val="HTML"/>
-        <w:shd w:val="clear" w:color="auto" w:fill="FFFFFF"/>
-        <w:rPr>
-          <w:rStyle w:val="a3"/>
-          <w:rFonts w:ascii="Arial" w:hAnsi="Arial" w:cs="Arial"/>
-          <w:b w:val="0"/>
-          <w:color w:val="666D70"/>
-          <w:sz w:val="21"/>
-          <w:szCs w:val="21"/>
-          <w:shd w:val="clear" w:color="auto" w:fill="FFFFFF"/>
-        </w:rPr>
-      </w:pPr>
-      <w:proofErr w:type="spellStart"/>
-      <w:r>
-        <w:rPr>
-          <w:rStyle w:val="a3"/>
-          <w:rFonts w:ascii="Arial" w:hAnsi="Arial" w:cs="Arial"/>
-          <w:b w:val="0"/>
-          <w:color w:val="666D70"/>
-          <w:sz w:val="21"/>
-          <w:szCs w:val="21"/>
-          <w:shd w:val="clear" w:color="auto" w:fill="FFFFFF"/>
-          <w:lang w:val="en-US"/>
-        </w:rPr>
-        <w:t>dmesg</w:t>
-      </w:r>
-      <w:proofErr w:type="spellEnd"/>
-      <w:r>
-        <w:rPr>
-          <w:rStyle w:val="a3"/>
-          <w:rFonts w:ascii="Arial" w:hAnsi="Arial" w:cs="Arial"/>
-          <w:b w:val="0"/>
-          <w:color w:val="666D70"/>
-          <w:sz w:val="21"/>
-          <w:szCs w:val="21"/>
-          <w:shd w:val="clear" w:color="auto" w:fill="FFFFFF"/>
-        </w:rPr>
-        <w:t xml:space="preserve"> | </w:t>
-      </w:r>
-      <w:proofErr w:type="spellStart"/>
-      <w:r>
-        <w:rPr>
-          <w:rStyle w:val="a3"/>
-          <w:rFonts w:ascii="Arial" w:hAnsi="Arial" w:cs="Arial"/>
-          <w:b w:val="0"/>
-          <w:color w:val="666D70"/>
-          <w:sz w:val="21"/>
-          <w:szCs w:val="21"/>
-          <w:shd w:val="clear" w:color="auto" w:fill="FFFFFF"/>
-          <w:lang w:val="en-US"/>
-        </w:rPr>
-        <w:t>grep</w:t>
-      </w:r>
-      <w:proofErr w:type="spellEnd"/>
-      <w:r>
-        <w:rPr>
-          <w:rStyle w:val="a3"/>
-          <w:rFonts w:ascii="Arial" w:hAnsi="Arial" w:cs="Arial"/>
-          <w:b w:val="0"/>
-          <w:color w:val="666D70"/>
-          <w:sz w:val="21"/>
-          <w:szCs w:val="21"/>
-          <w:shd w:val="clear" w:color="auto" w:fill="FFFFFF"/>
-        </w:rPr>
-        <w:t xml:space="preserve"> `</w:t>
-      </w:r>
-      <w:r>
-        <w:rPr>
-          <w:rStyle w:val="a3"/>
-          <w:rFonts w:ascii="Arial" w:hAnsi="Arial" w:cs="Arial"/>
-          <w:b w:val="0"/>
-          <w:color w:val="666D70"/>
-          <w:sz w:val="21"/>
-          <w:szCs w:val="21"/>
-          <w:shd w:val="clear" w:color="auto" w:fill="FFFFFF"/>
-        </w:rPr>
-        <w:t>поиск</w:t>
-      </w:r>
-      <w:r>
-        <w:rPr>
-          <w:rStyle w:val="a3"/>
-          <w:rFonts w:ascii="Arial" w:hAnsi="Arial" w:cs="Arial"/>
-          <w:b w:val="0"/>
-          <w:color w:val="666D70"/>
-          <w:sz w:val="21"/>
-          <w:szCs w:val="21"/>
-          <w:shd w:val="clear" w:color="auto" w:fill="FFFFFF"/>
-        </w:rPr>
-        <w:t>`</w:t>
-      </w:r>
-      <w:r>
-        <w:rPr>
-          <w:rStyle w:val="a3"/>
-          <w:rFonts w:ascii="Arial" w:hAnsi="Arial" w:cs="Arial"/>
-          <w:b w:val="0"/>
-          <w:color w:val="666D70"/>
-          <w:sz w:val="21"/>
-          <w:szCs w:val="21"/>
-          <w:shd w:val="clear" w:color="auto" w:fill="FFFFFF"/>
-        </w:rPr>
-        <w:t xml:space="preserve"> найти запись</w:t>
-      </w:r>
-    </w:p>
-    <w:p>
-      <w:pPr>
-        <w:pStyle w:val="HTML"/>
-        <w:shd w:val="clear" w:color="auto" w:fill="FFFFFF"/>
-        <w:rPr>
-          <w:rStyle w:val="a3"/>
-          <w:rFonts w:ascii="Arial" w:hAnsi="Arial" w:cs="Arial"/>
-          <w:b w:val="0"/>
-          <w:color w:val="666D70"/>
-          <w:sz w:val="21"/>
-          <w:szCs w:val="21"/>
-          <w:shd w:val="clear" w:color="auto" w:fill="FFFFFF"/>
-        </w:rPr>
-      </w:pPr>
-      <w:r>
-        <w:rPr>
-          <w:rStyle w:val="a3"/>
-          <w:rFonts w:ascii="Arial" w:hAnsi="Arial" w:cs="Arial"/>
-          <w:b w:val="0"/>
-          <w:color w:val="666D70"/>
-          <w:sz w:val="21"/>
-          <w:szCs w:val="21"/>
-          <w:shd w:val="clear" w:color="auto" w:fill="FFFFFF"/>
-        </w:rPr>
-        <w:t xml:space="preserve"> </w:t>
-      </w:r>
-    </w:p>
-    <w:p>
-      <w:pPr>
-        <w:pStyle w:val="HTML"/>
-        <w:shd w:val="clear" w:color="auto" w:fill="FFFFFF"/>
-        <w:rPr>
-          <w:rStyle w:val="a3"/>
-          <w:rFonts w:ascii="Arial" w:hAnsi="Arial" w:cs="Arial"/>
-          <w:b w:val="0"/>
-          <w:color w:val="666D70"/>
-          <w:sz w:val="21"/>
-          <w:szCs w:val="21"/>
-          <w:shd w:val="clear" w:color="auto" w:fill="FFFFFF"/>
-        </w:rPr>
-      </w:pPr>
-    </w:p>
-    <w:p>
-      <w:pPr>
-        <w:pStyle w:val="HTML"/>
-        <w:shd w:val="clear" w:color="auto" w:fill="FFFFFF"/>
-        <w:rPr>
-          <w:rStyle w:val="a3"/>
-          <w:rFonts w:ascii="Arial" w:hAnsi="Arial" w:cs="Arial"/>
-          <w:color w:val="666D70"/>
-          <w:sz w:val="21"/>
-          <w:szCs w:val="21"/>
-          <w:shd w:val="clear" w:color="auto" w:fill="FFFFFF"/>
-        </w:rPr>
-      </w:pPr>
-      <w:r>
-        <w:rPr>
-          <w:rStyle w:val="a3"/>
-          <w:rFonts w:ascii="Arial" w:hAnsi="Arial" w:cs="Arial"/>
-          <w:color w:val="666D70"/>
-          <w:sz w:val="21"/>
-          <w:szCs w:val="21"/>
-          <w:shd w:val="clear" w:color="auto" w:fill="FFFFFF"/>
-        </w:rPr>
         <w:t>команды</w:t>
       </w:r>
       <w:r>
@@ -10338,7 +11688,6 @@
           <w:shd w:val="clear" w:color="auto" w:fill="FFFFFF"/>
           <w:lang w:val="en-US"/>
         </w:rPr>
-        <w:lastRenderedPageBreak/>
         <w:t>dpkg</w:t>
       </w:r>
       <w:proofErr w:type="spellEnd"/>
@@ -12461,19 +13810,19 @@
         </w:rPr>
         <w:t>формат</w:t>
       </w:r>
+      <w:r>
+        <w:rPr>
+          <w:rStyle w:val="a3"/>
+          <w:rFonts w:ascii="Arial" w:hAnsi="Arial" w:cs="Arial"/>
+          <w:b w:val="0"/>
+          <w:color w:val="666D70"/>
+          <w:sz w:val="21"/>
+          <w:szCs w:val="21"/>
+          <w:shd w:val="clear" w:color="auto" w:fill="FFFFFF"/>
+        </w:rPr>
+        <w:t xml:space="preserve"> :</w:t>
+      </w:r>
       <w:proofErr w:type="gramEnd"/>
-      <w:r>
-        <w:rPr>
-          <w:rStyle w:val="a3"/>
-          <w:rFonts w:ascii="Arial" w:hAnsi="Arial" w:cs="Arial"/>
-          <w:b w:val="0"/>
-          <w:color w:val="666D70"/>
-          <w:sz w:val="21"/>
-          <w:szCs w:val="21"/>
-          <w:shd w:val="clear" w:color="auto" w:fill="FFFFFF"/>
-        </w:rPr>
-        <w:t xml:space="preserve"> :</w:t>
-      </w:r>
     </w:p>
     <w:p>
       <w:pPr>
@@ -13933,7 +15282,7 @@
     </w:p>
     <w:sectPr>
       <w:pgSz w:w="11906" w:h="16838" w:code="9"/>
-      <w:pgMar w:top="720" w:right="720" w:bottom="720" w:left="720" w:header="708" w:footer="708" w:gutter="0"/>
+      <w:pgMar w:top="426" w:right="424" w:bottom="142" w:left="426" w:header="708" w:footer="708" w:gutter="0"/>
       <w:cols w:space="708"/>
       <w:docGrid w:linePitch="360"/>
     </w:sectPr>
@@ -14719,7 +16068,7 @@
 </file>
 
 <file path=customXml/itemProps1.xml><?xml version="1.0" encoding="utf-8"?>
-<ds:datastoreItem xmlns:ds="http://schemas.openxmlformats.org/officeDocument/2006/customXml" ds:itemID="{FEEBE6AD-C0FC-49D0-BF65-AF31454C1AA1}">
+<ds:datastoreItem xmlns:ds="http://schemas.openxmlformats.org/officeDocument/2006/customXml" ds:itemID="{37522F0D-ED1D-42A9-B28B-0D12384F1E75}">
   <ds:schemaRefs>
     <ds:schemaRef ds:uri="http://schemas.openxmlformats.org/officeDocument/2006/bibliography"/>
   </ds:schemaRefs>

--- a/Linux записи.docx
+++ b/Linux записи.docx
@@ -6,7 +6,6 @@
       <w:pPr>
         <w:rPr>
           <w:b/>
-          <w:lang w:val="en-US"/>
         </w:rPr>
       </w:pPr>
       <w:proofErr w:type="spellStart"/>
@@ -28,7 +27,13 @@
           <w:b/>
           <w:lang w:val="en-US"/>
         </w:rPr>
-        <w:t>LINUX:</w:t>
+        <w:t>LINUX</w:t>
+      </w:r>
+      <w:r>
+        <w:rPr>
+          <w:b/>
+        </w:rPr>
+        <w:t>:</w:t>
       </w:r>
     </w:p>
     <w:p>
@@ -124,11 +129,6 @@
       </w:r>
     </w:p>
     <w:p>
-      <w:pPr>
-        <w:rPr>
-          <w:lang w:val="en-US"/>
-        </w:rPr>
-      </w:pPr>
       <w:proofErr w:type="spellStart"/>
       <w:r>
         <w:rPr>
@@ -438,27 +438,21 @@
       </w:r>
       <w:proofErr w:type="spellEnd"/>
       <w:r>
-        <w:rPr>
-          <w:lang w:val="en-US"/>
-        </w:rPr>
-        <w:t xml:space="preserve"> aux</w:t>
-      </w:r>
-      <w:r>
-        <w:rPr>
-          <w:lang w:val="en-US"/>
-        </w:rPr>
+        <w:t xml:space="preserve"> </w:t>
+      </w:r>
+      <w:r>
+        <w:rPr>
+          <w:lang w:val="en-US"/>
+        </w:rPr>
+        <w:t>aux</w:t>
+      </w:r>
+      <w:r>
         <w:tab/>
       </w:r>
       <w:r>
-        <w:rPr>
-          <w:lang w:val="en-US"/>
-        </w:rPr>
         <w:tab/>
       </w:r>
       <w:r>
-        <w:rPr>
-          <w:lang w:val="en-US"/>
-        </w:rPr>
         <w:tab/>
       </w:r>
       <w:r>
@@ -466,6 +460,11 @@
       </w:r>
     </w:p>
     <w:p>
+      <w:pPr>
+        <w:rPr>
+          <w:lang w:val="en-US"/>
+        </w:rPr>
+      </w:pPr>
       <w:proofErr w:type="spellStart"/>
       <w:r>
         <w:rPr>
@@ -516,7 +515,13 @@
         <w:t>сервисе</w:t>
       </w:r>
     </w:p>
-    <w:p/>
+    <w:p>
+      <w:pPr>
+        <w:rPr>
+          <w:lang w:val="en-US"/>
+        </w:rPr>
+      </w:pPr>
+    </w:p>
     <w:p>
       <w:pPr>
         <w:rPr>
@@ -1031,343 +1036,529 @@
         <w:t>интерфейсы)</w:t>
       </w:r>
     </w:p>
-    <w:p/>
-    <w:p>
-      <w:pPr>
-        <w:rPr>
-          <w:b/>
-          <w:lang w:val="en-US"/>
-        </w:rPr>
-      </w:pPr>
-      <w:proofErr w:type="spellStart"/>
-      <w:r>
-        <w:rPr>
-          <w:b/>
-        </w:rPr>
-        <w:t>логи</w:t>
-      </w:r>
-      <w:proofErr w:type="spellEnd"/>
-      <w:r>
-        <w:rPr>
-          <w:b/>
-          <w:lang w:val="en-US"/>
-        </w:rPr>
-        <w:t>:</w:t>
-      </w:r>
-    </w:p>
-    <w:p/>
-    <w:p>
-      <w:r>
-        <w:rPr>
-          <w:lang w:val="en-US"/>
-        </w:rPr>
-        <w:t>tail</w:t>
-      </w:r>
-      <w:r>
+    <w:p>
+      <w:pPr>
+        <w:rPr>
+          <w:lang w:val="en-US"/>
+        </w:rPr>
+      </w:pPr>
+      <w:proofErr w:type="spellStart"/>
+      <w:r>
+        <w:rPr>
+          <w:lang w:val="en-US"/>
+        </w:rPr>
+        <w:t>tcpdump</w:t>
+      </w:r>
+      <w:proofErr w:type="spellEnd"/>
+      <w:r>
+        <w:rPr>
+          <w:lang w:val="en-US"/>
+        </w:rPr>
         <w:t xml:space="preserve"> -</w:t>
       </w:r>
-      <w:r>
-        <w:rPr>
-          <w:lang w:val="en-US"/>
-        </w:rPr>
-        <w:t>f</w:t>
-      </w:r>
-      <w:r>
-        <w:t xml:space="preserve"> </w:t>
-      </w:r>
-      <w:r>
-        <w:t>-</w:t>
-      </w:r>
-      <w:r>
-        <w:rPr>
-          <w:lang w:val="en-US"/>
-        </w:rPr>
-        <w:t>n</w:t>
-      </w:r>
-      <w:r>
-        <w:t xml:space="preserve">50 </w:t>
-      </w:r>
-      <w:r>
-        <w:t>/</w:t>
-      </w:r>
-      <w:proofErr w:type="spellStart"/>
-      <w:r>
-        <w:rPr>
-          <w:lang w:val="en-US"/>
-        </w:rPr>
-        <w:t>var</w:t>
-      </w:r>
-      <w:proofErr w:type="spellEnd"/>
-      <w:r>
-        <w:t>/</w:t>
-      </w:r>
-      <w:r>
-        <w:rPr>
-          <w:lang w:val="en-US"/>
-        </w:rPr>
-        <w:t>log</w:t>
-      </w:r>
-      <w:r>
-        <w:t>/</w:t>
-      </w:r>
-      <w:r>
-        <w:rPr>
-          <w:lang w:val="en-US"/>
-        </w:rPr>
-        <w:t>syslog</w:t>
-      </w:r>
-      <w:r>
-        <w:tab/>
-      </w:r>
-      <w:r>
-        <w:rPr>
-          <w:lang w:val="en-US"/>
-        </w:rPr>
-        <w:t>tail</w:t>
-      </w:r>
-      <w:r>
-        <w:t xml:space="preserve"> </w:t>
-      </w:r>
-      <w:r>
-        <w:t xml:space="preserve">вывод </w:t>
-      </w:r>
-      <w:proofErr w:type="spellStart"/>
-      <w:r>
-        <w:t>посл</w:t>
-      </w:r>
-      <w:proofErr w:type="spellEnd"/>
-      <w:r>
-        <w:t xml:space="preserve"> 10 строк файла</w:t>
-      </w:r>
-      <w:r>
-        <w:t>, -</w:t>
-      </w:r>
-      <w:r>
-        <w:rPr>
-          <w:lang w:val="en-US"/>
-        </w:rPr>
-        <w:t>f</w:t>
-      </w:r>
-      <w:r>
-        <w:t xml:space="preserve"> (</w:t>
-      </w:r>
-      <w:r>
-        <w:rPr>
-          <w:lang w:val="en-US"/>
-        </w:rPr>
-        <w:t>follow</w:t>
-      </w:r>
-      <w:r>
-        <w:t>)</w:t>
-      </w:r>
-      <w:r>
-        <w:t xml:space="preserve"> вывод в </w:t>
-      </w:r>
-      <w:proofErr w:type="spellStart"/>
-      <w:r>
-        <w:t>реаль</w:t>
-      </w:r>
-      <w:proofErr w:type="spellEnd"/>
-      <w:r>
-        <w:t xml:space="preserve"> времени, –</w:t>
-      </w:r>
-      <w:r>
-        <w:rPr>
-          <w:lang w:val="en-US"/>
-        </w:rPr>
-        <w:t>n</w:t>
-      </w:r>
-      <w:r>
-        <w:t xml:space="preserve">50 </w:t>
-      </w:r>
-      <w:r>
-        <w:t>вывод</w:t>
-      </w:r>
-      <w:r>
-        <w:t xml:space="preserve">50 </w:t>
-      </w:r>
-      <w:r>
-        <w:t>строк</w:t>
-      </w:r>
-    </w:p>
-    <w:p>
-      <w:r>
-        <w:t>/</w:t>
-      </w:r>
-      <w:proofErr w:type="spellStart"/>
-      <w:r>
-        <w:t>var</w:t>
-      </w:r>
-      <w:proofErr w:type="spellEnd"/>
-      <w:r>
-        <w:t>/</w:t>
-      </w:r>
-      <w:proofErr w:type="spellStart"/>
-      <w:r>
-        <w:t>log</w:t>
-      </w:r>
-      <w:proofErr w:type="spellEnd"/>
-      <w:r>
-        <w:t>/auth.log</w:t>
-      </w:r>
-      <w:r>
-        <w:tab/>
-      </w:r>
-      <w:r>
-        <w:tab/>
-      </w:r>
-      <w:proofErr w:type="spellStart"/>
-      <w:r>
-        <w:t>логи</w:t>
-      </w:r>
-      <w:proofErr w:type="spellEnd"/>
-      <w:r>
-        <w:t xml:space="preserve"> авторизаций</w:t>
-      </w:r>
-    </w:p>
-    <w:p>
-      <w:r>
-        <w:t>/</w:t>
-      </w:r>
-      <w:proofErr w:type="spellStart"/>
-      <w:r>
-        <w:rPr>
-          <w:lang w:val="en-US"/>
-        </w:rPr>
-        <w:t>var</w:t>
-      </w:r>
-      <w:proofErr w:type="spellEnd"/>
-      <w:r>
-        <w:t>/</w:t>
-      </w:r>
-      <w:r>
-        <w:rPr>
-          <w:lang w:val="en-US"/>
-        </w:rPr>
-        <w:t>log</w:t>
-      </w:r>
-      <w:r>
-        <w:t>/</w:t>
-      </w:r>
-      <w:r>
-        <w:rPr>
-          <w:lang w:val="en-US"/>
-        </w:rPr>
-        <w:t>kern</w:t>
-      </w:r>
-      <w:r>
-        <w:t>.</w:t>
-      </w:r>
-      <w:r>
-        <w:rPr>
-          <w:lang w:val="en-US"/>
-        </w:rPr>
-        <w:t>log</w:t>
-      </w:r>
-      <w:r>
-        <w:tab/>
-      </w:r>
-      <w:r>
-        <w:tab/>
-      </w:r>
-      <w:proofErr w:type="spellStart"/>
-      <w:r>
-        <w:t>логи</w:t>
-      </w:r>
-      <w:proofErr w:type="spellEnd"/>
-      <w:r>
-        <w:t xml:space="preserve"> ядра системы, так же </w:t>
-      </w:r>
-      <w:proofErr w:type="spellStart"/>
-      <w:r>
-        <w:rPr>
-          <w:lang w:val="en-US"/>
-        </w:rPr>
-        <w:t>dmesg</w:t>
-      </w:r>
-      <w:proofErr w:type="spellEnd"/>
-      <w:r>
+      <w:proofErr w:type="spellStart"/>
+      <w:r>
+        <w:rPr>
+          <w:lang w:val="en-US"/>
+        </w:rPr>
+        <w:t>i</w:t>
+      </w:r>
+      <w:proofErr w:type="spellEnd"/>
+      <w:r>
+        <w:rPr>
+          <w:lang w:val="en-US"/>
+        </w:rPr>
+        <w:t xml:space="preserve"> </w:t>
+      </w:r>
+      <w:r>
+        <w:rPr>
+          <w:lang w:val="en-US"/>
+        </w:rPr>
+        <w:t>any</w:t>
+      </w:r>
+      <w:r>
+        <w:rPr>
+          <w:lang w:val="en-US"/>
+        </w:rPr>
+        <w:t xml:space="preserve"> </w:t>
+      </w:r>
+      <w:r>
+        <w:rPr>
+          <w:lang w:val="en-US"/>
+        </w:rPr>
+        <w:t>port</w:t>
+      </w:r>
+      <w:r>
+        <w:rPr>
+          <w:lang w:val="en-US"/>
+        </w:rPr>
+        <w:t xml:space="preserve"> 22</w:t>
+      </w:r>
+      <w:r>
+        <w:rPr>
+          <w:lang w:val="en-US"/>
+        </w:rPr>
+        <w:t xml:space="preserve"> or port 80</w:t>
+      </w:r>
+      <w:r>
+        <w:rPr>
+          <w:lang w:val="en-US"/>
+        </w:rPr>
         <w:t xml:space="preserve"> -</w:t>
       </w:r>
-      <w:r>
-        <w:rPr>
-          <w:lang w:val="en-US"/>
-        </w:rPr>
-        <w:t>T</w:t>
-      </w:r>
-    </w:p>
-    <w:p>
-      <w:proofErr w:type="spellStart"/>
-      <w:r>
-        <w:rPr>
-          <w:lang w:val="en-US"/>
-        </w:rPr>
-        <w:t>journalctl</w:t>
-      </w:r>
-      <w:proofErr w:type="spellEnd"/>
-      <w:r>
-        <w:rPr>
-          <w:lang w:val="en-US"/>
-        </w:rPr>
-        <w:t xml:space="preserve">  -</w:t>
-      </w:r>
-      <w:proofErr w:type="spellStart"/>
-      <w:r>
-        <w:rPr>
-          <w:lang w:val="en-US"/>
-        </w:rPr>
-        <w:t>xeu</w:t>
-      </w:r>
-      <w:proofErr w:type="spellEnd"/>
-      <w:r>
-        <w:rPr>
-          <w:lang w:val="en-US"/>
-        </w:rPr>
-        <w:t xml:space="preserve"> </w:t>
-      </w:r>
-      <w:proofErr w:type="spellStart"/>
-      <w:r>
-        <w:rPr>
-          <w:lang w:val="en-US"/>
-        </w:rPr>
-        <w:t>nginx</w:t>
-      </w:r>
-      <w:proofErr w:type="spellEnd"/>
-      <w:r>
-        <w:rPr>
-          <w:lang w:val="en-US"/>
-        </w:rPr>
-        <w:tab/>
-      </w:r>
-      <w:r>
-        <w:rPr>
-          <w:lang w:val="en-US"/>
-        </w:rPr>
-        <w:tab/>
-      </w:r>
-      <w:proofErr w:type="spellStart"/>
-      <w:r>
-        <w:t>логи</w:t>
-      </w:r>
-      <w:proofErr w:type="spellEnd"/>
-      <w:r>
-        <w:t xml:space="preserve"> сервиса</w:t>
+      <w:proofErr w:type="spellStart"/>
+      <w:r>
+        <w:rPr>
+          <w:lang w:val="en-US"/>
+        </w:rPr>
+        <w:t>nn</w:t>
+      </w:r>
+      <w:proofErr w:type="spellEnd"/>
+      <w:r>
+        <w:rPr>
+          <w:lang w:val="en-US"/>
+        </w:rPr>
+        <w:t xml:space="preserve"> </w:t>
+      </w:r>
+      <w:r>
+        <w:t>два</w:t>
+      </w:r>
+      <w:r>
+        <w:rPr>
+          <w:lang w:val="en-US"/>
+        </w:rPr>
+        <w:t xml:space="preserve"> </w:t>
+      </w:r>
+      <w:r>
+        <w:t>порта</w:t>
       </w:r>
       <w:bookmarkStart w:id="0" w:name="_GoBack"/>
       <w:bookmarkEnd w:id="0"/>
     </w:p>
     <w:p>
       <w:pPr>
-        <w:pStyle w:val="HTML"/>
-        <w:shd w:val="clear" w:color="auto" w:fill="FFFFFF"/>
-        <w:rPr>
-          <w:rStyle w:val="a3"/>
-          <w:rFonts w:ascii="Arial" w:hAnsi="Arial" w:cs="Arial"/>
-          <w:color w:val="666D70"/>
-          <w:sz w:val="21"/>
-          <w:szCs w:val="21"/>
-          <w:shd w:val="clear" w:color="auto" w:fill="FFFFFF"/>
-          <w:lang w:val="en-US"/>
+        <w:rPr>
+          <w:b/>
+          <w:lang w:val="en-US"/>
+        </w:rPr>
+      </w:pPr>
+      <w:proofErr w:type="spellStart"/>
+      <w:r>
+        <w:rPr>
+          <w:b/>
+        </w:rPr>
+        <w:t>логи</w:t>
+      </w:r>
+      <w:proofErr w:type="spellEnd"/>
+      <w:r>
+        <w:rPr>
+          <w:b/>
+          <w:lang w:val="en-US"/>
+        </w:rPr>
+        <w:t>:</w:t>
+      </w:r>
+    </w:p>
+    <w:p>
+      <w:pPr>
+        <w:rPr>
+          <w:lang w:val="en-US"/>
+        </w:rPr>
+      </w:pPr>
+    </w:p>
+    <w:p>
+      <w:pPr>
+        <w:rPr>
+          <w:lang w:val="en-US"/>
+        </w:rPr>
+      </w:pPr>
+      <w:r>
+        <w:rPr>
+          <w:lang w:val="en-US"/>
+        </w:rPr>
+        <w:t>tail</w:t>
+      </w:r>
+      <w:r>
+        <w:rPr>
+          <w:lang w:val="en-US"/>
+        </w:rPr>
+        <w:t xml:space="preserve"> -</w:t>
+      </w:r>
+      <w:r>
+        <w:rPr>
+          <w:lang w:val="en-US"/>
+        </w:rPr>
+        <w:t>f</w:t>
+      </w:r>
+      <w:r>
+        <w:rPr>
+          <w:lang w:val="en-US"/>
+        </w:rPr>
+        <w:t xml:space="preserve"> </w:t>
+      </w:r>
+      <w:r>
+        <w:rPr>
+          <w:lang w:val="en-US"/>
+        </w:rPr>
+        <w:t>-</w:t>
+      </w:r>
+      <w:r>
+        <w:rPr>
+          <w:lang w:val="en-US"/>
+        </w:rPr>
+        <w:t>n</w:t>
+      </w:r>
+      <w:r>
+        <w:rPr>
+          <w:lang w:val="en-US"/>
+        </w:rPr>
+        <w:t xml:space="preserve">50 </w:t>
+      </w:r>
+      <w:r>
+        <w:rPr>
+          <w:lang w:val="en-US"/>
+        </w:rPr>
+        <w:t>/</w:t>
+      </w:r>
+      <w:proofErr w:type="spellStart"/>
+      <w:r>
+        <w:rPr>
+          <w:lang w:val="en-US"/>
+        </w:rPr>
+        <w:t>var</w:t>
+      </w:r>
+      <w:proofErr w:type="spellEnd"/>
+      <w:r>
+        <w:rPr>
+          <w:lang w:val="en-US"/>
+        </w:rPr>
+        <w:t>/</w:t>
+      </w:r>
+      <w:r>
+        <w:rPr>
+          <w:lang w:val="en-US"/>
+        </w:rPr>
+        <w:t>log</w:t>
+      </w:r>
+      <w:r>
+        <w:rPr>
+          <w:lang w:val="en-US"/>
+        </w:rPr>
+        <w:t>/</w:t>
+      </w:r>
+      <w:r>
+        <w:rPr>
+          <w:lang w:val="en-US"/>
+        </w:rPr>
+        <w:t>syslog</w:t>
+      </w:r>
+      <w:r>
+        <w:rPr>
+          <w:lang w:val="en-US"/>
+        </w:rPr>
+        <w:tab/>
+      </w:r>
+      <w:r>
+        <w:rPr>
+          <w:lang w:val="en-US"/>
+        </w:rPr>
+        <w:t>tail</w:t>
+      </w:r>
+      <w:r>
+        <w:rPr>
+          <w:lang w:val="en-US"/>
+        </w:rPr>
+        <w:t xml:space="preserve"> </w:t>
+      </w:r>
+      <w:r>
+        <w:t>вывод</w:t>
+      </w:r>
+      <w:r>
+        <w:rPr>
+          <w:lang w:val="en-US"/>
+        </w:rPr>
+        <w:t xml:space="preserve"> </w:t>
+      </w:r>
+      <w:proofErr w:type="spellStart"/>
+      <w:r>
+        <w:t>посл</w:t>
+      </w:r>
+      <w:proofErr w:type="spellEnd"/>
+      <w:r>
+        <w:rPr>
+          <w:lang w:val="en-US"/>
+        </w:rPr>
+        <w:t xml:space="preserve"> 10 </w:t>
+      </w:r>
+      <w:r>
+        <w:t>строк</w:t>
+      </w:r>
+      <w:r>
+        <w:rPr>
+          <w:lang w:val="en-US"/>
+        </w:rPr>
+        <w:t xml:space="preserve"> </w:t>
+      </w:r>
+      <w:r>
+        <w:t>файла</w:t>
+      </w:r>
+      <w:r>
+        <w:rPr>
+          <w:lang w:val="en-US"/>
+        </w:rPr>
+        <w:t>, -</w:t>
+      </w:r>
+      <w:r>
+        <w:rPr>
+          <w:lang w:val="en-US"/>
+        </w:rPr>
+        <w:t>f</w:t>
+      </w:r>
+      <w:r>
+        <w:rPr>
+          <w:lang w:val="en-US"/>
+        </w:rPr>
+        <w:t xml:space="preserve"> (</w:t>
+      </w:r>
+      <w:r>
+        <w:rPr>
+          <w:lang w:val="en-US"/>
+        </w:rPr>
+        <w:t>follow</w:t>
+      </w:r>
+      <w:r>
+        <w:rPr>
+          <w:lang w:val="en-US"/>
+        </w:rPr>
+        <w:t xml:space="preserve">) </w:t>
+      </w:r>
+      <w:r>
+        <w:t>вывод</w:t>
+      </w:r>
+      <w:r>
+        <w:rPr>
+          <w:lang w:val="en-US"/>
+        </w:rPr>
+        <w:t xml:space="preserve"> </w:t>
+      </w:r>
+      <w:r>
+        <w:t>в</w:t>
+      </w:r>
+      <w:r>
+        <w:rPr>
+          <w:lang w:val="en-US"/>
+        </w:rPr>
+        <w:t xml:space="preserve"> </w:t>
+      </w:r>
+      <w:proofErr w:type="spellStart"/>
+      <w:r>
+        <w:t>реаль</w:t>
+      </w:r>
+      <w:proofErr w:type="spellEnd"/>
+      <w:r>
+        <w:rPr>
+          <w:lang w:val="en-US"/>
+        </w:rPr>
+        <w:t xml:space="preserve"> </w:t>
+      </w:r>
+      <w:r>
+        <w:t>времени</w:t>
+      </w:r>
+      <w:r>
+        <w:rPr>
+          <w:lang w:val="en-US"/>
+        </w:rPr>
+        <w:t>, –</w:t>
+      </w:r>
+      <w:r>
+        <w:rPr>
+          <w:lang w:val="en-US"/>
+        </w:rPr>
+        <w:t>n</w:t>
+      </w:r>
+      <w:r>
+        <w:rPr>
+          <w:lang w:val="en-US"/>
+        </w:rPr>
+        <w:t xml:space="preserve">50 </w:t>
+      </w:r>
+      <w:r>
+        <w:t>вывод</w:t>
+      </w:r>
+      <w:r>
+        <w:rPr>
+          <w:lang w:val="en-US"/>
+        </w:rPr>
+        <w:t xml:space="preserve">50 </w:t>
+      </w:r>
+      <w:r>
+        <w:t>строк</w:t>
+      </w:r>
+    </w:p>
+    <w:p>
+      <w:r>
+        <w:t>/</w:t>
+      </w:r>
+      <w:proofErr w:type="spellStart"/>
+      <w:r>
+        <w:t>var</w:t>
+      </w:r>
+      <w:proofErr w:type="spellEnd"/>
+      <w:r>
+        <w:t>/</w:t>
+      </w:r>
+      <w:proofErr w:type="spellStart"/>
+      <w:r>
+        <w:t>log</w:t>
+      </w:r>
+      <w:proofErr w:type="spellEnd"/>
+      <w:r>
+        <w:t>/auth.log</w:t>
+      </w:r>
+      <w:r>
+        <w:tab/>
+      </w:r>
+      <w:r>
+        <w:tab/>
+      </w:r>
+      <w:proofErr w:type="spellStart"/>
+      <w:r>
+        <w:t>логи</w:t>
+      </w:r>
+      <w:proofErr w:type="spellEnd"/>
+      <w:r>
+        <w:t xml:space="preserve"> авторизаций</w:t>
+      </w:r>
+    </w:p>
+    <w:p>
+      <w:r>
+        <w:t>/</w:t>
+      </w:r>
+      <w:proofErr w:type="spellStart"/>
+      <w:r>
+        <w:rPr>
+          <w:lang w:val="en-US"/>
+        </w:rPr>
+        <w:t>var</w:t>
+      </w:r>
+      <w:proofErr w:type="spellEnd"/>
+      <w:r>
+        <w:t>/</w:t>
+      </w:r>
+      <w:r>
+        <w:rPr>
+          <w:lang w:val="en-US"/>
+        </w:rPr>
+        <w:t>log</w:t>
+      </w:r>
+      <w:r>
+        <w:t>/</w:t>
+      </w:r>
+      <w:r>
+        <w:rPr>
+          <w:lang w:val="en-US"/>
+        </w:rPr>
+        <w:t>kern</w:t>
+      </w:r>
+      <w:r>
+        <w:t>.</w:t>
+      </w:r>
+      <w:r>
+        <w:rPr>
+          <w:lang w:val="en-US"/>
+        </w:rPr>
+        <w:t>log</w:t>
+      </w:r>
+      <w:r>
+        <w:tab/>
+      </w:r>
+      <w:r>
+        <w:tab/>
+      </w:r>
+      <w:proofErr w:type="spellStart"/>
+      <w:r>
+        <w:t>логи</w:t>
+      </w:r>
+      <w:proofErr w:type="spellEnd"/>
+      <w:r>
+        <w:t xml:space="preserve"> ядра системы, так же </w:t>
+      </w:r>
+      <w:proofErr w:type="spellStart"/>
+      <w:r>
+        <w:rPr>
+          <w:lang w:val="en-US"/>
+        </w:rPr>
+        <w:t>dmesg</w:t>
+      </w:r>
+      <w:proofErr w:type="spellEnd"/>
+      <w:r>
+        <w:t xml:space="preserve"> -</w:t>
+      </w:r>
+      <w:r>
+        <w:rPr>
+          <w:lang w:val="en-US"/>
+        </w:rPr>
+        <w:t>T</w:t>
+      </w:r>
+    </w:p>
+    <w:p>
+      <w:proofErr w:type="spellStart"/>
+      <w:proofErr w:type="gramStart"/>
+      <w:r>
+        <w:rPr>
+          <w:lang w:val="en-US"/>
+        </w:rPr>
+        <w:t>journalctl</w:t>
+      </w:r>
+      <w:proofErr w:type="spellEnd"/>
+      <w:r>
+        <w:t xml:space="preserve">  -</w:t>
+      </w:r>
+      <w:proofErr w:type="spellStart"/>
+      <w:proofErr w:type="gramEnd"/>
+      <w:r>
+        <w:rPr>
+          <w:lang w:val="en-US"/>
+        </w:rPr>
+        <w:t>xeu</w:t>
+      </w:r>
+      <w:proofErr w:type="spellEnd"/>
+      <w:r>
+        <w:t xml:space="preserve"> </w:t>
+      </w:r>
+      <w:proofErr w:type="spellStart"/>
+      <w:r>
+        <w:rPr>
+          <w:lang w:val="en-US"/>
+        </w:rPr>
+        <w:t>nginx</w:t>
+      </w:r>
+      <w:proofErr w:type="spellEnd"/>
+      <w:r>
+        <w:tab/>
+      </w:r>
+      <w:r>
+        <w:tab/>
+      </w:r>
+      <w:proofErr w:type="spellStart"/>
+      <w:r>
+        <w:t>логи</w:t>
+      </w:r>
+      <w:proofErr w:type="spellEnd"/>
+      <w:r>
+        <w:t xml:space="preserve"> сервиса</w:t>
+      </w:r>
+    </w:p>
+    <w:p>
+      <w:pPr>
+        <w:pStyle w:val="HTML"/>
+        <w:shd w:val="clear" w:color="auto" w:fill="FFFFFF"/>
+        <w:rPr>
+          <w:rStyle w:val="a3"/>
+          <w:rFonts w:ascii="Arial" w:hAnsi="Arial" w:cs="Arial"/>
+          <w:color w:val="666D70"/>
+          <w:sz w:val="21"/>
+          <w:szCs w:val="21"/>
+          <w:shd w:val="clear" w:color="auto" w:fill="FFFFFF"/>
         </w:rPr>
       </w:pPr>
       <w:r>
@@ -1375,9 +1566,6 @@
         <w:t>Разрешить</w:t>
       </w:r>
       <w:r>
-        <w:rPr>
-          <w:lang w:val="en-US"/>
-        </w:rPr>
         <w:t xml:space="preserve"> </w:t>
       </w:r>
       <w:r>
@@ -1387,18 +1575,12 @@
         <w:t>root</w:t>
       </w:r>
       <w:r>
-        <w:rPr>
-          <w:lang w:val="en-US"/>
-        </w:rPr>
         <w:t xml:space="preserve"> </w:t>
       </w:r>
       <w:r>
         <w:t>по</w:t>
       </w:r>
       <w:r>
-        <w:rPr>
-          <w:lang w:val="en-US"/>
-        </w:rPr>
         <w:t xml:space="preserve"> </w:t>
       </w:r>
       <w:proofErr w:type="spellStart"/>
@@ -1410,9 +1592,6 @@
       </w:r>
       <w:proofErr w:type="spellEnd"/>
       <w:r>
-        <w:rPr>
-          <w:lang w:val="en-US"/>
-        </w:rPr>
         <w:t xml:space="preserve">: </w:t>
       </w:r>
       <w:r>
@@ -1420,7 +1599,6 @@
           <w:rFonts w:ascii="Consolas" w:hAnsi="Consolas" w:cs="Consolas"/>
           <w:color w:val="5A7B8C"/>
           <w:shd w:val="clear" w:color="auto" w:fill="EBF8FF"/>
-          <w:lang w:val="en-US"/>
         </w:rPr>
         <w:t>/</w:t>
       </w:r>
@@ -1440,7 +1618,6 @@
           <w:rFonts w:ascii="Consolas" w:hAnsi="Consolas" w:cs="Consolas"/>
           <w:color w:val="5A7B8C"/>
           <w:shd w:val="clear" w:color="auto" w:fill="EBF8FF"/>
-          <w:lang w:val="en-US"/>
         </w:rPr>
         <w:t>/</w:t>
       </w:r>
@@ -1460,7 +1637,6 @@
           <w:rFonts w:ascii="Consolas" w:hAnsi="Consolas" w:cs="Consolas"/>
           <w:color w:val="5A7B8C"/>
           <w:shd w:val="clear" w:color="auto" w:fill="EBF8FF"/>
-          <w:lang w:val="en-US"/>
         </w:rPr>
         <w:t>/</w:t>
       </w:r>
@@ -1474,15 +1650,16 @@
         </w:rPr>
         <w:t>sshd</w:t>
       </w:r>
+      <w:proofErr w:type="spellEnd"/>
       <w:r>
         <w:rPr>
           <w:rFonts w:ascii="Consolas" w:hAnsi="Consolas" w:cs="Consolas"/>
           <w:color w:val="5A7B8C"/>
           <w:shd w:val="clear" w:color="auto" w:fill="EBF8FF"/>
-          <w:lang w:val="en-US"/>
         </w:rPr>
         <w:t>_</w:t>
       </w:r>
+      <w:proofErr w:type="spellStart"/>
       <w:r>
         <w:rPr>
           <w:rFonts w:ascii="Consolas" w:hAnsi="Consolas" w:cs="Consolas"/>
@@ -1498,7 +1675,6 @@
           <w:rFonts w:ascii="Consolas" w:hAnsi="Consolas" w:cs="Consolas"/>
           <w:color w:val="5A7B8C"/>
           <w:shd w:val="clear" w:color="auto" w:fill="EBF8FF"/>
-          <w:lang w:val="en-US"/>
         </w:rPr>
         <w:t xml:space="preserve">    </w:t>
       </w:r>
@@ -1524,7 +1700,6 @@
           <w:sz w:val="21"/>
           <w:szCs w:val="21"/>
           <w:shd w:val="clear" w:color="auto" w:fill="FFFFFF"/>
-          <w:lang w:val="en-US"/>
         </w:rPr>
         <w:t xml:space="preserve"> </w:t>
       </w:r>
@@ -1553,22 +1728,22 @@
           <w:sz w:val="21"/>
           <w:szCs w:val="21"/>
           <w:shd w:val="clear" w:color="auto" w:fill="FFFFFF"/>
-          <w:lang w:val="en-US"/>
-        </w:rPr>
-      </w:pPr>
-    </w:p>
-    <w:p>
-      <w:pPr>
-        <w:pStyle w:val="HTML"/>
-        <w:shd w:val="clear" w:color="auto" w:fill="FFFFFF"/>
-        <w:rPr>
-          <w:rStyle w:val="a3"/>
-          <w:rFonts w:ascii="Arial" w:hAnsi="Arial" w:cs="Arial"/>
-          <w:b w:val="0"/>
-          <w:color w:val="666D70"/>
-          <w:sz w:val="21"/>
-          <w:szCs w:val="21"/>
-          <w:shd w:val="clear" w:color="auto" w:fill="FFFFFF"/>
+        </w:rPr>
+      </w:pPr>
+    </w:p>
+    <w:p>
+      <w:pPr>
+        <w:pStyle w:val="HTML"/>
+        <w:shd w:val="clear" w:color="auto" w:fill="FFFFFF"/>
+        <w:rPr>
+          <w:rStyle w:val="a3"/>
+          <w:rFonts w:ascii="Arial" w:hAnsi="Arial" w:cs="Arial"/>
+          <w:b w:val="0"/>
+          <w:color w:val="666D70"/>
+          <w:sz w:val="21"/>
+          <w:szCs w:val="21"/>
+          <w:shd w:val="clear" w:color="auto" w:fill="FFFFFF"/>
+          <w:lang w:val="en-US"/>
         </w:rPr>
       </w:pPr>
       <w:r>
@@ -1592,6 +1767,7 @@
           <w:sz w:val="21"/>
           <w:szCs w:val="21"/>
           <w:shd w:val="clear" w:color="auto" w:fill="FFFFFF"/>
+          <w:lang w:val="en-US"/>
         </w:rPr>
         <w:t xml:space="preserve"> </w:t>
       </w:r>
@@ -1619,6 +1795,7 @@
           <w:sz w:val="21"/>
           <w:szCs w:val="21"/>
           <w:shd w:val="clear" w:color="auto" w:fill="FFFFFF"/>
+          <w:lang w:val="en-US"/>
         </w:rPr>
         <w:t xml:space="preserve"> </w:t>
       </w:r>
@@ -1627,6 +1804,7 @@
           <w:rFonts w:ascii="Consolas" w:hAnsi="Consolas" w:cs="Consolas"/>
           <w:color w:val="5A7B8C"/>
           <w:shd w:val="clear" w:color="auto" w:fill="EBF8FF"/>
+          <w:lang w:val="en-US"/>
         </w:rPr>
         <w:t>/</w:t>
       </w:r>
@@ -1646,6 +1824,7 @@
           <w:rFonts w:ascii="Consolas" w:hAnsi="Consolas" w:cs="Consolas"/>
           <w:color w:val="5A7B8C"/>
           <w:shd w:val="clear" w:color="auto" w:fill="EBF8FF"/>
+          <w:lang w:val="en-US"/>
         </w:rPr>
         <w:t>/</w:t>
       </w:r>
@@ -1665,6 +1844,7 @@
           <w:rFonts w:ascii="Consolas" w:hAnsi="Consolas" w:cs="Consolas"/>
           <w:color w:val="5A7B8C"/>
           <w:shd w:val="clear" w:color="auto" w:fill="EBF8FF"/>
+          <w:lang w:val="en-US"/>
         </w:rPr>
         <w:t>/</w:t>
       </w:r>
@@ -1678,16 +1858,15 @@
         </w:rPr>
         <w:t>ssh</w:t>
       </w:r>
-      <w:proofErr w:type="spellEnd"/>
       <w:r>
         <w:rPr>
           <w:rFonts w:ascii="Consolas" w:hAnsi="Consolas" w:cs="Consolas"/>
           <w:color w:val="5A7B8C"/>
           <w:shd w:val="clear" w:color="auto" w:fill="EBF8FF"/>
+          <w:lang w:val="en-US"/>
         </w:rPr>
         <w:t>_</w:t>
       </w:r>
-      <w:proofErr w:type="spellStart"/>
       <w:r>
         <w:rPr>
           <w:rFonts w:ascii="Consolas" w:hAnsi="Consolas" w:cs="Consolas"/>
@@ -1711,6 +1890,7 @@
           <w:sz w:val="21"/>
           <w:szCs w:val="21"/>
           <w:shd w:val="clear" w:color="auto" w:fill="FFFFFF"/>
+          <w:lang w:val="en-US"/>
         </w:rPr>
       </w:pPr>
     </w:p>
@@ -16068,7 +16248,7 @@
 </file>
 
 <file path=customXml/itemProps1.xml><?xml version="1.0" encoding="utf-8"?>
-<ds:datastoreItem xmlns:ds="http://schemas.openxmlformats.org/officeDocument/2006/customXml" ds:itemID="{37522F0D-ED1D-42A9-B28B-0D12384F1E75}">
+<ds:datastoreItem xmlns:ds="http://schemas.openxmlformats.org/officeDocument/2006/customXml" ds:itemID="{F2765C2D-F89E-4495-9C4D-EC4CCF4F1DB3}">
   <ds:schemaRefs>
     <ds:schemaRef ds:uri="http://schemas.openxmlformats.org/officeDocument/2006/bibliography"/>
   </ds:schemaRefs>
